--- a/LearningMaterial/A4_Interview_notes_Architecture_Patterns.docx
+++ b/LearningMaterial/A4_Interview_notes_Architecture_Patterns.docx
@@ -26,6 +26,121 @@
     <w:p/>
     <w:p>
       <w:r>
+        <w:rPr>
+          <w:noProof/>
+        </w:rPr>
+        <w:drawing>
+          <wp:inline distT="0" distB="0" distL="0" distR="0" wp14:anchorId="62110C31" wp14:editId="5A8E7095">
+            <wp:extent cx="4257675" cy="4257675"/>
+            <wp:effectExtent l="0" t="0" r="9525" b="9525"/>
+            <wp:docPr id="1628341204" name="Picture 1" descr="In system design interviews, highlight Two-Phase Commit (2PC): a  distributed algorithm for ensuring atomic transactions across systems. Phase  1: prepare and vote; Phase 2: commit or abort. Guarantees consistency but  adds latency"/>
+            <wp:cNvGraphicFramePr>
+              <a:graphicFrameLocks xmlns:a="http://schemas.openxmlformats.org/drawingml/2006/main" noChangeAspect="1"/>
+            </wp:cNvGraphicFramePr>
+            <a:graphic xmlns:a="http://schemas.openxmlformats.org/drawingml/2006/main">
+              <a:graphicData uri="http://schemas.openxmlformats.org/drawingml/2006/picture">
+                <pic:pic xmlns:pic="http://schemas.openxmlformats.org/drawingml/2006/picture">
+                  <pic:nvPicPr>
+                    <pic:cNvPr id="0" name="Picture 1" descr="In system design interviews, highlight Two-Phase Commit (2PC): a  distributed algorithm for ensuring atomic transactions across systems. Phase  1: prepare and vote; Phase 2: commit or abort. Guarantees consistency but  adds latency"/>
+                    <pic:cNvPicPr>
+                      <a:picLocks noChangeAspect="1" noChangeArrowheads="1"/>
+                    </pic:cNvPicPr>
+                  </pic:nvPicPr>
+                  <pic:blipFill>
+                    <a:blip r:embed="rId5">
+                      <a:extLst>
+                        <a:ext uri="{28A0092B-C50C-407E-A947-70E740481C1C}">
+                          <a14:useLocalDpi xmlns:a14="http://schemas.microsoft.com/office/drawing/2010/main" val="0"/>
+                        </a:ext>
+                      </a:extLst>
+                    </a:blip>
+                    <a:srcRect/>
+                    <a:stretch>
+                      <a:fillRect/>
+                    </a:stretch>
+                  </pic:blipFill>
+                  <pic:spPr bwMode="auto">
+                    <a:xfrm>
+                      <a:off x="0" y="0"/>
+                      <a:ext cx="4257675" cy="4257675"/>
+                    </a:xfrm>
+                    <a:prstGeom prst="rect">
+                      <a:avLst/>
+                    </a:prstGeom>
+                    <a:noFill/>
+                    <a:ln>
+                      <a:noFill/>
+                    </a:ln>
+                  </pic:spPr>
+                </pic:pic>
+              </a:graphicData>
+            </a:graphic>
+          </wp:inline>
+        </w:drawing>
+      </w:r>
+    </w:p>
+    <w:p/>
+    <w:p>
+      <w:r>
+        <w:rPr>
+          <w:noProof/>
+        </w:rPr>
+        <w:lastRenderedPageBreak/>
+        <w:drawing>
+          <wp:inline distT="0" distB="0" distL="0" distR="0" wp14:anchorId="23716919" wp14:editId="6DD70927">
+            <wp:extent cx="5943600" cy="4260850"/>
+            <wp:effectExtent l="0" t="0" r="0" b="6350"/>
+            <wp:docPr id="577498161" name="Picture 2" descr="1: The 2 phase commit protocol | Download Scientific Diagram"/>
+            <wp:cNvGraphicFramePr>
+              <a:graphicFrameLocks xmlns:a="http://schemas.openxmlformats.org/drawingml/2006/main" noChangeAspect="1"/>
+            </wp:cNvGraphicFramePr>
+            <a:graphic xmlns:a="http://schemas.openxmlformats.org/drawingml/2006/main">
+              <a:graphicData uri="http://schemas.openxmlformats.org/drawingml/2006/picture">
+                <pic:pic xmlns:pic="http://schemas.openxmlformats.org/drawingml/2006/picture">
+                  <pic:nvPicPr>
+                    <pic:cNvPr id="0" name="Picture 3" descr="1: The 2 phase commit protocol | Download Scientific Diagram"/>
+                    <pic:cNvPicPr>
+                      <a:picLocks noChangeAspect="1" noChangeArrowheads="1"/>
+                    </pic:cNvPicPr>
+                  </pic:nvPicPr>
+                  <pic:blipFill>
+                    <a:blip r:embed="rId6">
+                      <a:extLst>
+                        <a:ext uri="{28A0092B-C50C-407E-A947-70E740481C1C}">
+                          <a14:useLocalDpi xmlns:a14="http://schemas.microsoft.com/office/drawing/2010/main" val="0"/>
+                        </a:ext>
+                      </a:extLst>
+                    </a:blip>
+                    <a:srcRect/>
+                    <a:stretch>
+                      <a:fillRect/>
+                    </a:stretch>
+                  </pic:blipFill>
+                  <pic:spPr bwMode="auto">
+                    <a:xfrm>
+                      <a:off x="0" y="0"/>
+                      <a:ext cx="5943600" cy="4260850"/>
+                    </a:xfrm>
+                    <a:prstGeom prst="rect">
+                      <a:avLst/>
+                    </a:prstGeom>
+                    <a:noFill/>
+                    <a:ln>
+                      <a:noFill/>
+                    </a:ln>
+                  </pic:spPr>
+                </pic:pic>
+              </a:graphicData>
+            </a:graphic>
+          </wp:inline>
+        </w:drawing>
+      </w:r>
+    </w:p>
+    <w:p/>
+    <w:p/>
+    <w:p/>
+    <w:p>
+      <w:r>
         <w:t>It is mainly used when one logical transaction spans multiple databases or services, and you want atomicity across them.</w:t>
       </w:r>
     </w:p>
@@ -44,6 +159,7 @@
     <w:p/>
     <w:p>
       <w:r>
+        <w:lastRenderedPageBreak/>
         <w:t>That is why it has two phases:</w:t>
       </w:r>
     </w:p>
@@ -127,6 +243,7 @@
     <w:p/>
     <w:p>
       <w:r>
+        <w:lastRenderedPageBreak/>
         <w:t>## Phase 2: Commit or Abort</w:t>
       </w:r>
     </w:p>
@@ -239,8 +356,115 @@
     <w:p/>
     <w:p>
       <w:r>
+        <w:t>Without 2PC, one database might commit while another fails, leaving the system in an inconsistent state.</w:t>
+      </w:r>
+    </w:p>
+    <w:p/>
+    <w:p>
+      <w:r>
+        <w:t>---</w:t>
+      </w:r>
+    </w:p>
+    <w:p/>
+    <w:p>
+      <w:r>
+        <w:t>## Benefits</w:t>
+      </w:r>
+    </w:p>
+    <w:p/>
+    <w:p>
+      <w:r>
+        <w:t>- Provides **atomic commit** across multiple participants</w:t>
+      </w:r>
+    </w:p>
+    <w:p>
+      <w:r>
+        <w:t>- Simple conceptual model</w:t>
+      </w:r>
+    </w:p>
+    <w:p>
+      <w:r>
+        <w:t>- Helps preserve consistency in distributed transactions</w:t>
+      </w:r>
+    </w:p>
+    <w:p/>
+    <w:p>
+      <w:r>
+        <w:t>---</w:t>
+      </w:r>
+    </w:p>
+    <w:p/>
+    <w:p>
+      <w:r>
+        <w:t>## Problems and trade-offs</w:t>
+      </w:r>
+    </w:p>
+    <w:p/>
+    <w:p>
+      <w:r>
         <w:lastRenderedPageBreak/>
-        <w:t>Without 2PC, one database might commit while another fails, leaving the system in an inconsistent state.</w:t>
+        <w:t>2PC is powerful, but it has serious drawbacks.</w:t>
+      </w:r>
+    </w:p>
+    <w:p/>
+    <w:p>
+      <w:r>
+        <w:t>### 1. Blocking</w:t>
+      </w:r>
+    </w:p>
+    <w:p>
+      <w:r>
+        <w:t>If the coordinator crashes after participants have voted yes but before the final decision, participants may have to wait while holding locks.</w:t>
+      </w:r>
+    </w:p>
+    <w:p/>
+    <w:p>
+      <w:r>
+        <w:t>This can block other transactions and reduce availability.</w:t>
+      </w:r>
+    </w:p>
+    <w:p/>
+    <w:p>
+      <w:r>
+        <w:t>### 2. Latency</w:t>
+      </w:r>
+    </w:p>
+    <w:p>
+      <w:r>
+        <w:t>It requires multiple network round trips, so it is slower than a local transaction.</w:t>
+      </w:r>
+    </w:p>
+    <w:p/>
+    <w:p>
+      <w:r>
+        <w:t>### 3. Reduced availability</w:t>
+      </w:r>
+    </w:p>
+    <w:p>
+      <w:r>
+        <w:t>If one participant is down, the whole transaction may fail or stall.</w:t>
+      </w:r>
+    </w:p>
+    <w:p/>
+    <w:p>
+      <w:r>
+        <w:t>### 4. Tightly coupled</w:t>
+      </w:r>
+    </w:p>
+    <w:p>
+      <w:r>
+        <w:t>Participants must coordinate closely, which makes systems harder to scale and operate independently.</w:t>
+      </w:r>
+    </w:p>
+    <w:p/>
+    <w:p>
+      <w:r>
+        <w:t>### 5. Not ideal for microservices</w:t>
+      </w:r>
+    </w:p>
+    <w:p>
+      <w:r>
+        <w:t>In microservices, 2PC is often avoided because it conflicts with service autonomy and availability goals.</w:t>
       </w:r>
     </w:p>
     <w:p/>
@@ -252,23 +476,61 @@
     <w:p/>
     <w:p>
       <w:r>
-        <w:t>## Benefits</w:t>
-      </w:r>
-    </w:p>
-    <w:p/>
-    <w:p>
-      <w:r>
-        <w:t>- Provides **atomic commit** across multiple participants</w:t>
-      </w:r>
-    </w:p>
-    <w:p>
-      <w:r>
-        <w:t>- Simple conceptual model</w:t>
-      </w:r>
-    </w:p>
-    <w:p>
-      <w:r>
-        <w:t>- Helps preserve consistency in distributed transactions</w:t>
+        <w:lastRenderedPageBreak/>
+        <w:t>## 2PC in practice</w:t>
+      </w:r>
+    </w:p>
+    <w:p/>
+    <w:p>
+      <w:r>
+        <w:t>In modern distributed systems, 2PC is often avoided in favor of:</w:t>
+      </w:r>
+    </w:p>
+    <w:p>
+      <w:r>
+        <w:t>- **Saga pattern**</w:t>
+      </w:r>
+    </w:p>
+    <w:p>
+      <w:r>
+        <w:t>- **eventual consistency**</w:t>
+      </w:r>
+    </w:p>
+    <w:p>
+      <w:r>
+        <w:t>- **compensating transactions**</w:t>
+      </w:r>
+    </w:p>
+    <w:p>
+      <w:r>
+        <w:t>- **outbox pattern**</w:t>
+      </w:r>
+    </w:p>
+    <w:p/>
+    <w:p>
+      <w:r>
+        <w:t>These are usually more scalable and resilient in microservices environments.</w:t>
+      </w:r>
+    </w:p>
+    <w:p/>
+    <w:p>
+      <w:r>
+        <w:t>2PC is still more common in:</w:t>
+      </w:r>
+    </w:p>
+    <w:p>
+      <w:r>
+        <w:t>- traditional distributed databases</w:t>
+      </w:r>
+    </w:p>
+    <w:p>
+      <w:r>
+        <w:t>- tightly controlled enterprise systems</w:t>
+      </w:r>
+    </w:p>
+    <w:p>
+      <w:r>
+        <w:t>- systems where strong atomicity is more important than availability</w:t>
       </w:r>
     </w:p>
     <w:p/>
@@ -280,75 +542,66 @@
     <w:p/>
     <w:p>
       <w:r>
-        <w:t>## Problems and trade-offs</w:t>
-      </w:r>
-    </w:p>
-    <w:p/>
-    <w:p>
-      <w:r>
-        <w:t>2PC is powerful, but it has serious drawbacks.</w:t>
-      </w:r>
-    </w:p>
-    <w:p/>
-    <w:p>
-      <w:r>
-        <w:t>### 1. Blocking</w:t>
-      </w:r>
-    </w:p>
-    <w:p>
-      <w:r>
-        <w:t>If the coordinator crashes after participants have voted yes but before the final decision, participants may have to wait while holding locks.</w:t>
-      </w:r>
-    </w:p>
-    <w:p/>
-    <w:p>
-      <w:r>
-        <w:t>This can block other transactions and reduce availability.</w:t>
-      </w:r>
-    </w:p>
-    <w:p/>
-    <w:p>
-      <w:r>
-        <w:t>### 2. Latency</w:t>
+        <w:t>## 2PC vs Saga</w:t>
+      </w:r>
+    </w:p>
+    <w:p/>
+    <w:p>
+      <w:r>
+        <w:t>### 2PC</w:t>
+      </w:r>
+    </w:p>
+    <w:p>
+      <w:r>
+        <w:t>- guarantees atomic commit</w:t>
+      </w:r>
+    </w:p>
+    <w:p>
+      <w:r>
+        <w:t>- blocks on failures</w:t>
+      </w:r>
+    </w:p>
+    <w:p>
+      <w:r>
+        <w:t>- tightly coordinated</w:t>
       </w:r>
     </w:p>
     <w:p>
       <w:r>
         <w:lastRenderedPageBreak/>
-        <w:t>It requires multiple network round trips, so it is slower than a local transaction.</w:t>
-      </w:r>
-    </w:p>
-    <w:p/>
-    <w:p>
-      <w:r>
-        <w:t>### 3. Reduced availability</w:t>
-      </w:r>
-    </w:p>
-    <w:p>
-      <w:r>
-        <w:t>If one participant is down, the whole transaction may fail or stall.</w:t>
-      </w:r>
-    </w:p>
-    <w:p/>
-    <w:p>
-      <w:r>
-        <w:t>### 4. Tightly coupled</w:t>
-      </w:r>
-    </w:p>
-    <w:p>
-      <w:r>
-        <w:t>Participants must coordinate closely, which makes systems harder to scale and operate independently.</w:t>
-      </w:r>
-    </w:p>
-    <w:p/>
-    <w:p>
-      <w:r>
-        <w:t>### 5. Not ideal for microservices</w:t>
-      </w:r>
-    </w:p>
-    <w:p>
-      <w:r>
-        <w:t>In microservices, 2PC is often avoided because it conflicts with service autonomy and availability goals.</w:t>
+        <w:t>- stronger consistency</w:t>
+      </w:r>
+    </w:p>
+    <w:p/>
+    <w:p>
+      <w:r>
+        <w:t>### Saga</w:t>
+      </w:r>
+    </w:p>
+    <w:p>
+      <w:r>
+        <w:t>- uses local transactions plus compensating actions</w:t>
+      </w:r>
+    </w:p>
+    <w:p>
+      <w:r>
+        <w:t>- no global lock across services</w:t>
+      </w:r>
+    </w:p>
+    <w:p>
+      <w:r>
+        <w:t>- more available and scalable</w:t>
+      </w:r>
+    </w:p>
+    <w:p>
+      <w:r>
+        <w:t>- eventual consistency instead of strict atomicity</w:t>
+      </w:r>
+    </w:p>
+    <w:p/>
+    <w:p>
+      <w:r>
+        <w:t>In microservices, Saga is usually preferred.</w:t>
       </w:r>
     </w:p>
     <w:p/>
@@ -360,183 +613,47 @@
     <w:p/>
     <w:p>
       <w:r>
-        <w:t>## 2PC in practice</w:t>
-      </w:r>
-    </w:p>
-    <w:p/>
-    <w:p>
-      <w:r>
-        <w:t>In modern distributed systems, 2PC is often avoided in favor of:</w:t>
-      </w:r>
-    </w:p>
-    <w:p>
-      <w:r>
-        <w:t>- **Saga pattern**</w:t>
-      </w:r>
-    </w:p>
-    <w:p>
-      <w:r>
-        <w:t>- **eventual consistency**</w:t>
-      </w:r>
-    </w:p>
-    <w:p>
-      <w:r>
-        <w:t>- **compensating transactions**</w:t>
-      </w:r>
-    </w:p>
-    <w:p>
-      <w:r>
-        <w:t>- **outbox pattern**</w:t>
+        <w:t>## Simple mental model</w:t>
+      </w:r>
+    </w:p>
+    <w:p/>
+    <w:p>
+      <w:r>
+        <w:t>Think of 2PC like a group vote:</w:t>
+      </w:r>
+    </w:p>
+    <w:p>
+      <w:r>
+        <w:t>- first everyone promises they are ready</w:t>
+      </w:r>
+    </w:p>
+    <w:p>
+      <w:r>
+        <w:t>- then everyone commits together</w:t>
+      </w:r>
+    </w:p>
+    <w:p/>
+    <w:p>
+      <w:r>
+        <w:t>If one person says no, nobody proceeds.</w:t>
+      </w:r>
+    </w:p>
+    <w:p/>
+    <w:p>
+      <w:r>
+        <w:t>---</w:t>
+      </w:r>
+    </w:p>
+    <w:p/>
+    <w:p>
+      <w:r>
+        <w:t>## Quick interview answer</w:t>
       </w:r>
     </w:p>
     <w:p/>
     <w:p>
       <w:r>
         <w:lastRenderedPageBreak/>
-        <w:t>These are usually more scalable and resilient in microservices environments.</w:t>
-      </w:r>
-    </w:p>
-    <w:p/>
-    <w:p>
-      <w:r>
-        <w:t>2PC is still more common in:</w:t>
-      </w:r>
-    </w:p>
-    <w:p>
-      <w:r>
-        <w:t>- traditional distributed databases</w:t>
-      </w:r>
-    </w:p>
-    <w:p>
-      <w:r>
-        <w:t>- tightly controlled enterprise systems</w:t>
-      </w:r>
-    </w:p>
-    <w:p>
-      <w:r>
-        <w:t>- systems where strong atomicity is more important than availability</w:t>
-      </w:r>
-    </w:p>
-    <w:p/>
-    <w:p>
-      <w:r>
-        <w:t>---</w:t>
-      </w:r>
-    </w:p>
-    <w:p/>
-    <w:p>
-      <w:r>
-        <w:t>## 2PC vs Saga</w:t>
-      </w:r>
-    </w:p>
-    <w:p/>
-    <w:p>
-      <w:r>
-        <w:t>### 2PC</w:t>
-      </w:r>
-    </w:p>
-    <w:p>
-      <w:r>
-        <w:t>- guarantees atomic commit</w:t>
-      </w:r>
-    </w:p>
-    <w:p>
-      <w:r>
-        <w:t>- blocks on failures</w:t>
-      </w:r>
-    </w:p>
-    <w:p>
-      <w:r>
-        <w:t>- tightly coordinated</w:t>
-      </w:r>
-    </w:p>
-    <w:p>
-      <w:r>
-        <w:t>- stronger consistency</w:t>
-      </w:r>
-    </w:p>
-    <w:p/>
-    <w:p>
-      <w:r>
-        <w:t>### Saga</w:t>
-      </w:r>
-    </w:p>
-    <w:p>
-      <w:r>
-        <w:t>- uses local transactions plus compensating actions</w:t>
-      </w:r>
-    </w:p>
-    <w:p>
-      <w:r>
-        <w:t>- no global lock across services</w:t>
-      </w:r>
-    </w:p>
-    <w:p>
-      <w:r>
-        <w:t>- more available and scalable</w:t>
-      </w:r>
-    </w:p>
-    <w:p>
-      <w:r>
-        <w:t>- eventual consistency instead of strict atomicity</w:t>
-      </w:r>
-    </w:p>
-    <w:p/>
-    <w:p>
-      <w:r>
-        <w:lastRenderedPageBreak/>
-        <w:t>In microservices, Saga is usually preferred.</w:t>
-      </w:r>
-    </w:p>
-    <w:p/>
-    <w:p>
-      <w:r>
-        <w:t>---</w:t>
-      </w:r>
-    </w:p>
-    <w:p/>
-    <w:p>
-      <w:r>
-        <w:t>## Simple mental model</w:t>
-      </w:r>
-    </w:p>
-    <w:p/>
-    <w:p>
-      <w:r>
-        <w:t>Think of 2PC like a group vote:</w:t>
-      </w:r>
-    </w:p>
-    <w:p>
-      <w:r>
-        <w:t>- first everyone promises they are ready</w:t>
-      </w:r>
-    </w:p>
-    <w:p>
-      <w:r>
-        <w:t>- then everyone commits together</w:t>
-      </w:r>
-    </w:p>
-    <w:p/>
-    <w:p>
-      <w:r>
-        <w:t>If one person says no, nobody proceeds.</w:t>
-      </w:r>
-    </w:p>
-    <w:p/>
-    <w:p>
-      <w:r>
-        <w:t>---</w:t>
-      </w:r>
-    </w:p>
-    <w:p/>
-    <w:p>
-      <w:r>
-        <w:t>## Quick interview answer</w:t>
-      </w:r>
-    </w:p>
-    <w:p/>
-    <w:p>
-      <w:r>
         <w:t>&gt; Two-Phase Commit is a distributed transaction protocol that ensures all participants in a transaction either commit or abort together. In phase one, the coordinator asks each participant to prepare and vote yes or no. In phase two, if all vote yes, the coordinator sends commit, otherwise abort. It provides atomicity but can block, add latency, and reduce availability, which is why microservices often prefer Saga instead.</w:t>
       </w:r>
     </w:p>
@@ -553,7 +670,6 @@
     </w:p>
     <w:p>
       <w:r>
-        <w:lastRenderedPageBreak/>
         <w:t>2. **2PC vs Saga**</w:t>
       </w:r>
     </w:p>
@@ -632,6 +748,7 @@
     </w:p>
     <w:p>
       <w:r>
+        <w:lastRenderedPageBreak/>
         <w:t>**Queries**: requests that **read state**</w:t>
       </w:r>
     </w:p>
@@ -647,6 +764,118 @@
       </w:r>
     </w:p>
     <w:p/>
+    <w:p>
+      <w:r>
+        <w:rPr>
+          <w:noProof/>
+        </w:rPr>
+        <w:drawing>
+          <wp:inline distT="0" distB="0" distL="0" distR="0" wp14:anchorId="37C0DC54" wp14:editId="32177F8B">
+            <wp:extent cx="5943600" cy="4329430"/>
+            <wp:effectExtent l="0" t="0" r="0" b="0"/>
+            <wp:docPr id="2034015567" name="Picture 4" descr="CQRS"/>
+            <wp:cNvGraphicFramePr>
+              <a:graphicFrameLocks xmlns:a="http://schemas.openxmlformats.org/drawingml/2006/main" noChangeAspect="1"/>
+            </wp:cNvGraphicFramePr>
+            <a:graphic xmlns:a="http://schemas.openxmlformats.org/drawingml/2006/main">
+              <a:graphicData uri="http://schemas.openxmlformats.org/drawingml/2006/picture">
+                <pic:pic xmlns:pic="http://schemas.openxmlformats.org/drawingml/2006/picture">
+                  <pic:nvPicPr>
+                    <pic:cNvPr id="0" name="Picture 7" descr="CQRS"/>
+                    <pic:cNvPicPr>
+                      <a:picLocks noChangeAspect="1" noChangeArrowheads="1"/>
+                    </pic:cNvPicPr>
+                  </pic:nvPicPr>
+                  <pic:blipFill>
+                    <a:blip r:embed="rId7">
+                      <a:extLst>
+                        <a:ext uri="{28A0092B-C50C-407E-A947-70E740481C1C}">
+                          <a14:useLocalDpi xmlns:a14="http://schemas.microsoft.com/office/drawing/2010/main" val="0"/>
+                        </a:ext>
+                      </a:extLst>
+                    </a:blip>
+                    <a:srcRect/>
+                    <a:stretch>
+                      <a:fillRect/>
+                    </a:stretch>
+                  </pic:blipFill>
+                  <pic:spPr bwMode="auto">
+                    <a:xfrm>
+                      <a:off x="0" y="0"/>
+                      <a:ext cx="5943600" cy="4329430"/>
+                    </a:xfrm>
+                    <a:prstGeom prst="rect">
+                      <a:avLst/>
+                    </a:prstGeom>
+                    <a:noFill/>
+                    <a:ln>
+                      <a:noFill/>
+                    </a:ln>
+                  </pic:spPr>
+                </pic:pic>
+              </a:graphicData>
+            </a:graphic>
+          </wp:inline>
+        </w:drawing>
+      </w:r>
+    </w:p>
+    <w:p>
+      <w:r>
+        <w:rPr>
+          <w:noProof/>
+        </w:rPr>
+        <w:lastRenderedPageBreak/>
+        <w:drawing>
+          <wp:inline distT="0" distB="0" distL="0" distR="0" wp14:anchorId="1204EB98" wp14:editId="583BD195">
+            <wp:extent cx="5943600" cy="3761740"/>
+            <wp:effectExtent l="0" t="0" r="0" b="0"/>
+            <wp:docPr id="1146839012" name="Picture 3" descr="CQRS Design Pattern: Independent Read &amp; Write Database Scaling in  Microservice | by 🚀 Backend Scaling Playbook | Medium"/>
+            <wp:cNvGraphicFramePr>
+              <a:graphicFrameLocks xmlns:a="http://schemas.openxmlformats.org/drawingml/2006/main" noChangeAspect="1"/>
+            </wp:cNvGraphicFramePr>
+            <a:graphic xmlns:a="http://schemas.openxmlformats.org/drawingml/2006/main">
+              <a:graphicData uri="http://schemas.openxmlformats.org/drawingml/2006/picture">
+                <pic:pic xmlns:pic="http://schemas.openxmlformats.org/drawingml/2006/picture">
+                  <pic:nvPicPr>
+                    <pic:cNvPr id="0" name="Picture 5" descr="CQRS Design Pattern: Independent Read &amp; Write Database Scaling in  Microservice | by 🚀 Backend Scaling Playbook | Medium"/>
+                    <pic:cNvPicPr>
+                      <a:picLocks noChangeAspect="1" noChangeArrowheads="1"/>
+                    </pic:cNvPicPr>
+                  </pic:nvPicPr>
+                  <pic:blipFill>
+                    <a:blip r:embed="rId8">
+                      <a:extLst>
+                        <a:ext uri="{28A0092B-C50C-407E-A947-70E740481C1C}">
+                          <a14:useLocalDpi xmlns:a14="http://schemas.microsoft.com/office/drawing/2010/main" val="0"/>
+                        </a:ext>
+                      </a:extLst>
+                    </a:blip>
+                    <a:srcRect/>
+                    <a:stretch>
+                      <a:fillRect/>
+                    </a:stretch>
+                  </pic:blipFill>
+                  <pic:spPr bwMode="auto">
+                    <a:xfrm>
+                      <a:off x="0" y="0"/>
+                      <a:ext cx="5943600" cy="3761740"/>
+                    </a:xfrm>
+                    <a:prstGeom prst="rect">
+                      <a:avLst/>
+                    </a:prstGeom>
+                    <a:noFill/>
+                    <a:ln>
+                      <a:noFill/>
+                    </a:ln>
+                  </pic:spPr>
+                </pic:pic>
+              </a:graphicData>
+            </a:graphic>
+          </wp:inline>
+        </w:drawing>
+      </w:r>
+    </w:p>
+    <w:p/>
     <w:p/>
     <w:p/>
     <w:p>
@@ -684,6 +913,7 @@
     <w:p/>
     <w:p>
       <w:r>
+        <w:lastRenderedPageBreak/>
         <w:t>### Benefits</w:t>
       </w:r>
     </w:p>
@@ -741,44 +971,44 @@
     <w:p/>
     <w:p>
       <w:r>
+        <w:t>Because of that, CQRS is usually worth it only when the domain is complex or the read/write workloads are very different.</w:t>
+      </w:r>
+    </w:p>
+    <w:p/>
+    <w:p>
+      <w:r>
+        <w:t>### Simple example</w:t>
+      </w:r>
+    </w:p>
+    <w:p>
+      <w:r>
+        <w:t>Suppose you have an e-commerce app:</w:t>
+      </w:r>
+    </w:p>
+    <w:p/>
+    <w:p>
+      <w:r>
+        <w:t>**Command side**: `PlaceOrder`</w:t>
+      </w:r>
+    </w:p>
+    <w:p>
+      <w:r>
+        <w:t>checks inventory</w:t>
+      </w:r>
+    </w:p>
+    <w:p>
+      <w:r>
+        <w:t>reserves stock</w:t>
+      </w:r>
+    </w:p>
+    <w:p>
+      <w:r>
+        <w:t>writes order to the database</w:t>
+      </w:r>
+    </w:p>
+    <w:p>
+      <w:r>
         <w:lastRenderedPageBreak/>
-        <w:t>Because of that, CQRS is usually worth it only when the domain is complex or the read/write workloads are very different.</w:t>
-      </w:r>
-    </w:p>
-    <w:p/>
-    <w:p>
-      <w:r>
-        <w:t>### Simple example</w:t>
-      </w:r>
-    </w:p>
-    <w:p>
-      <w:r>
-        <w:t>Suppose you have an e-commerce app:</w:t>
-      </w:r>
-    </w:p>
-    <w:p/>
-    <w:p>
-      <w:r>
-        <w:t>**Command side**: `PlaceOrder`</w:t>
-      </w:r>
-    </w:p>
-    <w:p>
-      <w:r>
-        <w:t>checks inventory</w:t>
-      </w:r>
-    </w:p>
-    <w:p>
-      <w:r>
-        <w:t>reserves stock</w:t>
-      </w:r>
-    </w:p>
-    <w:p>
-      <w:r>
-        <w:t>writes order to the database</w:t>
-      </w:r>
-    </w:p>
-    <w:p>
-      <w:r>
         <w:t>**Query side**: `GetOrderSummary`</w:t>
       </w:r>
     </w:p>
@@ -861,6 +1091,7 @@
     <w:p/>
     <w:p>
       <w:r>
+        <w:lastRenderedPageBreak/>
         <w:t>If you want, I can also explain:</w:t>
       </w:r>
     </w:p>
@@ -904,32 +1135,32 @@
       </w:pPr>
       <w:bookmarkStart w:id="2" w:name="_Toc234595916"/>
       <w:r>
+        <w:t>Event Sourcing</w:t>
+      </w:r>
+      <w:bookmarkEnd w:id="2"/>
+    </w:p>
+    <w:p/>
+    <w:p>
+      <w:r>
+        <w:t>**Event Sourcing** is a design pattern where you **store every change to an application’s state as an event**, instead of storing only the current state.</w:t>
+      </w:r>
+    </w:p>
+    <w:p/>
+    <w:p>
+      <w:r>
+        <w:t>So rather than saving:</w:t>
+      </w:r>
+    </w:p>
+    <w:p/>
+    <w:p>
+      <w:r>
+        <w:t>- `Account balance = 500`</w:t>
+      </w:r>
+    </w:p>
+    <w:p/>
+    <w:p>
+      <w:r>
         <w:lastRenderedPageBreak/>
-        <w:t>Event Sourcing</w:t>
-      </w:r>
-      <w:bookmarkEnd w:id="2"/>
-    </w:p>
-    <w:p/>
-    <w:p>
-      <w:r>
-        <w:t>**Event Sourcing** is a design pattern where you **store every change to an application’s state as an event**, instead of storing only the current state.</w:t>
-      </w:r>
-    </w:p>
-    <w:p/>
-    <w:p>
-      <w:r>
-        <w:t>So rather than saving:</w:t>
-      </w:r>
-    </w:p>
-    <w:p/>
-    <w:p>
-      <w:r>
-        <w:t>- `Account balance = 500`</w:t>
-      </w:r>
-    </w:p>
-    <w:p/>
-    <w:p>
-      <w:r>
         <w:t>you save the sequence of facts that led there, like:</w:t>
       </w:r>
     </w:p>
@@ -958,6 +1189,62 @@
     <w:p/>
     <w:p>
       <w:r>
+        <w:rPr>
+          <w:noProof/>
+        </w:rPr>
+        <w:drawing>
+          <wp:inline distT="0" distB="0" distL="0" distR="0" wp14:anchorId="0157075C" wp14:editId="5AB6A794">
+            <wp:extent cx="5943600" cy="3342005"/>
+            <wp:effectExtent l="0" t="0" r="0" b="0"/>
+            <wp:docPr id="366940313" name="Picture 5" descr="Event Sourcing Pattern - Distributed Design Patterns"/>
+            <wp:cNvGraphicFramePr>
+              <a:graphicFrameLocks xmlns:a="http://schemas.openxmlformats.org/drawingml/2006/main" noChangeAspect="1"/>
+            </wp:cNvGraphicFramePr>
+            <a:graphic xmlns:a="http://schemas.openxmlformats.org/drawingml/2006/main">
+              <a:graphicData uri="http://schemas.openxmlformats.org/drawingml/2006/picture">
+                <pic:pic xmlns:pic="http://schemas.openxmlformats.org/drawingml/2006/picture">
+                  <pic:nvPicPr>
+                    <pic:cNvPr id="0" name="Picture 9" descr="Event Sourcing Pattern - Distributed Design Patterns"/>
+                    <pic:cNvPicPr>
+                      <a:picLocks noChangeAspect="1" noChangeArrowheads="1"/>
+                    </pic:cNvPicPr>
+                  </pic:nvPicPr>
+                  <pic:blipFill>
+                    <a:blip r:embed="rId9">
+                      <a:extLst>
+                        <a:ext uri="{28A0092B-C50C-407E-A947-70E740481C1C}">
+                          <a14:useLocalDpi xmlns:a14="http://schemas.microsoft.com/office/drawing/2010/main" val="0"/>
+                        </a:ext>
+                      </a:extLst>
+                    </a:blip>
+                    <a:srcRect/>
+                    <a:stretch>
+                      <a:fillRect/>
+                    </a:stretch>
+                  </pic:blipFill>
+                  <pic:spPr bwMode="auto">
+                    <a:xfrm>
+                      <a:off x="0" y="0"/>
+                      <a:ext cx="5943600" cy="3342005"/>
+                    </a:xfrm>
+                    <a:prstGeom prst="rect">
+                      <a:avLst/>
+                    </a:prstGeom>
+                    <a:noFill/>
+                    <a:ln>
+                      <a:noFill/>
+                    </a:ln>
+                  </pic:spPr>
+                </pic:pic>
+              </a:graphicData>
+            </a:graphic>
+          </wp:inline>
+        </w:drawing>
+      </w:r>
+    </w:p>
+    <w:p/>
+    <w:p>
+      <w:r>
         <w:t>## Core idea</w:t>
       </w:r>
     </w:p>
@@ -976,7 +1263,6 @@
     <w:p/>
     <w:p>
       <w:r>
-        <w:lastRenderedPageBreak/>
         <w:t>That means the event log becomes the source of truth, and the current state is derived from it.</w:t>
       </w:r>
     </w:p>
@@ -1064,7 +1350,6 @@
     <w:p/>
     <w:p>
       <w:r>
-        <w:lastRenderedPageBreak/>
         <w:t>It is useful when you want:</w:t>
       </w:r>
     </w:p>
@@ -1463,6 +1748,146 @@
         <w:t>Both have different trade-offs, and real systems often use a mix of them.</w:t>
       </w:r>
     </w:p>
+    <w:p>
+      <w:pPr>
+        <w:pBdr>
+          <w:bottom w:val="single" w:sz="6" w:space="1" w:color="auto"/>
+        </w:pBdr>
+      </w:pPr>
+    </w:p>
+    <w:p/>
+    <w:p>
+      <w:r>
+        <w:rPr>
+          <w:noProof/>
+        </w:rPr>
+        <w:lastRenderedPageBreak/>
+        <w:drawing>
+          <wp:inline distT="0" distB="0" distL="0" distR="0" wp14:anchorId="4373F87B" wp14:editId="3B025826">
+            <wp:extent cx="5943600" cy="6743700"/>
+            <wp:effectExtent l="0" t="0" r="0" b="0"/>
+            <wp:docPr id="1231467647" name="Picture 6" descr="A Crash Course on Microservice Communication Patterns"/>
+            <wp:cNvGraphicFramePr>
+              <a:graphicFrameLocks xmlns:a="http://schemas.openxmlformats.org/drawingml/2006/main" noChangeAspect="1"/>
+            </wp:cNvGraphicFramePr>
+            <a:graphic xmlns:a="http://schemas.openxmlformats.org/drawingml/2006/main">
+              <a:graphicData uri="http://schemas.openxmlformats.org/drawingml/2006/picture">
+                <pic:pic xmlns:pic="http://schemas.openxmlformats.org/drawingml/2006/picture">
+                  <pic:nvPicPr>
+                    <pic:cNvPr id="0" name="Picture 11" descr="A Crash Course on Microservice Communication Patterns"/>
+                    <pic:cNvPicPr>
+                      <a:picLocks noChangeAspect="1" noChangeArrowheads="1"/>
+                    </pic:cNvPicPr>
+                  </pic:nvPicPr>
+                  <pic:blipFill>
+                    <a:blip r:embed="rId10" cstate="print">
+                      <a:extLst>
+                        <a:ext uri="{28A0092B-C50C-407E-A947-70E740481C1C}">
+                          <a14:useLocalDpi xmlns:a14="http://schemas.microsoft.com/office/drawing/2010/main" val="0"/>
+                        </a:ext>
+                      </a:extLst>
+                    </a:blip>
+                    <a:srcRect/>
+                    <a:stretch>
+                      <a:fillRect/>
+                    </a:stretch>
+                  </pic:blipFill>
+                  <pic:spPr bwMode="auto">
+                    <a:xfrm>
+                      <a:off x="0" y="0"/>
+                      <a:ext cx="5943600" cy="6743700"/>
+                    </a:xfrm>
+                    <a:prstGeom prst="rect">
+                      <a:avLst/>
+                    </a:prstGeom>
+                    <a:noFill/>
+                    <a:ln>
+                      <a:noFill/>
+                    </a:ln>
+                  </pic:spPr>
+                </pic:pic>
+              </a:graphicData>
+            </a:graphic>
+          </wp:inline>
+        </w:drawing>
+      </w:r>
+    </w:p>
+    <w:p/>
+    <w:p>
+      <w:r>
+        <w:t># 1) Why communication protocols matter</w:t>
+      </w:r>
+    </w:p>
+    <w:p/>
+    <w:p>
+      <w:r>
+        <w:lastRenderedPageBreak/>
+        <w:t>In a monolith, function calls happen inside one application. In microservices, calls happen over a network, which introduces:</w:t>
+      </w:r>
+    </w:p>
+    <w:p/>
+    <w:p>
+      <w:r>
+        <w:t>- latency</w:t>
+      </w:r>
+    </w:p>
+    <w:p>
+      <w:r>
+        <w:t>- partial failures</w:t>
+      </w:r>
+    </w:p>
+    <w:p>
+      <w:r>
+        <w:t>- retries and timeouts</w:t>
+      </w:r>
+    </w:p>
+    <w:p>
+      <w:r>
+        <w:t>- versioning issues</w:t>
+      </w:r>
+    </w:p>
+    <w:p>
+      <w:r>
+        <w:t>- security concerns</w:t>
+      </w:r>
+    </w:p>
+    <w:p>
+      <w:r>
+        <w:t>- data consistency challenges</w:t>
+      </w:r>
+    </w:p>
+    <w:p/>
+    <w:p>
+      <w:r>
+        <w:t>So the choice of communication protocol affects:</w:t>
+      </w:r>
+    </w:p>
+    <w:p/>
+    <w:p>
+      <w:r>
+        <w:t>- performance</w:t>
+      </w:r>
+    </w:p>
+    <w:p>
+      <w:r>
+        <w:t>- resilience</w:t>
+      </w:r>
+    </w:p>
+    <w:p>
+      <w:r>
+        <w:t>- scalability</w:t>
+      </w:r>
+    </w:p>
+    <w:p>
+      <w:r>
+        <w:t>- developer experience</w:t>
+      </w:r>
+    </w:p>
+    <w:p>
+      <w:r>
+        <w:t>- operational complexity</w:t>
+      </w:r>
+    </w:p>
     <w:p/>
     <w:p>
       <w:r>
@@ -1472,76 +1897,270 @@
     <w:p/>
     <w:p>
       <w:r>
-        <w:t># 1) Why communication protocols matter</w:t>
-      </w:r>
-    </w:p>
-    <w:p/>
-    <w:p>
-      <w:r>
-        <w:t>In a monolith, function calls happen inside one application. In microservices, calls happen over a network, which introduces:</w:t>
-      </w:r>
-    </w:p>
-    <w:p/>
-    <w:p>
-      <w:r>
-        <w:t>- latency</w:t>
-      </w:r>
-    </w:p>
-    <w:p>
-      <w:r>
-        <w:t>- partial failures</w:t>
-      </w:r>
-    </w:p>
-    <w:p>
-      <w:r>
-        <w:t>- retries and timeouts</w:t>
-      </w:r>
-    </w:p>
-    <w:p>
-      <w:r>
-        <w:t>- versioning issues</w:t>
-      </w:r>
-    </w:p>
-    <w:p>
-      <w:r>
-        <w:t>- security concerns</w:t>
-      </w:r>
-    </w:p>
-    <w:p>
-      <w:r>
-        <w:t>- data consistency challenges</w:t>
-      </w:r>
-    </w:p>
-    <w:p/>
-    <w:p>
-      <w:r>
-        <w:t>So the choice of communication protocol affects:</w:t>
-      </w:r>
-    </w:p>
-    <w:p/>
-    <w:p>
-      <w:r>
-        <w:t>- performance</w:t>
-      </w:r>
-    </w:p>
-    <w:p>
-      <w:r>
-        <w:t>- resilience</w:t>
-      </w:r>
-    </w:p>
-    <w:p>
-      <w:r>
-        <w:t>- scalability</w:t>
-      </w:r>
-    </w:p>
-    <w:p>
-      <w:r>
-        <w:t>- developer experience</w:t>
-      </w:r>
-    </w:p>
-    <w:p>
-      <w:r>
-        <w:t>- operational complexity</w:t>
+        <w:t># 2) Main communication styles in microservices</w:t>
+      </w:r>
+    </w:p>
+    <w:p/>
+    <w:p>
+      <w:r>
+        <w:t>## A. Synchronous communication</w:t>
+      </w:r>
+    </w:p>
+    <w:p/>
+    <w:p>
+      <w:r>
+        <w:lastRenderedPageBreak/>
+        <w:t>The client sends a request and waits for the response.</w:t>
+      </w:r>
+    </w:p>
+    <w:p/>
+    <w:p>
+      <w:r>
+        <w:t>Common protocols:</w:t>
+      </w:r>
+    </w:p>
+    <w:p>
+      <w:r>
+        <w:t>- **HTTP/REST**</w:t>
+      </w:r>
+    </w:p>
+    <w:p>
+      <w:r>
+        <w:t>- **gRPC**</w:t>
+      </w:r>
+    </w:p>
+    <w:p>
+      <w:r>
+        <w:t>- **GraphQL** in some cases</w:t>
+      </w:r>
+    </w:p>
+    <w:p>
+      <w:r>
+        <w:t>- **Thrift** in some systems</w:t>
+      </w:r>
+    </w:p>
+    <w:p/>
+    <w:p>
+      <w:r>
+        <w:rPr>
+          <w:noProof/>
+        </w:rPr>
+        <w:drawing>
+          <wp:inline distT="0" distB="0" distL="0" distR="0" wp14:anchorId="166B15ED" wp14:editId="2D8494DF">
+            <wp:extent cx="5943600" cy="3234055"/>
+            <wp:effectExtent l="0" t="0" r="0" b="4445"/>
+            <wp:docPr id="1115987607" name="Picture 7" descr="🔗 Microservices Communication Patterns: REST vs Messaging vs gRPC | by  Dolly | Stackademic"/>
+            <wp:cNvGraphicFramePr>
+              <a:graphicFrameLocks xmlns:a="http://schemas.openxmlformats.org/drawingml/2006/main" noChangeAspect="1"/>
+            </wp:cNvGraphicFramePr>
+            <a:graphic xmlns:a="http://schemas.openxmlformats.org/drawingml/2006/main">
+              <a:graphicData uri="http://schemas.openxmlformats.org/drawingml/2006/picture">
+                <pic:pic xmlns:pic="http://schemas.openxmlformats.org/drawingml/2006/picture">
+                  <pic:nvPicPr>
+                    <pic:cNvPr id="0" name="Picture 13" descr="🔗 Microservices Communication Patterns: REST vs Messaging vs gRPC | by  Dolly | Stackademic"/>
+                    <pic:cNvPicPr>
+                      <a:picLocks noChangeAspect="1" noChangeArrowheads="1"/>
+                    </pic:cNvPicPr>
+                  </pic:nvPicPr>
+                  <pic:blipFill>
+                    <a:blip r:embed="rId11">
+                      <a:extLst>
+                        <a:ext uri="{28A0092B-C50C-407E-A947-70E740481C1C}">
+                          <a14:useLocalDpi xmlns:a14="http://schemas.microsoft.com/office/drawing/2010/main" val="0"/>
+                        </a:ext>
+                      </a:extLst>
+                    </a:blip>
+                    <a:srcRect/>
+                    <a:stretch>
+                      <a:fillRect/>
+                    </a:stretch>
+                  </pic:blipFill>
+                  <pic:spPr bwMode="auto">
+                    <a:xfrm>
+                      <a:off x="0" y="0"/>
+                      <a:ext cx="5943600" cy="3234055"/>
+                    </a:xfrm>
+                    <a:prstGeom prst="rect">
+                      <a:avLst/>
+                    </a:prstGeom>
+                    <a:noFill/>
+                    <a:ln>
+                      <a:noFill/>
+                    </a:ln>
+                  </pic:spPr>
+                </pic:pic>
+              </a:graphicData>
+            </a:graphic>
+          </wp:inline>
+        </w:drawing>
+      </w:r>
+    </w:p>
+    <w:p/>
+    <w:p>
+      <w:r>
+        <w:rPr>
+          <w:noProof/>
+        </w:rPr>
+        <w:lastRenderedPageBreak/>
+        <w:drawing>
+          <wp:inline distT="0" distB="0" distL="0" distR="0" wp14:anchorId="0B8C8F8D" wp14:editId="7254E27D">
+            <wp:extent cx="5943600" cy="5943600"/>
+            <wp:effectExtent l="0" t="0" r="0" b="0"/>
+            <wp:docPr id="2039004782" name="Picture 8" descr="ByteByteGo | What is gRPC?"/>
+            <wp:cNvGraphicFramePr>
+              <a:graphicFrameLocks xmlns:a="http://schemas.openxmlformats.org/drawingml/2006/main" noChangeAspect="1"/>
+            </wp:cNvGraphicFramePr>
+            <a:graphic xmlns:a="http://schemas.openxmlformats.org/drawingml/2006/main">
+              <a:graphicData uri="http://schemas.openxmlformats.org/drawingml/2006/picture">
+                <pic:pic xmlns:pic="http://schemas.openxmlformats.org/drawingml/2006/picture">
+                  <pic:nvPicPr>
+                    <pic:cNvPr id="0" name="Picture 15" descr="ByteByteGo | What is gRPC?"/>
+                    <pic:cNvPicPr>
+                      <a:picLocks noChangeAspect="1" noChangeArrowheads="1"/>
+                    </pic:cNvPicPr>
+                  </pic:nvPicPr>
+                  <pic:blipFill>
+                    <a:blip r:embed="rId12" cstate="print">
+                      <a:extLst>
+                        <a:ext uri="{28A0092B-C50C-407E-A947-70E740481C1C}">
+                          <a14:useLocalDpi xmlns:a14="http://schemas.microsoft.com/office/drawing/2010/main" val="0"/>
+                        </a:ext>
+                      </a:extLst>
+                    </a:blip>
+                    <a:srcRect/>
+                    <a:stretch>
+                      <a:fillRect/>
+                    </a:stretch>
+                  </pic:blipFill>
+                  <pic:spPr bwMode="auto">
+                    <a:xfrm>
+                      <a:off x="0" y="0"/>
+                      <a:ext cx="5943600" cy="5943600"/>
+                    </a:xfrm>
+                    <a:prstGeom prst="rect">
+                      <a:avLst/>
+                    </a:prstGeom>
+                    <a:noFill/>
+                    <a:ln>
+                      <a:noFill/>
+                    </a:ln>
+                  </pic:spPr>
+                </pic:pic>
+              </a:graphicData>
+            </a:graphic>
+          </wp:inline>
+        </w:drawing>
+      </w:r>
+    </w:p>
+    <w:p/>
+    <w:p>
+      <w:r>
+        <w:rPr>
+          <w:noProof/>
+        </w:rPr>
+        <w:lastRenderedPageBreak/>
+        <w:drawing>
+          <wp:inline distT="0" distB="0" distL="0" distR="0" wp14:anchorId="2263FF28" wp14:editId="43F8C6D4">
+            <wp:extent cx="5943600" cy="5943600"/>
+            <wp:effectExtent l="0" t="0" r="0" b="0"/>
+            <wp:docPr id="1698521317" name="Picture 9" descr="ByteByteGo | What is GraphQL?"/>
+            <wp:cNvGraphicFramePr>
+              <a:graphicFrameLocks xmlns:a="http://schemas.openxmlformats.org/drawingml/2006/main" noChangeAspect="1"/>
+            </wp:cNvGraphicFramePr>
+            <a:graphic xmlns:a="http://schemas.openxmlformats.org/drawingml/2006/main">
+              <a:graphicData uri="http://schemas.openxmlformats.org/drawingml/2006/picture">
+                <pic:pic xmlns:pic="http://schemas.openxmlformats.org/drawingml/2006/picture">
+                  <pic:nvPicPr>
+                    <pic:cNvPr id="0" name="Picture 17" descr="ByteByteGo | What is GraphQL?"/>
+                    <pic:cNvPicPr>
+                      <a:picLocks noChangeAspect="1" noChangeArrowheads="1"/>
+                    </pic:cNvPicPr>
+                  </pic:nvPicPr>
+                  <pic:blipFill>
+                    <a:blip r:embed="rId13" cstate="print">
+                      <a:extLst>
+                        <a:ext uri="{28A0092B-C50C-407E-A947-70E740481C1C}">
+                          <a14:useLocalDpi xmlns:a14="http://schemas.microsoft.com/office/drawing/2010/main" val="0"/>
+                        </a:ext>
+                      </a:extLst>
+                    </a:blip>
+                    <a:srcRect/>
+                    <a:stretch>
+                      <a:fillRect/>
+                    </a:stretch>
+                  </pic:blipFill>
+                  <pic:spPr bwMode="auto">
+                    <a:xfrm>
+                      <a:off x="0" y="0"/>
+                      <a:ext cx="5943600" cy="5943600"/>
+                    </a:xfrm>
+                    <a:prstGeom prst="rect">
+                      <a:avLst/>
+                    </a:prstGeom>
+                    <a:noFill/>
+                    <a:ln>
+                      <a:noFill/>
+                    </a:ln>
+                  </pic:spPr>
+                </pic:pic>
+              </a:graphicData>
+            </a:graphic>
+          </wp:inline>
+        </w:drawing>
+      </w:r>
+    </w:p>
+    <w:p/>
+    <w:p>
+      <w:r>
+        <w:t>### Example</w:t>
+      </w:r>
+    </w:p>
+    <w:p>
+      <w:r>
+        <w:t>An `Order Service` calls a `Payment Service` to confirm payment before placing the order.</w:t>
+      </w:r>
+    </w:p>
+    <w:p/>
+    <w:p>
+      <w:r>
+        <w:t>### When it fits</w:t>
+      </w:r>
+    </w:p>
+    <w:p>
+      <w:r>
+        <w:lastRenderedPageBreak/>
+        <w:t>- real-time response is needed</w:t>
+      </w:r>
+    </w:p>
+    <w:p>
+      <w:r>
+        <w:t>- the caller must know the result immediately</w:t>
+      </w:r>
+    </w:p>
+    <w:p>
+      <w:r>
+        <w:t>- simple request-response interactions</w:t>
+      </w:r>
+    </w:p>
+    <w:p/>
+    <w:p>
+      <w:r>
+        <w:t>### Downsides</w:t>
+      </w:r>
+    </w:p>
+    <w:p>
+      <w:r>
+        <w:t>- tight runtime dependency between services</w:t>
+      </w:r>
+    </w:p>
+    <w:p>
+      <w:r>
+        <w:t>- if the downstream service is slow, the caller becomes slow</w:t>
+      </w:r>
+    </w:p>
+    <w:p>
+      <w:r>
+        <w:t>- cascading failures if not handled carefully</w:t>
       </w:r>
     </w:p>
     <w:p/>
@@ -1553,46 +2172,554 @@
     <w:p/>
     <w:p>
       <w:r>
-        <w:t># 2) Main communication styles in microservices</w:t>
-      </w:r>
-    </w:p>
-    <w:p/>
-    <w:p>
-      <w:r>
-        <w:t>## A. Synchronous communication</w:t>
-      </w:r>
-    </w:p>
-    <w:p/>
-    <w:p>
-      <w:r>
-        <w:t>The client sends a request and waits for the response.</w:t>
-      </w:r>
-    </w:p>
-    <w:p/>
+        <w:t>## B. Asynchronous communication</w:t>
+      </w:r>
+    </w:p>
+    <w:p/>
+    <w:p>
+      <w:r>
+        <w:t>The service sends a message and does not wait for immediate processing.</w:t>
+      </w:r>
+    </w:p>
+    <w:p/>
+    <w:p>
+      <w:r>
+        <w:t>Common protocols and tools:</w:t>
+      </w:r>
+    </w:p>
+    <w:p>
+      <w:r>
+        <w:t>- **AMQP** with RabbitMQ</w:t>
+      </w:r>
+    </w:p>
+    <w:p>
+      <w:r>
+        <w:t>- **Kafka**</w:t>
+      </w:r>
+    </w:p>
+    <w:p>
+      <w:r>
+        <w:t>- **SQS / SNS**</w:t>
+      </w:r>
+    </w:p>
+    <w:p>
+      <w:r>
+        <w:t>- **MQTT** in IoT systems</w:t>
+      </w:r>
+    </w:p>
+    <w:p>
+      <w:r>
+        <w:t>- **Event-driven messaging** via brokers</w:t>
+      </w:r>
+    </w:p>
+    <w:p/>
+    <w:p>
+      <w:r>
+        <w:t>### Example</w:t>
+      </w:r>
+    </w:p>
     <w:p>
       <w:r>
         <w:lastRenderedPageBreak/>
-        <w:t>Common protocols:</w:t>
-      </w:r>
-    </w:p>
-    <w:p>
-      <w:r>
-        <w:t>- **HTTP/REST**</w:t>
-      </w:r>
-    </w:p>
-    <w:p>
-      <w:r>
-        <w:t>- **gRPC**</w:t>
-      </w:r>
-    </w:p>
-    <w:p>
-      <w:r>
-        <w:t>- **GraphQL** in some cases</w:t>
-      </w:r>
-    </w:p>
-    <w:p>
-      <w:r>
-        <w:t>- **Thrift** in some systems</w:t>
+        <w:t xml:space="preserve">An `Order Service` publishes `OrderCreated` event.  </w:t>
+      </w:r>
+    </w:p>
+    <w:p>
+      <w:r>
+        <w:t>A `Notification Service` sends email, and an `Inventory Service` reserves stock later.</w:t>
+      </w:r>
+    </w:p>
+    <w:p/>
+    <w:p>
+      <w:r>
+        <w:t>### When it fits</w:t>
+      </w:r>
+    </w:p>
+    <w:p>
+      <w:r>
+        <w:t>- eventual consistency is acceptable</w:t>
+      </w:r>
+    </w:p>
+    <w:p>
+      <w:r>
+        <w:t>- high throughput systems</w:t>
+      </w:r>
+    </w:p>
+    <w:p>
+      <w:r>
+        <w:t>- decoupled architectures</w:t>
+      </w:r>
+    </w:p>
+    <w:p>
+      <w:r>
+        <w:t>- event-driven workflows</w:t>
+      </w:r>
+    </w:p>
+    <w:p/>
+    <w:p>
+      <w:r>
+        <w:t>### Downsides</w:t>
+      </w:r>
+    </w:p>
+    <w:p>
+      <w:r>
+        <w:t>- harder debugging</w:t>
+      </w:r>
+    </w:p>
+    <w:p>
+      <w:r>
+        <w:t>- eventual consistency</w:t>
+      </w:r>
+    </w:p>
+    <w:p>
+      <w:r>
+        <w:t>- message ordering and duplication concerns</w:t>
+      </w:r>
+    </w:p>
+    <w:p>
+      <w:r>
+        <w:t>- more infrastructure complexity</w:t>
+      </w:r>
+    </w:p>
+    <w:p/>
+    <w:p>
+      <w:r>
+        <w:t>---</w:t>
+      </w:r>
+    </w:p>
+    <w:p/>
+    <w:p>
+      <w:r>
+        <w:t># 3) Common communication protocols</w:t>
+      </w:r>
+    </w:p>
+    <w:p/>
+    <w:p>
+      <w:r>
+        <w:t>## 3.1 HTTP/REST</w:t>
+      </w:r>
+    </w:p>
+    <w:p/>
+    <w:p>
+      <w:r>
+        <w:t>REST over HTTP is the most common protocol in microservices.</w:t>
+      </w:r>
+    </w:p>
+    <w:p/>
+    <w:p>
+      <w:r>
+        <w:lastRenderedPageBreak/>
+        <w:t>### How it works</w:t>
+      </w:r>
+    </w:p>
+    <w:p>
+      <w:r>
+        <w:t>A service exposes endpoints like:</w:t>
+      </w:r>
+    </w:p>
+    <w:p>
+      <w:r>
+        <w:t>- `GET /users/123`</w:t>
+      </w:r>
+    </w:p>
+    <w:p>
+      <w:r>
+        <w:t>- `POST /orders`</w:t>
+      </w:r>
+    </w:p>
+    <w:p/>
+    <w:p>
+      <w:r>
+        <w:t>The data is usually exchanged in **JSON**.</w:t>
+      </w:r>
+    </w:p>
+    <w:p/>
+    <w:p>
+      <w:r>
+        <w:t>### Real-world example</w:t>
+      </w:r>
+    </w:p>
+    <w:p>
+      <w:r>
+        <w:t>- `User Service` exposes user details</w:t>
+      </w:r>
+    </w:p>
+    <w:p>
+      <w:r>
+        <w:t>- `Order Service` calls `User Service` using REST to fetch customer information</w:t>
+      </w:r>
+    </w:p>
+    <w:p/>
+    <w:p>
+      <w:r>
+        <w:t>### Example request</w:t>
+      </w:r>
+    </w:p>
+    <w:p>
+      <w:r>
+        <w:t>```http</w:t>
+      </w:r>
+    </w:p>
+    <w:p>
+      <w:r>
+        <w:t>GET /users/123 HTTP/1.1</w:t>
+      </w:r>
+    </w:p>
+    <w:p>
+      <w:r>
+        <w:t>Host: user-service</w:t>
+      </w:r>
+    </w:p>
+    <w:p>
+      <w:r>
+        <w:t>Accept: application/json</w:t>
+      </w:r>
+    </w:p>
+    <w:p>
+      <w:r>
+        <w:t>```</w:t>
+      </w:r>
+    </w:p>
+    <w:p/>
+    <w:p>
+      <w:r>
+        <w:t>### Example response</w:t>
+      </w:r>
+    </w:p>
+    <w:p>
+      <w:r>
+        <w:t>```json</w:t>
+      </w:r>
+    </w:p>
+    <w:p>
+      <w:r>
+        <w:t>{</w:t>
+      </w:r>
+    </w:p>
+    <w:p>
+      <w:r>
+        <w:t xml:space="preserve">  "id": 123,</w:t>
+      </w:r>
+    </w:p>
+    <w:p>
+      <w:r>
+        <w:t xml:space="preserve">  "name": "Amit",</w:t>
+      </w:r>
+    </w:p>
+    <w:p>
+      <w:r>
+        <w:lastRenderedPageBreak/>
+        <w:t xml:space="preserve">  "email": "amit@example.com"</w:t>
+      </w:r>
+    </w:p>
+    <w:p>
+      <w:r>
+        <w:t>}</w:t>
+      </w:r>
+    </w:p>
+    <w:p>
+      <w:r>
+        <w:t>```</w:t>
+      </w:r>
+    </w:p>
+    <w:p/>
+    <w:p>
+      <w:r>
+        <w:t>### Advantages</w:t>
+      </w:r>
+    </w:p>
+    <w:p>
+      <w:r>
+        <w:t>- simple and widely understood</w:t>
+      </w:r>
+    </w:p>
+    <w:p>
+      <w:r>
+        <w:t>- language independent</w:t>
+      </w:r>
+    </w:p>
+    <w:p>
+      <w:r>
+        <w:t>- easy to debug with tools like Postman, curl, browser</w:t>
+      </w:r>
+    </w:p>
+    <w:p>
+      <w:r>
+        <w:t>- works well with public APIs</w:t>
+      </w:r>
+    </w:p>
+    <w:p/>
+    <w:p>
+      <w:r>
+        <w:t>### Disadvantages</w:t>
+      </w:r>
+    </w:p>
+    <w:p>
+      <w:r>
+        <w:t>- JSON is verbose</w:t>
+      </w:r>
+    </w:p>
+    <w:p>
+      <w:r>
+        <w:t>- slower than binary protocols</w:t>
+      </w:r>
+    </w:p>
+    <w:p>
+      <w:r>
+        <w:t>- can lead to chatty communication</w:t>
+      </w:r>
+    </w:p>
+    <w:p>
+      <w:r>
+        <w:t>- weaker typing compared to RPC-style systems</w:t>
+      </w:r>
+    </w:p>
+    <w:p/>
+    <w:p>
+      <w:r>
+        <w:t>### Best for</w:t>
+      </w:r>
+    </w:p>
+    <w:p>
+      <w:r>
+        <w:t>- public-facing APIs</w:t>
+      </w:r>
+    </w:p>
+    <w:p>
+      <w:r>
+        <w:t>- simple service-to-service calls</w:t>
+      </w:r>
+    </w:p>
+    <w:p>
+      <w:r>
+        <w:t>- CRUD-heavy operations</w:t>
+      </w:r>
+    </w:p>
+    <w:p/>
+    <w:p>
+      <w:r>
+        <w:t>---</w:t>
+      </w:r>
+    </w:p>
+    <w:p/>
+    <w:p>
+      <w:r>
+        <w:t>## 3.2 gRPC</w:t>
+      </w:r>
+    </w:p>
+    <w:p/>
+    <w:p>
+      <w:r>
+        <w:t>gRPC is a high-performance RPC framework developed by Google. It usually uses **Protocol Buffers** for compact binary serialization and HTTP/2 for transport.</w:t>
+      </w:r>
+    </w:p>
+    <w:p/>
+    <w:p>
+      <w:r>
+        <w:t>### How it works</w:t>
+      </w:r>
+    </w:p>
+    <w:p>
+      <w:r>
+        <w:t>You define a service contract in a `.proto` file, generate client and server code, and call methods as if they were local functions.</w:t>
+      </w:r>
+    </w:p>
+    <w:p/>
+    <w:p>
+      <w:r>
+        <w:t>### Real-world example</w:t>
+      </w:r>
+    </w:p>
+    <w:p>
+      <w:r>
+        <w:t>A `Recommendation Service` talks to a `User Profile Service` and `Catalog Service` with low latency and high throughput.</w:t>
+      </w:r>
+    </w:p>
+    <w:p/>
+    <w:p>
+      <w:r>
+        <w:t>### Example proto</w:t>
+      </w:r>
+    </w:p>
+    <w:p>
+      <w:r>
+        <w:t>```proto</w:t>
+      </w:r>
+    </w:p>
+    <w:p>
+      <w:r>
+        <w:t>syntax = "proto3";</w:t>
+      </w:r>
+    </w:p>
+    <w:p/>
+    <w:p>
+      <w:r>
+        <w:t>service UserService {</w:t>
+      </w:r>
+    </w:p>
+    <w:p>
+      <w:r>
+        <w:t xml:space="preserve">  rpc GetUser (UserRequest) returns (UserResponse);</w:t>
+      </w:r>
+    </w:p>
+    <w:p>
+      <w:r>
+        <w:t>}</w:t>
+      </w:r>
+    </w:p>
+    <w:p/>
+    <w:p>
+      <w:r>
+        <w:t>message UserRequest {</w:t>
+      </w:r>
+    </w:p>
+    <w:p>
+      <w:r>
+        <w:t xml:space="preserve">  int32 id = 1;</w:t>
+      </w:r>
+    </w:p>
+    <w:p>
+      <w:r>
+        <w:t>}</w:t>
+      </w:r>
+    </w:p>
+    <w:p/>
+    <w:p>
+      <w:r>
+        <w:lastRenderedPageBreak/>
+        <w:t>message UserResponse {</w:t>
+      </w:r>
+    </w:p>
+    <w:p>
+      <w:r>
+        <w:t xml:space="preserve">  int32 id = 1;</w:t>
+      </w:r>
+    </w:p>
+    <w:p>
+      <w:r>
+        <w:t xml:space="preserve">  string name = 2;</w:t>
+      </w:r>
+    </w:p>
+    <w:p>
+      <w:r>
+        <w:t xml:space="preserve">  string email = 3;</w:t>
+      </w:r>
+    </w:p>
+    <w:p>
+      <w:r>
+        <w:t>}</w:t>
+      </w:r>
+    </w:p>
+    <w:p>
+      <w:r>
+        <w:t>```</w:t>
+      </w:r>
+    </w:p>
+    <w:p/>
+    <w:p>
+      <w:r>
+        <w:t>### Advantages</w:t>
+      </w:r>
+    </w:p>
+    <w:p>
+      <w:r>
+        <w:t>- fast and efficient</w:t>
+      </w:r>
+    </w:p>
+    <w:p>
+      <w:r>
+        <w:t>- strongly typed contract</w:t>
+      </w:r>
+    </w:p>
+    <w:p>
+      <w:r>
+        <w:t>- supports streaming</w:t>
+      </w:r>
+    </w:p>
+    <w:p>
+      <w:r>
+        <w:t>- good for internal service communication</w:t>
+      </w:r>
+    </w:p>
+    <w:p/>
+    <w:p>
+      <w:r>
+        <w:t>### Disadvantages</w:t>
+      </w:r>
+    </w:p>
+    <w:p>
+      <w:r>
+        <w:t>- less human-readable than REST</w:t>
+      </w:r>
+    </w:p>
+    <w:p>
+      <w:r>
+        <w:t>- browser support is limited without additional tooling</w:t>
+      </w:r>
+    </w:p>
+    <w:p>
+      <w:r>
+        <w:t>- harder to inspect manually</w:t>
+      </w:r>
+    </w:p>
+    <w:p>
+      <w:r>
+        <w:t>- learning curve for teams used to REST</w:t>
+      </w:r>
+    </w:p>
+    <w:p/>
+    <w:p>
+      <w:r>
+        <w:t>### Best for</w:t>
+      </w:r>
+    </w:p>
+    <w:p>
+      <w:r>
+        <w:t>- internal microservice-to-microservice communication</w:t>
+      </w:r>
+    </w:p>
+    <w:p>
+      <w:r>
+        <w:t>- low-latency systems</w:t>
+      </w:r>
+    </w:p>
+    <w:p>
+      <w:r>
+        <w:t>- high throughput systems</w:t>
+      </w:r>
+    </w:p>
+    <w:p>
+      <w:r>
+        <w:t>- streaming use cases</w:t>
+      </w:r>
+    </w:p>
+    <w:p/>
+    <w:p>
+      <w:r>
+        <w:t>---</w:t>
+      </w:r>
+    </w:p>
+    <w:p/>
+    <w:p>
+      <w:r>
+        <w:t>## 3.3 Message queues and brokers</w:t>
+      </w:r>
+    </w:p>
+    <w:p/>
+    <w:p>
+      <w:r>
+        <w:t>This is asynchronous communication using systems like RabbitMQ, ActiveMQ, Amazon SQS, or Azure Service Bus.</w:t>
+      </w:r>
+    </w:p>
+    <w:p/>
+    <w:p>
+      <w:r>
+        <w:t>### How it works</w:t>
+      </w:r>
+    </w:p>
+    <w:p>
+      <w:r>
+        <w:t>One service sends a message to a queue. Another service consumes it later.</w:t>
       </w:r>
     </w:p>
     <w:p/>
@@ -1603,49 +2730,86 @@
     </w:p>
     <w:p>
       <w:r>
-        <w:t>An `Order Service` calls a `Payment Service` to confirm payment before placing the order.</w:t>
-      </w:r>
-    </w:p>
-    <w:p/>
-    <w:p>
-      <w:r>
-        <w:t>### When it fits</w:t>
-      </w:r>
-    </w:p>
-    <w:p>
-      <w:r>
-        <w:t>- real-time response is needed</w:t>
-      </w:r>
-    </w:p>
-    <w:p>
-      <w:r>
-        <w:t>- the caller must know the result immediately</w:t>
-      </w:r>
-    </w:p>
-    <w:p>
-      <w:r>
-        <w:t>- simple request-response interactions</w:t>
-      </w:r>
-    </w:p>
-    <w:p/>
-    <w:p>
-      <w:r>
-        <w:t>### Downsides</w:t>
-      </w:r>
-    </w:p>
-    <w:p>
-      <w:r>
-        <w:t>- tight runtime dependency between services</w:t>
-      </w:r>
-    </w:p>
-    <w:p>
-      <w:r>
-        <w:t>- if the downstream service is slow, the caller becomes slow</w:t>
-      </w:r>
-    </w:p>
-    <w:p>
-      <w:r>
-        <w:t>- cascading failures if not handled carefully</w:t>
+        <w:t>- `Order Service` sends `ProcessOrder`</w:t>
+      </w:r>
+    </w:p>
+    <w:p>
+      <w:r>
+        <w:t>- `Inventory Service` consumes it and reserves stock</w:t>
+      </w:r>
+    </w:p>
+    <w:p>
+      <w:r>
+        <w:t>- `Shipping Service` consumes a later event and starts delivery</w:t>
+      </w:r>
+    </w:p>
+    <w:p/>
+    <w:p>
+      <w:r>
+        <w:t>### Advantages</w:t>
+      </w:r>
+    </w:p>
+    <w:p>
+      <w:r>
+        <w:t>- decouples services</w:t>
+      </w:r>
+    </w:p>
+    <w:p>
+      <w:r>
+        <w:t>- enables buffering and load leveling</w:t>
+      </w:r>
+    </w:p>
+    <w:p>
+      <w:r>
+        <w:t>- improves resilience</w:t>
+      </w:r>
+    </w:p>
+    <w:p>
+      <w:r>
+        <w:t>- useful for background jobs</w:t>
+      </w:r>
+    </w:p>
+    <w:p/>
+    <w:p>
+      <w:r>
+        <w:t>### Disadvantages</w:t>
+      </w:r>
+    </w:p>
+    <w:p>
+      <w:r>
+        <w:t>- eventual consistency</w:t>
+      </w:r>
+    </w:p>
+    <w:p>
+      <w:r>
+        <w:lastRenderedPageBreak/>
+        <w:t>- message retries and dead-letter handling required</w:t>
+      </w:r>
+    </w:p>
+    <w:p>
+      <w:r>
+        <w:t>- harder to trace end to end</w:t>
+      </w:r>
+    </w:p>
+    <w:p/>
+    <w:p>
+      <w:r>
+        <w:t>### Best for</w:t>
+      </w:r>
+    </w:p>
+    <w:p>
+      <w:r>
+        <w:t>- background processing</w:t>
+      </w:r>
+    </w:p>
+    <w:p>
+      <w:r>
+        <w:t>- workloads that can be delayed</w:t>
+      </w:r>
+    </w:p>
+    <w:p>
+      <w:r>
+        <w:t>- decoupling producers and consumers</w:t>
       </w:r>
     </w:p>
     <w:p/>
@@ -1657,98 +2821,459 @@
     <w:p/>
     <w:p>
       <w:r>
-        <w:t>## B. Asynchronous communication</w:t>
+        <w:t>## 3.4 Event streaming with Kafka</w:t>
+      </w:r>
+    </w:p>
+    <w:p/>
+    <w:p>
+      <w:r>
+        <w:t>Kafka is often used for event-driven architectures and real-time data pipelines.</w:t>
+      </w:r>
+    </w:p>
+    <w:p/>
+    <w:p>
+      <w:r>
+        <w:t>### How it works</w:t>
+      </w:r>
+    </w:p>
+    <w:p>
+      <w:r>
+        <w:t>Services publish events to topics. Other services subscribe and react.</w:t>
+      </w:r>
+    </w:p>
+    <w:p/>
+    <w:p>
+      <w:r>
+        <w:t>### Real-world example</w:t>
+      </w:r>
+    </w:p>
+    <w:p>
+      <w:r>
+        <w:t>In an e-commerce system:</w:t>
+      </w:r>
+    </w:p>
+    <w:p>
+      <w:r>
+        <w:t>- `OrderCreated` is published</w:t>
+      </w:r>
+    </w:p>
+    <w:p>
+      <w:r>
+        <w:t>- `Analytics Service` records it</w:t>
+      </w:r>
+    </w:p>
+    <w:p>
+      <w:r>
+        <w:t>- `Inventory Service` updates stock</w:t>
+      </w:r>
+    </w:p>
+    <w:p>
+      <w:r>
+        <w:t>- `Email Service` sends confirmation</w:t>
+      </w:r>
+    </w:p>
+    <w:p/>
+    <w:p>
+      <w:r>
+        <w:t>### Advantages</w:t>
+      </w:r>
+    </w:p>
+    <w:p>
+      <w:r>
+        <w:t>- very high throughput</w:t>
+      </w:r>
+    </w:p>
+    <w:p>
+      <w:r>
+        <w:t>- durable event log</w:t>
+      </w:r>
+    </w:p>
+    <w:p>
+      <w:r>
+        <w:t>- replay capability</w:t>
+      </w:r>
+    </w:p>
+    <w:p>
+      <w:r>
+        <w:t>- good for analytics and event sourcing</w:t>
+      </w:r>
+    </w:p>
+    <w:p/>
+    <w:p>
+      <w:r>
+        <w:t>### Disadvantages</w:t>
+      </w:r>
+    </w:p>
+    <w:p>
+      <w:r>
+        <w:t>- operationally more complex</w:t>
+      </w:r>
+    </w:p>
+    <w:p>
+      <w:r>
+        <w:t>- not ideal for simple request-response</w:t>
+      </w:r>
+    </w:p>
+    <w:p>
+      <w:r>
+        <w:t>- consumer lag and partitioning need careful design</w:t>
+      </w:r>
+    </w:p>
+    <w:p/>
+    <w:p>
+      <w:r>
+        <w:t>### Best for</w:t>
+      </w:r>
+    </w:p>
+    <w:p>
+      <w:r>
+        <w:t>- event-driven systems</w:t>
+      </w:r>
+    </w:p>
+    <w:p>
+      <w:r>
+        <w:t>- large-scale data pipelines</w:t>
+      </w:r>
+    </w:p>
+    <w:p>
+      <w:r>
+        <w:t>- auditability and replay</w:t>
+      </w:r>
+    </w:p>
+    <w:p/>
+    <w:p>
+      <w:r>
+        <w:t>---</w:t>
+      </w:r>
+    </w:p>
+    <w:p/>
+    <w:p>
+      <w:r>
+        <w:t>## 3.5 WebSockets</w:t>
+      </w:r>
+    </w:p>
+    <w:p/>
+    <w:p>
+      <w:r>
+        <w:t>WebSockets provide a persistent, full-duplex connection between client and server.</w:t>
       </w:r>
     </w:p>
     <w:p/>
     <w:p>
       <w:r>
         <w:lastRenderedPageBreak/>
-        <w:t>The service sends a message and does not wait for immediate processing.</w:t>
-      </w:r>
-    </w:p>
-    <w:p/>
-    <w:p>
-      <w:r>
-        <w:t>Common protocols and tools:</w:t>
-      </w:r>
-    </w:p>
-    <w:p>
-      <w:r>
-        <w:t>- **AMQP** with RabbitMQ</w:t>
-      </w:r>
-    </w:p>
-    <w:p>
-      <w:r>
-        <w:t>- **Kafka**</w:t>
-      </w:r>
-    </w:p>
-    <w:p>
-      <w:r>
-        <w:t>- **SQS / SNS**</w:t>
-      </w:r>
-    </w:p>
-    <w:p>
-      <w:r>
-        <w:t>- **MQTT** in IoT systems</w:t>
-      </w:r>
-    </w:p>
-    <w:p>
-      <w:r>
-        <w:t>- **Event-driven messaging** via brokers</w:t>
-      </w:r>
-    </w:p>
-    <w:p/>
-    <w:p>
-      <w:r>
-        <w:t>### Example</w:t>
-      </w:r>
-    </w:p>
-    <w:p>
-      <w:r>
-        <w:t xml:space="preserve">An `Order Service` publishes `OrderCreated` event.  </w:t>
-      </w:r>
-    </w:p>
-    <w:p>
-      <w:r>
-        <w:t>A `Notification Service` sends email, and an `Inventory Service` reserves stock later.</w:t>
-      </w:r>
-    </w:p>
-    <w:p/>
-    <w:p>
-      <w:r>
-        <w:t>### When it fits</w:t>
-      </w:r>
-    </w:p>
-    <w:p>
-      <w:r>
-        <w:t>- eventual consistency is acceptable</w:t>
-      </w:r>
-    </w:p>
-    <w:p>
-      <w:r>
-        <w:t>- high throughput systems</w:t>
-      </w:r>
-    </w:p>
-    <w:p>
-      <w:r>
-        <w:t>- decoupled architectures</w:t>
-      </w:r>
-    </w:p>
-    <w:p>
-      <w:r>
-        <w:t>- event-driven workflows</w:t>
-      </w:r>
-    </w:p>
-    <w:p/>
-    <w:p>
-      <w:r>
-        <w:t>### Downsides</w:t>
-      </w:r>
-    </w:p>
-    <w:p>
-      <w:r>
-        <w:t>- harder debugging</w:t>
+        <w:t>### How it works</w:t>
+      </w:r>
+    </w:p>
+    <w:p>
+      <w:r>
+        <w:t>After an initial HTTP handshake, the connection stays open for two-way communication.</w:t>
+      </w:r>
+    </w:p>
+    <w:p/>
+    <w:p>
+      <w:r>
+        <w:t>### Real-world example</w:t>
+      </w:r>
+    </w:p>
+    <w:p>
+      <w:r>
+        <w:t>- live chat</w:t>
+      </w:r>
+    </w:p>
+    <w:p>
+      <w:r>
+        <w:t>- real-time trading dashboards</w:t>
+      </w:r>
+    </w:p>
+    <w:p>
+      <w:r>
+        <w:t>- order tracking</w:t>
+      </w:r>
+    </w:p>
+    <w:p>
+      <w:r>
+        <w:t>- collaborative editing</w:t>
+      </w:r>
+    </w:p>
+    <w:p/>
+    <w:p>
+      <w:r>
+        <w:t>### In microservices</w:t>
+      </w:r>
+    </w:p>
+    <w:p>
+      <w:r>
+        <w:t>WebSockets are more common between client and backend, but sometimes internal services also use them for real-time updates.</w:t>
+      </w:r>
+    </w:p>
+    <w:p/>
+    <w:p>
+      <w:r>
+        <w:t>### Advantages</w:t>
+      </w:r>
+    </w:p>
+    <w:p>
+      <w:r>
+        <w:t>- real-time bidirectional communication</w:t>
+      </w:r>
+    </w:p>
+    <w:p>
+      <w:r>
+        <w:t>- low overhead after connection setup</w:t>
+      </w:r>
+    </w:p>
+    <w:p/>
+    <w:p>
+      <w:r>
+        <w:t>### Disadvantages</w:t>
+      </w:r>
+    </w:p>
+    <w:p>
+      <w:r>
+        <w:t>- connection management is more complex</w:t>
+      </w:r>
+    </w:p>
+    <w:p>
+      <w:r>
+        <w:t>- scaling requires sticky sessions or shared state handling</w:t>
+      </w:r>
+    </w:p>
+    <w:p>
+      <w:r>
+        <w:t>- not ideal for simple service-to-service calls</w:t>
+      </w:r>
+    </w:p>
+    <w:p/>
+    <w:p>
+      <w:r>
+        <w:t>---</w:t>
+      </w:r>
+    </w:p>
+    <w:p/>
+    <w:p>
+      <w:r>
+        <w:lastRenderedPageBreak/>
+        <w:t>## 3.6 GraphQL</w:t>
+      </w:r>
+    </w:p>
+    <w:p/>
+    <w:p>
+      <w:r>
+        <w:t>GraphQL is not strictly a microservice-to-microservice protocol, but it is often used as an API gateway layer.</w:t>
+      </w:r>
+    </w:p>
+    <w:p/>
+    <w:p>
+      <w:r>
+        <w:t>### How it works</w:t>
+      </w:r>
+    </w:p>
+    <w:p>
+      <w:r>
+        <w:t>The client requests exactly the fields it needs from a single GraphQL endpoint.</w:t>
+      </w:r>
+    </w:p>
+    <w:p/>
+    <w:p>
+      <w:r>
+        <w:t>### Real-world example</w:t>
+      </w:r>
+    </w:p>
+    <w:p>
+      <w:r>
+        <w:t>A mobile app wants user name, order history, and recent notifications in one request. The GraphQL layer aggregates data from multiple microservices.</w:t>
+      </w:r>
+    </w:p>
+    <w:p/>
+    <w:p>
+      <w:r>
+        <w:t>### Advantages</w:t>
+      </w:r>
+    </w:p>
+    <w:p>
+      <w:r>
+        <w:t>- reduces overfetching and underfetching</w:t>
+      </w:r>
+    </w:p>
+    <w:p>
+      <w:r>
+        <w:t>- good for frontend-driven APIs</w:t>
+      </w:r>
+    </w:p>
+    <w:p>
+      <w:r>
+        <w:t>- flexible query model</w:t>
+      </w:r>
+    </w:p>
+    <w:p/>
+    <w:p>
+      <w:r>
+        <w:t>### Disadvantages</w:t>
+      </w:r>
+    </w:p>
+    <w:p>
+      <w:r>
+        <w:t>- harder caching than REST</w:t>
+      </w:r>
+    </w:p>
+    <w:p>
+      <w:r>
+        <w:t>- more complex server implementation</w:t>
+      </w:r>
+    </w:p>
+    <w:p>
+      <w:r>
+        <w:t>- can hide expensive backend fan-out calls</w:t>
+      </w:r>
+    </w:p>
+    <w:p/>
+    <w:p>
+      <w:r>
+        <w:t>### Best for</w:t>
+      </w:r>
+    </w:p>
+    <w:p>
+      <w:r>
+        <w:lastRenderedPageBreak/>
+        <w:t>- frontend aggregation</w:t>
+      </w:r>
+    </w:p>
+    <w:p>
+      <w:r>
+        <w:t>- client-specific data shaping</w:t>
+      </w:r>
+    </w:p>
+    <w:p/>
+    <w:p>
+      <w:r>
+        <w:t>---</w:t>
+      </w:r>
+    </w:p>
+    <w:p/>
+    <w:p>
+      <w:r>
+        <w:t># 4) Request-response vs event-driven communication</w:t>
+      </w:r>
+    </w:p>
+    <w:p/>
+    <w:p>
+      <w:r>
+        <w:t>This distinction is important in microservices design.</w:t>
+      </w:r>
+    </w:p>
+    <w:p/>
+    <w:p>
+      <w:r>
+        <w:t>## Request-response</w:t>
+      </w:r>
+    </w:p>
+    <w:p>
+      <w:r>
+        <w:t>One service asks another for something and waits.</w:t>
+      </w:r>
+    </w:p>
+    <w:p/>
+    <w:p>
+      <w:r>
+        <w:t>Example:</w:t>
+      </w:r>
+    </w:p>
+    <w:p>
+      <w:r>
+        <w:t>- `Order Service` asks `Inventory Service` if stock is available</w:t>
+      </w:r>
+    </w:p>
+    <w:p/>
+    <w:p>
+      <w:r>
+        <w:t>### Pros</w:t>
+      </w:r>
+    </w:p>
+    <w:p>
+      <w:r>
+        <w:t>- simple mental model</w:t>
+      </w:r>
+    </w:p>
+    <w:p>
+      <w:r>
+        <w:t>- immediate result</w:t>
+      </w:r>
+    </w:p>
+    <w:p/>
+    <w:p>
+      <w:r>
+        <w:t>### Cons</w:t>
+      </w:r>
+    </w:p>
+    <w:p>
+      <w:r>
+        <w:t>- runtime coupling</w:t>
+      </w:r>
+    </w:p>
+    <w:p>
+      <w:r>
+        <w:t>- latency propagation</w:t>
+      </w:r>
+    </w:p>
+    <w:p/>
+    <w:p>
+      <w:r>
+        <w:t>---</w:t>
+      </w:r>
+    </w:p>
+    <w:p/>
+    <w:p>
+      <w:r>
+        <w:t>## Event-driven</w:t>
+      </w:r>
+    </w:p>
+    <w:p>
+      <w:r>
+        <w:t>One service emits an event, others react independently.</w:t>
+      </w:r>
+    </w:p>
+    <w:p/>
+    <w:p>
+      <w:r>
+        <w:t>Example:</w:t>
+      </w:r>
+    </w:p>
+    <w:p>
+      <w:r>
+        <w:t>- `Order Service` emits `OrderPlaced`</w:t>
+      </w:r>
+    </w:p>
+    <w:p>
+      <w:r>
+        <w:t>- `Inventory`, `Shipping`, and `Notification` services react separately</w:t>
+      </w:r>
+    </w:p>
+    <w:p/>
+    <w:p>
+      <w:r>
+        <w:t>### Pros</w:t>
+      </w:r>
+    </w:p>
+    <w:p>
+      <w:r>
+        <w:t>- loose coupling</w:t>
+      </w:r>
+    </w:p>
+    <w:p>
+      <w:r>
+        <w:t>- scalable</w:t>
+      </w:r>
+    </w:p>
+    <w:p>
+      <w:r>
+        <w:t>- flexible to add new consumers</w:t>
+      </w:r>
+    </w:p>
+    <w:p/>
+    <w:p>
+      <w:r>
+        <w:t>### Cons</w:t>
       </w:r>
     </w:p>
     <w:p>
@@ -1758,13 +3283,61 @@
     </w:p>
     <w:p>
       <w:r>
-        <w:t>- message ordering and duplication concerns</w:t>
+        <w:t>- more complex debugging</w:t>
+      </w:r>
+    </w:p>
+    <w:p/>
+    <w:p>
+      <w:r>
+        <w:t>---</w:t>
+      </w:r>
+    </w:p>
+    <w:p/>
+    <w:p>
+      <w:r>
+        <w:t># 5) Protocol comparison</w:t>
+      </w:r>
+    </w:p>
+    <w:p/>
+    <w:p>
+      <w:r>
+        <w:t>| Protocol | Type | Data Format | Best Use Case | Pros | Cons |</w:t>
+      </w:r>
+    </w:p>
+    <w:p>
+      <w:r>
+        <w:t>|---|---|---|---|---|---|</w:t>
       </w:r>
     </w:p>
     <w:p>
       <w:r>
         <w:lastRenderedPageBreak/>
-        <w:t>- more infrastructure complexity</w:t>
+        <w:t>| REST | Synchronous | JSON | CRUD APIs | Simple, widely supported | Verbose, slower |</w:t>
+      </w:r>
+    </w:p>
+    <w:p>
+      <w:r>
+        <w:t>| gRPC | Synchronous | Protobuf | Internal service calls | Fast, typed, streaming | Less human-readable |</w:t>
+      </w:r>
+    </w:p>
+    <w:p>
+      <w:r>
+        <w:t>| RabbitMQ / SQS | Asynchronous | Message payload | Background jobs | Decoupled, reliable | Eventual consistency |</w:t>
+      </w:r>
+    </w:p>
+    <w:p>
+      <w:r>
+        <w:t>| Kafka | Asynchronous | Events | Event streaming | High throughput, replay | Operational complexity |</w:t>
+      </w:r>
+    </w:p>
+    <w:p>
+      <w:r>
+        <w:t>| WebSocket | Persistent | Mixed | Real-time updates | Bidirectional | Harder to scale |</w:t>
+      </w:r>
+    </w:p>
+    <w:p>
+      <w:r>
+        <w:t>| GraphQL | Query layer | JSON | Frontend aggregation | Flexible queries | Complex backend logic |</w:t>
       </w:r>
     </w:p>
     <w:p/>
@@ -1776,89 +3349,432 @@
     <w:p/>
     <w:p>
       <w:r>
-        <w:t># 3) Common communication protocols</w:t>
-      </w:r>
-    </w:p>
-    <w:p/>
-    <w:p>
-      <w:r>
-        <w:t>## 3.1 HTTP/REST</w:t>
-      </w:r>
-    </w:p>
-    <w:p/>
-    <w:p>
-      <w:r>
-        <w:t>REST over HTTP is the most common protocol in microservices.</w:t>
-      </w:r>
-    </w:p>
-    <w:p/>
-    <w:p>
-      <w:r>
-        <w:t>### How it works</w:t>
-      </w:r>
-    </w:p>
-    <w:p>
-      <w:r>
-        <w:t>A service exposes endpoints like:</w:t>
-      </w:r>
-    </w:p>
-    <w:p>
-      <w:r>
-        <w:t>- `GET /users/123`</w:t>
-      </w:r>
-    </w:p>
-    <w:p>
-      <w:r>
-        <w:t>- `POST /orders`</w:t>
-      </w:r>
-    </w:p>
-    <w:p/>
-    <w:p>
-      <w:r>
-        <w:t>The data is usually exchanged in **JSON**.</w:t>
-      </w:r>
-    </w:p>
-    <w:p/>
-    <w:p>
-      <w:r>
-        <w:t>### Real-world example</w:t>
-      </w:r>
-    </w:p>
-    <w:p>
-      <w:r>
-        <w:t>- `User Service` exposes user details</w:t>
-      </w:r>
-    </w:p>
-    <w:p>
-      <w:r>
-        <w:t>- `Order Service` calls `User Service` using REST to fetch customer information</w:t>
-      </w:r>
-    </w:p>
-    <w:p/>
-    <w:p>
-      <w:r>
-        <w:t>### Example request</w:t>
-      </w:r>
-    </w:p>
-    <w:p>
-      <w:r>
-        <w:t>```http</w:t>
+        <w:t># 6) Real-life microservice example</w:t>
+      </w:r>
+    </w:p>
+    <w:p/>
+    <w:p>
+      <w:r>
+        <w:t>Consider an e-commerce platform.</w:t>
+      </w:r>
+    </w:p>
+    <w:p/>
+    <w:p>
+      <w:r>
+        <w:t>### Services</w:t>
+      </w:r>
+    </w:p>
+    <w:p>
+      <w:r>
+        <w:t>- `User Service`</w:t>
+      </w:r>
+    </w:p>
+    <w:p>
+      <w:r>
+        <w:t>- `Catalog Service`</w:t>
+      </w:r>
+    </w:p>
+    <w:p>
+      <w:r>
+        <w:t>- `Cart Service`</w:t>
+      </w:r>
+    </w:p>
+    <w:p>
+      <w:r>
+        <w:t>- `Order Service`</w:t>
+      </w:r>
+    </w:p>
+    <w:p>
+      <w:r>
+        <w:t>- `Payment Service`</w:t>
+      </w:r>
+    </w:p>
+    <w:p>
+      <w:r>
+        <w:t>- `Inventory Service`</w:t>
       </w:r>
     </w:p>
     <w:p>
       <w:r>
         <w:lastRenderedPageBreak/>
-        <w:t>GET /users/123 HTTP/1.1</w:t>
-      </w:r>
-    </w:p>
-    <w:p>
-      <w:r>
-        <w:t>Host: user-service</w:t>
-      </w:r>
-    </w:p>
-    <w:p>
-      <w:r>
-        <w:t>Accept: application/json</w:t>
+        <w:t>- `Notification Service`</w:t>
+      </w:r>
+    </w:p>
+    <w:p/>
+    <w:p>
+      <w:r>
+        <w:t>### Communication choices</w:t>
+      </w:r>
+    </w:p>
+    <w:p>
+      <w:r>
+        <w:t>- `Cart Service` -&gt; `Catalog Service` via REST or gRPC for product details</w:t>
+      </w:r>
+    </w:p>
+    <w:p>
+      <w:r>
+        <w:t>- `Order Service` -&gt; `Payment Service` via gRPC or REST for immediate payment confirmation</w:t>
+      </w:r>
+    </w:p>
+    <w:p>
+      <w:r>
+        <w:t>- `Order Service` -&gt; Kafka to publish `OrderPlaced`</w:t>
+      </w:r>
+    </w:p>
+    <w:p>
+      <w:r>
+        <w:t>- `Notification Service` consumes event asynchronously and sends email</w:t>
+      </w:r>
+    </w:p>
+    <w:p>
+      <w:r>
+        <w:t>- `Inventory Service` consumes event and updates stock</w:t>
+      </w:r>
+    </w:p>
+    <w:p/>
+    <w:p>
+      <w:r>
+        <w:t>This hybrid design is common because not every interaction has the same latency or consistency requirement.</w:t>
+      </w:r>
+    </w:p>
+    <w:p/>
+    <w:p>
+      <w:r>
+        <w:t>---</w:t>
+      </w:r>
+    </w:p>
+    <w:p/>
+    <w:p>
+      <w:r>
+        <w:t># 7) Key trade-offs</w:t>
+      </w:r>
+    </w:p>
+    <w:p/>
+    <w:p>
+      <w:r>
+        <w:t>## Synchronous communication</w:t>
+      </w:r>
+    </w:p>
+    <w:p>
+      <w:r>
+        <w:t>Use it when:</w:t>
+      </w:r>
+    </w:p>
+    <w:p>
+      <w:r>
+        <w:t>- you need immediate response</w:t>
+      </w:r>
+    </w:p>
+    <w:p>
+      <w:r>
+        <w:t>- the operation is user-facing</w:t>
+      </w:r>
+    </w:p>
+    <w:p>
+      <w:r>
+        <w:t>- correctness depends on instant confirmation</w:t>
+      </w:r>
+    </w:p>
+    <w:p/>
+    <w:p>
+      <w:r>
+        <w:lastRenderedPageBreak/>
+        <w:t>Trade-off:</w:t>
+      </w:r>
+    </w:p>
+    <w:p>
+      <w:r>
+        <w:t>- simpler flow, but stronger coupling and lower resilience</w:t>
+      </w:r>
+    </w:p>
+    <w:p/>
+    <w:p>
+      <w:r>
+        <w:t>## Asynchronous communication</w:t>
+      </w:r>
+    </w:p>
+    <w:p>
+      <w:r>
+        <w:t>Use it when:</w:t>
+      </w:r>
+    </w:p>
+    <w:p>
+      <w:r>
+        <w:t>- delay is acceptable</w:t>
+      </w:r>
+    </w:p>
+    <w:p>
+      <w:r>
+        <w:t>- you want scalability and resilience</w:t>
+      </w:r>
+    </w:p>
+    <w:p>
+      <w:r>
+        <w:t>- you need decoupling</w:t>
+      </w:r>
+    </w:p>
+    <w:p/>
+    <w:p>
+      <w:r>
+        <w:t>Trade-off:</w:t>
+      </w:r>
+    </w:p>
+    <w:p>
+      <w:r>
+        <w:t>- better scalability, but harder consistency and observability</w:t>
+      </w:r>
+    </w:p>
+    <w:p/>
+    <w:p>
+      <w:r>
+        <w:t>---</w:t>
+      </w:r>
+    </w:p>
+    <w:p/>
+    <w:p>
+      <w:r>
+        <w:t># 8) Important design concerns</w:t>
+      </w:r>
+    </w:p>
+    <w:p/>
+    <w:p>
+      <w:r>
+        <w:t>## Timeouts</w:t>
+      </w:r>
+    </w:p>
+    <w:p>
+      <w:r>
+        <w:t>Always use timeouts for synchronous calls. A slow dependency should not block your system forever.</w:t>
+      </w:r>
+    </w:p>
+    <w:p/>
+    <w:p>
+      <w:r>
+        <w:t>## Retries</w:t>
+      </w:r>
+    </w:p>
+    <w:p>
+      <w:r>
+        <w:t>Retries can help with transient failures, but use them carefully. Blind retries can overload a failing service.</w:t>
+      </w:r>
+    </w:p>
+    <w:p/>
+    <w:p>
+      <w:r>
+        <w:t>## Circuit breaker</w:t>
+      </w:r>
+    </w:p>
+    <w:p>
+      <w:r>
+        <w:lastRenderedPageBreak/>
+        <w:t>If a service is failing repeatedly, stop calling it temporarily to protect the system.</w:t>
+      </w:r>
+    </w:p>
+    <w:p/>
+    <w:p>
+      <w:r>
+        <w:t>## Idempotency</w:t>
+      </w:r>
+    </w:p>
+    <w:p>
+      <w:r>
+        <w:t>For async messages and retries, handlers should ideally be idempotent, meaning processing the same message twice should not cause incorrect results.</w:t>
+      </w:r>
+    </w:p>
+    <w:p/>
+    <w:p>
+      <w:r>
+        <w:t>## Message ordering</w:t>
+      </w:r>
+    </w:p>
+    <w:p>
+      <w:r>
+        <w:t>Some workflows depend on order, for example payment before shipping. Kafka partitions and queue design affect ordering.</w:t>
+      </w:r>
+    </w:p>
+    <w:p/>
+    <w:p>
+      <w:r>
+        <w:t>## Schema versioning</w:t>
+      </w:r>
+    </w:p>
+    <w:p>
+      <w:r>
+        <w:t>As services evolve, message contracts must remain backward compatible.</w:t>
+      </w:r>
+    </w:p>
+    <w:p/>
+    <w:p>
+      <w:r>
+        <w:t>## Observability</w:t>
+      </w:r>
+    </w:p>
+    <w:p>
+      <w:r>
+        <w:t>Use distributed tracing, correlation IDs, logs, and metrics to debug communication across services.</w:t>
+      </w:r>
+    </w:p>
+    <w:p/>
+    <w:p>
+      <w:r>
+        <w:t>---</w:t>
+      </w:r>
+    </w:p>
+    <w:p/>
+    <w:p>
+      <w:r>
+        <w:t># 9) Mermaid architecture diagram</w:t>
+      </w:r>
+    </w:p>
+    <w:p/>
+    <w:p>
+      <w:r>
+        <w:t>```mermaid</w:t>
+      </w:r>
+    </w:p>
+    <w:p>
+      <w:r>
+        <w:t>flowchart TB</w:t>
+      </w:r>
+    </w:p>
+    <w:p>
+      <w:r>
+        <w:lastRenderedPageBreak/>
+        <w:t xml:space="preserve">  Client[Client] --&gt; APIGateway[API Gateway]</w:t>
+      </w:r>
+    </w:p>
+    <w:p>
+      <w:r>
+        <w:t xml:space="preserve">  APIGateway --&gt; OrderService[Order Service]</w:t>
+      </w:r>
+    </w:p>
+    <w:p>
+      <w:r>
+        <w:t xml:space="preserve">  APIGateway --&gt; CatalogService[Catalog Service]</w:t>
+      </w:r>
+    </w:p>
+    <w:p>
+      <w:r>
+        <w:t xml:space="preserve">  APIGateway --&gt; UserService[User Service]</w:t>
+      </w:r>
+    </w:p>
+    <w:p/>
+    <w:p>
+      <w:r>
+        <w:t xml:space="preserve">  OrderService --&gt;|REST or gRPC| PaymentService[Payment Service]</w:t>
+      </w:r>
+    </w:p>
+    <w:p>
+      <w:r>
+        <w:t xml:space="preserve">  OrderService --&gt;|Publish Event| EventBus[Event Bus]</w:t>
+      </w:r>
+    </w:p>
+    <w:p>
+      <w:r>
+        <w:t xml:space="preserve">  EventBus --&gt; InventoryService[Inventory Service]</w:t>
+      </w:r>
+    </w:p>
+    <w:p>
+      <w:r>
+        <w:t xml:space="preserve">  EventBus --&gt; NotificationService[Notification Service]</w:t>
+      </w:r>
+    </w:p>
+    <w:p>
+      <w:r>
+        <w:t xml:space="preserve">  EventBus --&gt; AnalyticsService[Analytics Service]</w:t>
+      </w:r>
+    </w:p>
+    <w:p/>
+    <w:p>
+      <w:r>
+        <w:t xml:space="preserve">  OrderService --&gt; OrderDB[(Order DB)]</w:t>
+      </w:r>
+    </w:p>
+    <w:p>
+      <w:r>
+        <w:t xml:space="preserve">  PaymentService --&gt; PaymentDB[(Payment DB)]</w:t>
+      </w:r>
+    </w:p>
+    <w:p>
+      <w:r>
+        <w:t xml:space="preserve">  InventoryService --&gt; InventoryDB[(Inventory DB)]</w:t>
+      </w:r>
+    </w:p>
+    <w:p>
+      <w:r>
+        <w:t xml:space="preserve">  UserService --&gt; UserDB[(User DB)]</w:t>
+      </w:r>
+    </w:p>
+    <w:p/>
+    <w:p>
+      <w:r>
+        <w:t xml:space="preserve">  style Client fill:#00ceff,stroke:#000000,stroke-width:2px,color:#000000</w:t>
+      </w:r>
+    </w:p>
+    <w:p>
+      <w:r>
+        <w:t xml:space="preserve">  style APIGateway fill:#69db7c,stroke:#000000,stroke-width:2px,color:#000000</w:t>
+      </w:r>
+    </w:p>
+    <w:p>
+      <w:r>
+        <w:t xml:space="preserve">  style OrderService fill:#ffd43b,stroke:#000000,stroke-width:2px,color:#000000</w:t>
+      </w:r>
+    </w:p>
+    <w:p>
+      <w:r>
+        <w:t xml:space="preserve">  style CatalogService fill:#ffd43b,stroke:#000000,stroke-width:2px,color:#000000</w:t>
+      </w:r>
+    </w:p>
+    <w:p>
+      <w:r>
+        <w:t xml:space="preserve">  style UserService fill:#ffd43b,stroke:#000000,stroke-width:2px,color:#000000</w:t>
+      </w:r>
+    </w:p>
+    <w:p>
+      <w:r>
+        <w:lastRenderedPageBreak/>
+        <w:t xml:space="preserve">  style PaymentService fill:#ffd43b,stroke:#000000,stroke-width:2px,color:#000000</w:t>
+      </w:r>
+    </w:p>
+    <w:p>
+      <w:r>
+        <w:t xml:space="preserve">  style InventoryService fill:#ffd43b,stroke:#000000,stroke-width:2px,color:#000000</w:t>
+      </w:r>
+    </w:p>
+    <w:p>
+      <w:r>
+        <w:t xml:space="preserve">  style NotificationService fill:#ffd43b,stroke:#000000,stroke-width:2px,color:#000000</w:t>
+      </w:r>
+    </w:p>
+    <w:p>
+      <w:r>
+        <w:t xml:space="preserve">  style AnalyticsService fill:#ffd43b,stroke:#000000,stroke-width:2px,color:#000000</w:t>
+      </w:r>
+    </w:p>
+    <w:p>
+      <w:r>
+        <w:t xml:space="preserve">  style EventBus fill:#69db7c,stroke:#000000,stroke-width:2px,color:#000000</w:t>
+      </w:r>
+    </w:p>
+    <w:p>
+      <w:r>
+        <w:t xml:space="preserve">  style OrderDB fill:#69db7c,stroke:#000000,stroke-width:2px,color:#000000</w:t>
+      </w:r>
+    </w:p>
+    <w:p>
+      <w:r>
+        <w:t xml:space="preserve">  style PaymentDB fill:#69db7c,stroke:#000000,stroke-width:2px,color:#000000</w:t>
+      </w:r>
+    </w:p>
+    <w:p>
+      <w:r>
+        <w:t xml:space="preserve">  style InventoryDB fill:#69db7c,stroke:#000000,stroke-width:2px,color:#000000</w:t>
+      </w:r>
+    </w:p>
+    <w:p>
+      <w:r>
+        <w:t xml:space="preserve">  style UserDB fill:#69db7c,stroke:#000000,stroke-width:2px,color:#000000</w:t>
       </w:r>
     </w:p>
     <w:p>
@@ -1869,116 +3785,72 @@
     <w:p/>
     <w:p>
       <w:r>
-        <w:t>### Example response</w:t>
-      </w:r>
-    </w:p>
-    <w:p>
-      <w:r>
-        <w:t>```json</w:t>
-      </w:r>
-    </w:p>
-    <w:p>
-      <w:r>
-        <w:t>{</w:t>
-      </w:r>
-    </w:p>
-    <w:p>
-      <w:r>
-        <w:t xml:space="preserve">  "id": 123,</w:t>
-      </w:r>
-    </w:p>
-    <w:p>
-      <w:r>
-        <w:t xml:space="preserve">  "name": "Amit",</w:t>
-      </w:r>
-    </w:p>
-    <w:p>
-      <w:r>
-        <w:t xml:space="preserve">  "email": "amit@example.com"</w:t>
-      </w:r>
-    </w:p>
-    <w:p>
-      <w:r>
-        <w:t>}</w:t>
-      </w:r>
-    </w:p>
-    <w:p>
-      <w:r>
-        <w:t>```</w:t>
-      </w:r>
-    </w:p>
-    <w:p/>
-    <w:p>
-      <w:r>
-        <w:t>### Advantages</w:t>
-      </w:r>
-    </w:p>
-    <w:p>
-      <w:r>
-        <w:t>- simple and widely understood</w:t>
-      </w:r>
-    </w:p>
-    <w:p>
-      <w:r>
-        <w:t>- language independent</w:t>
-      </w:r>
-    </w:p>
-    <w:p>
-      <w:r>
-        <w:t>- easy to debug with tools like Postman, curl, browser</w:t>
-      </w:r>
-    </w:p>
-    <w:p>
-      <w:r>
-        <w:t>- works well with public APIs</w:t>
-      </w:r>
-    </w:p>
-    <w:p/>
-    <w:p>
-      <w:r>
-        <w:t>### Disadvantages</w:t>
-      </w:r>
-    </w:p>
-    <w:p>
-      <w:r>
-        <w:t>- JSON is verbose</w:t>
-      </w:r>
-    </w:p>
-    <w:p>
-      <w:r>
-        <w:t>- slower than binary protocols</w:t>
-      </w:r>
-    </w:p>
-    <w:p>
-      <w:r>
-        <w:t>- can lead to chatty communication</w:t>
-      </w:r>
-    </w:p>
+        <w:t>---</w:t>
+      </w:r>
+    </w:p>
+    <w:p/>
+    <w:p>
+      <w:r>
+        <w:t># 10) Best practice recommendation</w:t>
+      </w:r>
+    </w:p>
+    <w:p/>
+    <w:p>
+      <w:r>
+        <w:t>A practical microservices architecture usually uses:</w:t>
+      </w:r>
+    </w:p>
+    <w:p/>
     <w:p>
       <w:r>
         <w:lastRenderedPageBreak/>
-        <w:t>- weaker typing compared to RPC-style systems</w:t>
-      </w:r>
-    </w:p>
-    <w:p/>
-    <w:p>
-      <w:r>
-        <w:t>### Best for</w:t>
-      </w:r>
-    </w:p>
-    <w:p>
-      <w:r>
-        <w:t>- public-facing APIs</w:t>
-      </w:r>
-    </w:p>
-    <w:p>
-      <w:r>
-        <w:t>- simple service-to-service calls</w:t>
-      </w:r>
-    </w:p>
-    <w:p>
-      <w:r>
-        <w:t>- CRUD-heavy operations</w:t>
+        <w:t>- **REST** for external/public APIs</w:t>
+      </w:r>
+    </w:p>
+    <w:p>
+      <w:r>
+        <w:t>- **gRPC** for high-performance internal synchronous calls</w:t>
+      </w:r>
+    </w:p>
+    <w:p>
+      <w:r>
+        <w:t>- **Kafka or message queues** for asynchronous events and background workflows</w:t>
+      </w:r>
+    </w:p>
+    <w:p>
+      <w:r>
+        <w:t>- **WebSockets** only where real-time updates are required</w:t>
+      </w:r>
+    </w:p>
+    <w:p/>
+    <w:p>
+      <w:r>
+        <w:t>There is no single best protocol. The right choice depends on:</w:t>
+      </w:r>
+    </w:p>
+    <w:p>
+      <w:r>
+        <w:t>- latency needs</w:t>
+      </w:r>
+    </w:p>
+    <w:p>
+      <w:r>
+        <w:t>- consistency requirements</w:t>
+      </w:r>
+    </w:p>
+    <w:p>
+      <w:r>
+        <w:t>- traffic volume</w:t>
+      </w:r>
+    </w:p>
+    <w:p>
+      <w:r>
+        <w:t>- fault tolerance goals</w:t>
+      </w:r>
+    </w:p>
+    <w:p>
+      <w:r>
+        <w:t>- team familiarity</w:t>
       </w:r>
     </w:p>
     <w:p/>
@@ -1990,1364 +3862,6 @@
     <w:p/>
     <w:p>
       <w:r>
-        <w:t>## 3.2 gRPC</w:t>
-      </w:r>
-    </w:p>
-    <w:p/>
-    <w:p>
-      <w:r>
-        <w:t>gRPC is a high-performance RPC framework developed by Google. It usually uses **Protocol Buffers** for compact binary serialization and HTTP/2 for transport.</w:t>
-      </w:r>
-    </w:p>
-    <w:p/>
-    <w:p>
-      <w:r>
-        <w:t>### How it works</w:t>
-      </w:r>
-    </w:p>
-    <w:p>
-      <w:r>
-        <w:t>You define a service contract in a `.proto` file, generate client and server code, and call methods as if they were local functions.</w:t>
-      </w:r>
-    </w:p>
-    <w:p/>
-    <w:p>
-      <w:r>
-        <w:t>### Real-world example</w:t>
-      </w:r>
-    </w:p>
-    <w:p>
-      <w:r>
-        <w:t>A `Recommendation Service` talks to a `User Profile Service` and `Catalog Service` with low latency and high throughput.</w:t>
-      </w:r>
-    </w:p>
-    <w:p/>
-    <w:p>
-      <w:r>
-        <w:t>### Example proto</w:t>
-      </w:r>
-    </w:p>
-    <w:p>
-      <w:r>
-        <w:t>```proto</w:t>
-      </w:r>
-    </w:p>
-    <w:p>
-      <w:r>
-        <w:lastRenderedPageBreak/>
-        <w:t>syntax = "proto3";</w:t>
-      </w:r>
-    </w:p>
-    <w:p/>
-    <w:p>
-      <w:r>
-        <w:t>service UserService {</w:t>
-      </w:r>
-    </w:p>
-    <w:p>
-      <w:r>
-        <w:t xml:space="preserve">  rpc GetUser (UserRequest) returns (UserResponse);</w:t>
-      </w:r>
-    </w:p>
-    <w:p>
-      <w:r>
-        <w:t>}</w:t>
-      </w:r>
-    </w:p>
-    <w:p/>
-    <w:p>
-      <w:r>
-        <w:t>message UserRequest {</w:t>
-      </w:r>
-    </w:p>
-    <w:p>
-      <w:r>
-        <w:t xml:space="preserve">  int32 id = 1;</w:t>
-      </w:r>
-    </w:p>
-    <w:p>
-      <w:r>
-        <w:t>}</w:t>
-      </w:r>
-    </w:p>
-    <w:p/>
-    <w:p>
-      <w:r>
-        <w:t>message UserResponse {</w:t>
-      </w:r>
-    </w:p>
-    <w:p>
-      <w:r>
-        <w:t xml:space="preserve">  int32 id = 1;</w:t>
-      </w:r>
-    </w:p>
-    <w:p>
-      <w:r>
-        <w:t xml:space="preserve">  string name = 2;</w:t>
-      </w:r>
-    </w:p>
-    <w:p>
-      <w:r>
-        <w:t xml:space="preserve">  string email = 3;</w:t>
-      </w:r>
-    </w:p>
-    <w:p>
-      <w:r>
-        <w:t>}</w:t>
-      </w:r>
-    </w:p>
-    <w:p>
-      <w:r>
-        <w:t>```</w:t>
-      </w:r>
-    </w:p>
-    <w:p/>
-    <w:p>
-      <w:r>
-        <w:t>### Advantages</w:t>
-      </w:r>
-    </w:p>
-    <w:p>
-      <w:r>
-        <w:t>- fast and efficient</w:t>
-      </w:r>
-    </w:p>
-    <w:p>
-      <w:r>
-        <w:t>- strongly typed contract</w:t>
-      </w:r>
-    </w:p>
-    <w:p>
-      <w:r>
-        <w:t>- supports streaming</w:t>
-      </w:r>
-    </w:p>
-    <w:p>
-      <w:r>
-        <w:t>- good for internal service communication</w:t>
-      </w:r>
-    </w:p>
-    <w:p/>
-    <w:p>
-      <w:r>
-        <w:t>### Disadvantages</w:t>
-      </w:r>
-    </w:p>
-    <w:p>
-      <w:r>
-        <w:lastRenderedPageBreak/>
-        <w:t>- less human-readable than REST</w:t>
-      </w:r>
-    </w:p>
-    <w:p>
-      <w:r>
-        <w:t>- browser support is limited without additional tooling</w:t>
-      </w:r>
-    </w:p>
-    <w:p>
-      <w:r>
-        <w:t>- harder to inspect manually</w:t>
-      </w:r>
-    </w:p>
-    <w:p>
-      <w:r>
-        <w:t>- learning curve for teams used to REST</w:t>
-      </w:r>
-    </w:p>
-    <w:p/>
-    <w:p>
-      <w:r>
-        <w:t>### Best for</w:t>
-      </w:r>
-    </w:p>
-    <w:p>
-      <w:r>
-        <w:t>- internal microservice-to-microservice communication</w:t>
-      </w:r>
-    </w:p>
-    <w:p>
-      <w:r>
-        <w:t>- low-latency systems</w:t>
-      </w:r>
-    </w:p>
-    <w:p>
-      <w:r>
-        <w:t>- high throughput systems</w:t>
-      </w:r>
-    </w:p>
-    <w:p>
-      <w:r>
-        <w:t>- streaming use cases</w:t>
-      </w:r>
-    </w:p>
-    <w:p/>
-    <w:p>
-      <w:r>
-        <w:t>---</w:t>
-      </w:r>
-    </w:p>
-    <w:p/>
-    <w:p>
-      <w:r>
-        <w:t>## 3.3 Message queues and brokers</w:t>
-      </w:r>
-    </w:p>
-    <w:p/>
-    <w:p>
-      <w:r>
-        <w:t>This is asynchronous communication using systems like RabbitMQ, ActiveMQ, Amazon SQS, or Azure Service Bus.</w:t>
-      </w:r>
-    </w:p>
-    <w:p/>
-    <w:p>
-      <w:r>
-        <w:t>### How it works</w:t>
-      </w:r>
-    </w:p>
-    <w:p>
-      <w:r>
-        <w:t>One service sends a message to a queue. Another service consumes it later.</w:t>
-      </w:r>
-    </w:p>
-    <w:p/>
-    <w:p>
-      <w:r>
-        <w:t>### Example</w:t>
-      </w:r>
-    </w:p>
-    <w:p>
-      <w:r>
-        <w:t>- `Order Service` sends `ProcessOrder`</w:t>
-      </w:r>
-    </w:p>
-    <w:p>
-      <w:r>
-        <w:t>- `Inventory Service` consumes it and reserves stock</w:t>
-      </w:r>
-    </w:p>
-    <w:p>
-      <w:r>
-        <w:lastRenderedPageBreak/>
-        <w:t>- `Shipping Service` consumes a later event and starts delivery</w:t>
-      </w:r>
-    </w:p>
-    <w:p/>
-    <w:p>
-      <w:r>
-        <w:t>### Advantages</w:t>
-      </w:r>
-    </w:p>
-    <w:p>
-      <w:r>
-        <w:t>- decouples services</w:t>
-      </w:r>
-    </w:p>
-    <w:p>
-      <w:r>
-        <w:t>- enables buffering and load leveling</w:t>
-      </w:r>
-    </w:p>
-    <w:p>
-      <w:r>
-        <w:t>- improves resilience</w:t>
-      </w:r>
-    </w:p>
-    <w:p>
-      <w:r>
-        <w:t>- useful for background jobs</w:t>
-      </w:r>
-    </w:p>
-    <w:p/>
-    <w:p>
-      <w:r>
-        <w:t>### Disadvantages</w:t>
-      </w:r>
-    </w:p>
-    <w:p>
-      <w:r>
-        <w:t>- eventual consistency</w:t>
-      </w:r>
-    </w:p>
-    <w:p>
-      <w:r>
-        <w:t>- message retries and dead-letter handling required</w:t>
-      </w:r>
-    </w:p>
-    <w:p>
-      <w:r>
-        <w:t>- harder to trace end to end</w:t>
-      </w:r>
-    </w:p>
-    <w:p/>
-    <w:p>
-      <w:r>
-        <w:t>### Best for</w:t>
-      </w:r>
-    </w:p>
-    <w:p>
-      <w:r>
-        <w:t>- background processing</w:t>
-      </w:r>
-    </w:p>
-    <w:p>
-      <w:r>
-        <w:t>- workloads that can be delayed</w:t>
-      </w:r>
-    </w:p>
-    <w:p>
-      <w:r>
-        <w:t>- decoupling producers and consumers</w:t>
-      </w:r>
-    </w:p>
-    <w:p/>
-    <w:p>
-      <w:r>
-        <w:t>---</w:t>
-      </w:r>
-    </w:p>
-    <w:p/>
-    <w:p>
-      <w:r>
-        <w:t>## 3.4 Event streaming with Kafka</w:t>
-      </w:r>
-    </w:p>
-    <w:p/>
-    <w:p>
-      <w:r>
-        <w:t>Kafka is often used for event-driven architectures and real-time data pipelines.</w:t>
-      </w:r>
-    </w:p>
-    <w:p/>
-    <w:p>
-      <w:r>
-        <w:t>### How it works</w:t>
-      </w:r>
-    </w:p>
-    <w:p>
-      <w:r>
-        <w:t>Services publish events to topics. Other services subscribe and react.</w:t>
-      </w:r>
-    </w:p>
-    <w:p/>
-    <w:p>
-      <w:r>
-        <w:t>### Real-world example</w:t>
-      </w:r>
-    </w:p>
-    <w:p>
-      <w:r>
-        <w:t>In an e-commerce system:</w:t>
-      </w:r>
-    </w:p>
-    <w:p>
-      <w:r>
-        <w:t>- `OrderCreated` is published</w:t>
-      </w:r>
-    </w:p>
-    <w:p>
-      <w:r>
-        <w:t>- `Analytics Service` records it</w:t>
-      </w:r>
-    </w:p>
-    <w:p>
-      <w:r>
-        <w:t>- `Inventory Service` updates stock</w:t>
-      </w:r>
-    </w:p>
-    <w:p>
-      <w:r>
-        <w:t>- `Email Service` sends confirmation</w:t>
-      </w:r>
-    </w:p>
-    <w:p/>
-    <w:p>
-      <w:r>
-        <w:t>### Advantages</w:t>
-      </w:r>
-    </w:p>
-    <w:p>
-      <w:r>
-        <w:t>- very high throughput</w:t>
-      </w:r>
-    </w:p>
-    <w:p>
-      <w:r>
-        <w:t>- durable event log</w:t>
-      </w:r>
-    </w:p>
-    <w:p>
-      <w:r>
-        <w:t>- replay capability</w:t>
-      </w:r>
-    </w:p>
-    <w:p>
-      <w:r>
-        <w:t>- good for analytics and event sourcing</w:t>
-      </w:r>
-    </w:p>
-    <w:p/>
-    <w:p>
-      <w:r>
-        <w:t>### Disadvantages</w:t>
-      </w:r>
-    </w:p>
-    <w:p>
-      <w:r>
-        <w:t>- operationally more complex</w:t>
-      </w:r>
-    </w:p>
-    <w:p>
-      <w:r>
-        <w:t>- not ideal for simple request-response</w:t>
-      </w:r>
-    </w:p>
-    <w:p>
-      <w:r>
-        <w:t>- consumer lag and partitioning need careful design</w:t>
-      </w:r>
-    </w:p>
-    <w:p/>
-    <w:p>
-      <w:r>
-        <w:t>### Best for</w:t>
-      </w:r>
-    </w:p>
-    <w:p>
-      <w:r>
-        <w:t>- event-driven systems</w:t>
-      </w:r>
-    </w:p>
-    <w:p>
-      <w:r>
-        <w:lastRenderedPageBreak/>
-        <w:t>- large-scale data pipelines</w:t>
-      </w:r>
-    </w:p>
-    <w:p>
-      <w:r>
-        <w:t>- auditability and replay</w:t>
-      </w:r>
-    </w:p>
-    <w:p/>
-    <w:p>
-      <w:r>
-        <w:t>---</w:t>
-      </w:r>
-    </w:p>
-    <w:p/>
-    <w:p>
-      <w:r>
-        <w:t>## 3.5 WebSockets</w:t>
-      </w:r>
-    </w:p>
-    <w:p/>
-    <w:p>
-      <w:r>
-        <w:t>WebSockets provide a persistent, full-duplex connection between client and server.</w:t>
-      </w:r>
-    </w:p>
-    <w:p/>
-    <w:p>
-      <w:r>
-        <w:t>### How it works</w:t>
-      </w:r>
-    </w:p>
-    <w:p>
-      <w:r>
-        <w:t>After an initial HTTP handshake, the connection stays open for two-way communication.</w:t>
-      </w:r>
-    </w:p>
-    <w:p/>
-    <w:p>
-      <w:r>
-        <w:t>### Real-world example</w:t>
-      </w:r>
-    </w:p>
-    <w:p>
-      <w:r>
-        <w:t>- live chat</w:t>
-      </w:r>
-    </w:p>
-    <w:p>
-      <w:r>
-        <w:t>- real-time trading dashboards</w:t>
-      </w:r>
-    </w:p>
-    <w:p>
-      <w:r>
-        <w:t>- order tracking</w:t>
-      </w:r>
-    </w:p>
-    <w:p>
-      <w:r>
-        <w:t>- collaborative editing</w:t>
-      </w:r>
-    </w:p>
-    <w:p/>
-    <w:p>
-      <w:r>
-        <w:t>### In microservices</w:t>
-      </w:r>
-    </w:p>
-    <w:p>
-      <w:r>
-        <w:t>WebSockets are more common between client and backend, but sometimes internal services also use them for real-time updates.</w:t>
-      </w:r>
-    </w:p>
-    <w:p/>
-    <w:p>
-      <w:r>
-        <w:t>### Advantages</w:t>
-      </w:r>
-    </w:p>
-    <w:p>
-      <w:r>
-        <w:lastRenderedPageBreak/>
-        <w:t>- real-time bidirectional communication</w:t>
-      </w:r>
-    </w:p>
-    <w:p>
-      <w:r>
-        <w:t>- low overhead after connection setup</w:t>
-      </w:r>
-    </w:p>
-    <w:p/>
-    <w:p>
-      <w:r>
-        <w:t>### Disadvantages</w:t>
-      </w:r>
-    </w:p>
-    <w:p>
-      <w:r>
-        <w:t>- connection management is more complex</w:t>
-      </w:r>
-    </w:p>
-    <w:p>
-      <w:r>
-        <w:t>- scaling requires sticky sessions or shared state handling</w:t>
-      </w:r>
-    </w:p>
-    <w:p>
-      <w:r>
-        <w:t>- not ideal for simple service-to-service calls</w:t>
-      </w:r>
-    </w:p>
-    <w:p/>
-    <w:p>
-      <w:r>
-        <w:t>---</w:t>
-      </w:r>
-    </w:p>
-    <w:p/>
-    <w:p>
-      <w:r>
-        <w:t>## 3.6 GraphQL</w:t>
-      </w:r>
-    </w:p>
-    <w:p/>
-    <w:p>
-      <w:r>
-        <w:t>GraphQL is not strictly a microservice-to-microservice protocol, but it is often used as an API gateway layer.</w:t>
-      </w:r>
-    </w:p>
-    <w:p/>
-    <w:p>
-      <w:r>
-        <w:t>### How it works</w:t>
-      </w:r>
-    </w:p>
-    <w:p>
-      <w:r>
-        <w:t>The client requests exactly the fields it needs from a single GraphQL endpoint.</w:t>
-      </w:r>
-    </w:p>
-    <w:p/>
-    <w:p>
-      <w:r>
-        <w:t>### Real-world example</w:t>
-      </w:r>
-    </w:p>
-    <w:p>
-      <w:r>
-        <w:t>A mobile app wants user name, order history, and recent notifications in one request. The GraphQL layer aggregates data from multiple microservices.</w:t>
-      </w:r>
-    </w:p>
-    <w:p/>
-    <w:p>
-      <w:r>
-        <w:t>### Advantages</w:t>
-      </w:r>
-    </w:p>
-    <w:p>
-      <w:r>
-        <w:lastRenderedPageBreak/>
-        <w:t>- reduces overfetching and underfetching</w:t>
-      </w:r>
-    </w:p>
-    <w:p>
-      <w:r>
-        <w:t>- good for frontend-driven APIs</w:t>
-      </w:r>
-    </w:p>
-    <w:p>
-      <w:r>
-        <w:t>- flexible query model</w:t>
-      </w:r>
-    </w:p>
-    <w:p/>
-    <w:p>
-      <w:r>
-        <w:t>### Disadvantages</w:t>
-      </w:r>
-    </w:p>
-    <w:p>
-      <w:r>
-        <w:t>- harder caching than REST</w:t>
-      </w:r>
-    </w:p>
-    <w:p>
-      <w:r>
-        <w:t>- more complex server implementation</w:t>
-      </w:r>
-    </w:p>
-    <w:p>
-      <w:r>
-        <w:t>- can hide expensive backend fan-out calls</w:t>
-      </w:r>
-    </w:p>
-    <w:p/>
-    <w:p>
-      <w:r>
-        <w:t>### Best for</w:t>
-      </w:r>
-    </w:p>
-    <w:p>
-      <w:r>
-        <w:t>- frontend aggregation</w:t>
-      </w:r>
-    </w:p>
-    <w:p>
-      <w:r>
-        <w:t>- client-specific data shaping</w:t>
-      </w:r>
-    </w:p>
-    <w:p/>
-    <w:p>
-      <w:r>
-        <w:t>---</w:t>
-      </w:r>
-    </w:p>
-    <w:p/>
-    <w:p>
-      <w:r>
-        <w:t># 4) Request-response vs event-driven communication</w:t>
-      </w:r>
-    </w:p>
-    <w:p/>
-    <w:p>
-      <w:r>
-        <w:t>This distinction is important in microservices design.</w:t>
-      </w:r>
-    </w:p>
-    <w:p/>
-    <w:p>
-      <w:r>
-        <w:t>## Request-response</w:t>
-      </w:r>
-    </w:p>
-    <w:p>
-      <w:r>
-        <w:t>One service asks another for something and waits.</w:t>
-      </w:r>
-    </w:p>
-    <w:p/>
-    <w:p>
-      <w:r>
-        <w:t>Example:</w:t>
-      </w:r>
-    </w:p>
-    <w:p>
-      <w:r>
-        <w:t>- `Order Service` asks `Inventory Service` if stock is available</w:t>
-      </w:r>
-    </w:p>
-    <w:p/>
-    <w:p>
-      <w:r>
-        <w:t>### Pros</w:t>
-      </w:r>
-    </w:p>
-    <w:p>
-      <w:r>
-        <w:t>- simple mental model</w:t>
-      </w:r>
-    </w:p>
-    <w:p>
-      <w:r>
-        <w:t>- immediate result</w:t>
-      </w:r>
-    </w:p>
-    <w:p/>
-    <w:p>
-      <w:r>
-        <w:t>### Cons</w:t>
-      </w:r>
-    </w:p>
-    <w:p>
-      <w:r>
-        <w:t>- runtime coupling</w:t>
-      </w:r>
-    </w:p>
-    <w:p>
-      <w:r>
-        <w:t>- latency propagation</w:t>
-      </w:r>
-    </w:p>
-    <w:p/>
-    <w:p>
-      <w:r>
-        <w:t>---</w:t>
-      </w:r>
-    </w:p>
-    <w:p/>
-    <w:p>
-      <w:r>
-        <w:t>## Event-driven</w:t>
-      </w:r>
-    </w:p>
-    <w:p>
-      <w:r>
-        <w:t>One service emits an event, others react independently.</w:t>
-      </w:r>
-    </w:p>
-    <w:p/>
-    <w:p>
-      <w:r>
-        <w:t>Example:</w:t>
-      </w:r>
-    </w:p>
-    <w:p>
-      <w:r>
-        <w:t>- `Order Service` emits `OrderPlaced`</w:t>
-      </w:r>
-    </w:p>
-    <w:p>
-      <w:r>
-        <w:t>- `Inventory`, `Shipping`, and `Notification` services react separately</w:t>
-      </w:r>
-    </w:p>
-    <w:p/>
-    <w:p>
-      <w:r>
-        <w:t>### Pros</w:t>
-      </w:r>
-    </w:p>
-    <w:p>
-      <w:r>
-        <w:t>- loose coupling</w:t>
-      </w:r>
-    </w:p>
-    <w:p>
-      <w:r>
-        <w:t>- scalable</w:t>
-      </w:r>
-    </w:p>
-    <w:p>
-      <w:r>
-        <w:t>- flexible to add new consumers</w:t>
-      </w:r>
-    </w:p>
-    <w:p/>
-    <w:p>
-      <w:r>
-        <w:t>### Cons</w:t>
-      </w:r>
-    </w:p>
-    <w:p>
-      <w:r>
-        <w:lastRenderedPageBreak/>
-        <w:t>- eventual consistency</w:t>
-      </w:r>
-    </w:p>
-    <w:p>
-      <w:r>
-        <w:t>- more complex debugging</w:t>
-      </w:r>
-    </w:p>
-    <w:p/>
-    <w:p>
-      <w:r>
-        <w:t>---</w:t>
-      </w:r>
-    </w:p>
-    <w:p/>
-    <w:p>
-      <w:r>
-        <w:t># 5) Protocol comparison</w:t>
-      </w:r>
-    </w:p>
-    <w:p/>
-    <w:p>
-      <w:r>
-        <w:t>| Protocol | Type | Data Format | Best Use Case | Pros | Cons |</w:t>
-      </w:r>
-    </w:p>
-    <w:p>
-      <w:r>
-        <w:t>|---|---|---|---|---|---|</w:t>
-      </w:r>
-    </w:p>
-    <w:p>
-      <w:r>
-        <w:t>| REST | Synchronous | JSON | CRUD APIs | Simple, widely supported | Verbose, slower |</w:t>
-      </w:r>
-    </w:p>
-    <w:p>
-      <w:r>
-        <w:t>| gRPC | Synchronous | Protobuf | Internal service calls | Fast, typed, streaming | Less human-readable |</w:t>
-      </w:r>
-    </w:p>
-    <w:p>
-      <w:r>
-        <w:t>| RabbitMQ / SQS | Asynchronous | Message payload | Background jobs | Decoupled, reliable | Eventual consistency |</w:t>
-      </w:r>
-    </w:p>
-    <w:p>
-      <w:r>
-        <w:t>| Kafka | Asynchronous | Events | Event streaming | High throughput, replay | Operational complexity |</w:t>
-      </w:r>
-    </w:p>
-    <w:p>
-      <w:r>
-        <w:t>| WebSocket | Persistent | Mixed | Real-time updates | Bidirectional | Harder to scale |</w:t>
-      </w:r>
-    </w:p>
-    <w:p>
-      <w:r>
-        <w:t>| GraphQL | Query layer | JSON | Frontend aggregation | Flexible queries | Complex backend logic |</w:t>
-      </w:r>
-    </w:p>
-    <w:p/>
-    <w:p>
-      <w:r>
-        <w:t>---</w:t>
-      </w:r>
-    </w:p>
-    <w:p/>
-    <w:p>
-      <w:r>
-        <w:t># 6) Real-life microservice example</w:t>
-      </w:r>
-    </w:p>
-    <w:p/>
-    <w:p>
-      <w:r>
-        <w:lastRenderedPageBreak/>
-        <w:t>Consider an e-commerce platform.</w:t>
-      </w:r>
-    </w:p>
-    <w:p/>
-    <w:p>
-      <w:r>
-        <w:t>### Services</w:t>
-      </w:r>
-    </w:p>
-    <w:p>
-      <w:r>
-        <w:t>- `User Service`</w:t>
-      </w:r>
-    </w:p>
-    <w:p>
-      <w:r>
-        <w:t>- `Catalog Service`</w:t>
-      </w:r>
-    </w:p>
-    <w:p>
-      <w:r>
-        <w:t>- `Cart Service`</w:t>
-      </w:r>
-    </w:p>
-    <w:p>
-      <w:r>
-        <w:t>- `Order Service`</w:t>
-      </w:r>
-    </w:p>
-    <w:p>
-      <w:r>
-        <w:t>- `Payment Service`</w:t>
-      </w:r>
-    </w:p>
-    <w:p>
-      <w:r>
-        <w:t>- `Inventory Service`</w:t>
-      </w:r>
-    </w:p>
-    <w:p>
-      <w:r>
-        <w:t>- `Notification Service`</w:t>
-      </w:r>
-    </w:p>
-    <w:p/>
-    <w:p>
-      <w:r>
-        <w:t>### Communication choices</w:t>
-      </w:r>
-    </w:p>
-    <w:p>
-      <w:r>
-        <w:t>- `Cart Service` -&gt; `Catalog Service` via REST or gRPC for product details</w:t>
-      </w:r>
-    </w:p>
-    <w:p>
-      <w:r>
-        <w:t>- `Order Service` -&gt; `Payment Service` via gRPC or REST for immediate payment confirmation</w:t>
-      </w:r>
-    </w:p>
-    <w:p>
-      <w:r>
-        <w:t>- `Order Service` -&gt; Kafka to publish `OrderPlaced`</w:t>
-      </w:r>
-    </w:p>
-    <w:p>
-      <w:r>
-        <w:t>- `Notification Service` consumes event asynchronously and sends email</w:t>
-      </w:r>
-    </w:p>
-    <w:p>
-      <w:r>
-        <w:t>- `Inventory Service` consumes event and updates stock</w:t>
-      </w:r>
-    </w:p>
-    <w:p/>
-    <w:p>
-      <w:r>
-        <w:t>This hybrid design is common because not every interaction has the same latency or consistency requirement.</w:t>
-      </w:r>
-    </w:p>
-    <w:p/>
-    <w:p>
-      <w:r>
-        <w:t>---</w:t>
-      </w:r>
-    </w:p>
-    <w:p/>
-    <w:p>
-      <w:r>
-        <w:t># 7) Key trade-offs</w:t>
-      </w:r>
-    </w:p>
-    <w:p/>
-    <w:p>
-      <w:r>
-        <w:t>## Synchronous communication</w:t>
-      </w:r>
-    </w:p>
-    <w:p>
-      <w:r>
-        <w:t>Use it when:</w:t>
-      </w:r>
-    </w:p>
-    <w:p>
-      <w:r>
-        <w:t>- you need immediate response</w:t>
-      </w:r>
-    </w:p>
-    <w:p>
-      <w:r>
-        <w:t>- the operation is user-facing</w:t>
-      </w:r>
-    </w:p>
-    <w:p>
-      <w:r>
-        <w:t>- correctness depends on instant confirmation</w:t>
-      </w:r>
-    </w:p>
-    <w:p/>
-    <w:p>
-      <w:r>
-        <w:t>Trade-off:</w:t>
-      </w:r>
-    </w:p>
-    <w:p>
-      <w:r>
-        <w:t>- simpler flow, but stronger coupling and lower resilience</w:t>
-      </w:r>
-    </w:p>
-    <w:p/>
-    <w:p>
-      <w:r>
-        <w:t>## Asynchronous communication</w:t>
-      </w:r>
-    </w:p>
-    <w:p>
-      <w:r>
-        <w:t>Use it when:</w:t>
-      </w:r>
-    </w:p>
-    <w:p>
-      <w:r>
-        <w:t>- delay is acceptable</w:t>
-      </w:r>
-    </w:p>
-    <w:p>
-      <w:r>
-        <w:t>- you want scalability and resilience</w:t>
-      </w:r>
-    </w:p>
-    <w:p>
-      <w:r>
-        <w:t>- you need decoupling</w:t>
-      </w:r>
-    </w:p>
-    <w:p/>
-    <w:p>
-      <w:r>
-        <w:t>Trade-off:</w:t>
-      </w:r>
-    </w:p>
-    <w:p>
-      <w:r>
-        <w:t>- better scalability, but harder consistency and observability</w:t>
-      </w:r>
-    </w:p>
-    <w:p/>
-    <w:p>
-      <w:r>
-        <w:t>---</w:t>
-      </w:r>
-    </w:p>
-    <w:p/>
-    <w:p>
-      <w:r>
-        <w:t># 8) Important design concerns</w:t>
-      </w:r>
-    </w:p>
-    <w:p/>
-    <w:p>
-      <w:r>
-        <w:t>## Timeouts</w:t>
-      </w:r>
-    </w:p>
-    <w:p>
-      <w:r>
-        <w:t>Always use timeouts for synchronous calls. A slow dependency should not block your system forever.</w:t>
-      </w:r>
-    </w:p>
-    <w:p/>
-    <w:p>
-      <w:r>
-        <w:t>## Retries</w:t>
-      </w:r>
-    </w:p>
-    <w:p>
-      <w:r>
-        <w:t>Retries can help with transient failures, but use them carefully. Blind retries can overload a failing service.</w:t>
-      </w:r>
-    </w:p>
-    <w:p/>
-    <w:p>
-      <w:r>
-        <w:t>## Circuit breaker</w:t>
-      </w:r>
-    </w:p>
-    <w:p>
-      <w:r>
-        <w:t>If a service is failing repeatedly, stop calling it temporarily to protect the system.</w:t>
-      </w:r>
-    </w:p>
-    <w:p/>
-    <w:p>
-      <w:r>
-        <w:t>## Idempotency</w:t>
-      </w:r>
-    </w:p>
-    <w:p>
-      <w:r>
-        <w:t>For async messages and retries, handlers should ideally be idempotent, meaning processing the same message twice should not cause incorrect results.</w:t>
-      </w:r>
-    </w:p>
-    <w:p/>
-    <w:p>
-      <w:r>
-        <w:t>## Message ordering</w:t>
-      </w:r>
-    </w:p>
-    <w:p>
-      <w:r>
-        <w:t>Some workflows depend on order, for example payment before shipping. Kafka partitions and queue design affect ordering.</w:t>
-      </w:r>
-    </w:p>
-    <w:p/>
-    <w:p>
-      <w:r>
-        <w:t>## Schema versioning</w:t>
-      </w:r>
-    </w:p>
-    <w:p>
-      <w:r>
-        <w:t>As services evolve, message contracts must remain backward compatible.</w:t>
-      </w:r>
-    </w:p>
-    <w:p/>
-    <w:p>
-      <w:r>
-        <w:lastRenderedPageBreak/>
-        <w:t>## Observability</w:t>
-      </w:r>
-    </w:p>
-    <w:p>
-      <w:r>
-        <w:t>Use distributed tracing, correlation IDs, logs, and metrics to debug communication across services.</w:t>
-      </w:r>
-    </w:p>
-    <w:p/>
-    <w:p>
-      <w:r>
-        <w:t>---</w:t>
-      </w:r>
-    </w:p>
-    <w:p/>
-    <w:p>
-      <w:r>
-        <w:t># 9) Mermaid architecture diagram</w:t>
-      </w:r>
-    </w:p>
-    <w:p/>
-    <w:p>
-      <w:r>
-        <w:t>```mermaid</w:t>
-      </w:r>
-    </w:p>
-    <w:p>
-      <w:r>
-        <w:t>flowchart TB</w:t>
-      </w:r>
-    </w:p>
-    <w:p>
-      <w:r>
-        <w:t xml:space="preserve">  Client[Client] --&gt; APIGateway[API Gateway]</w:t>
-      </w:r>
-    </w:p>
-    <w:p>
-      <w:r>
-        <w:t xml:space="preserve">  APIGateway --&gt; OrderService[Order Service]</w:t>
-      </w:r>
-    </w:p>
-    <w:p>
-      <w:r>
-        <w:t xml:space="preserve">  APIGateway --&gt; CatalogService[Catalog Service]</w:t>
-      </w:r>
-    </w:p>
-    <w:p>
-      <w:r>
-        <w:t xml:space="preserve">  APIGateway --&gt; UserService[User Service]</w:t>
-      </w:r>
-    </w:p>
-    <w:p/>
-    <w:p>
-      <w:r>
-        <w:t xml:space="preserve">  OrderService --&gt;|REST or gRPC| PaymentService[Payment Service]</w:t>
-      </w:r>
-    </w:p>
-    <w:p>
-      <w:r>
-        <w:t xml:space="preserve">  OrderService --&gt;|Publish Event| EventBus[Event Bus]</w:t>
-      </w:r>
-    </w:p>
-    <w:p>
-      <w:r>
-        <w:t xml:space="preserve">  EventBus --&gt; InventoryService[Inventory Service]</w:t>
-      </w:r>
-    </w:p>
-    <w:p>
-      <w:r>
-        <w:t xml:space="preserve">  EventBus --&gt; NotificationService[Notification Service]</w:t>
-      </w:r>
-    </w:p>
-    <w:p>
-      <w:r>
-        <w:t xml:space="preserve">  EventBus --&gt; AnalyticsService[Analytics Service]</w:t>
-      </w:r>
-    </w:p>
-    <w:p/>
-    <w:p>
-      <w:r>
-        <w:t xml:space="preserve">  OrderService --&gt; OrderDB[(Order DB)]</w:t>
-      </w:r>
-    </w:p>
-    <w:p>
-      <w:r>
-        <w:t xml:space="preserve">  PaymentService --&gt; PaymentDB[(Payment DB)]</w:t>
-      </w:r>
-    </w:p>
-    <w:p>
-      <w:r>
-        <w:t xml:space="preserve">  InventoryService --&gt; InventoryDB[(Inventory DB)]</w:t>
-      </w:r>
-    </w:p>
-    <w:p>
-      <w:r>
-        <w:lastRenderedPageBreak/>
-        <w:t xml:space="preserve">  UserService --&gt; UserDB[(User DB)]</w:t>
-      </w:r>
-    </w:p>
-    <w:p/>
-    <w:p>
-      <w:r>
-        <w:t xml:space="preserve">  style Client fill:#00ceff,stroke:#000000,stroke-width:2px,color:#000000</w:t>
-      </w:r>
-    </w:p>
-    <w:p>
-      <w:r>
-        <w:t xml:space="preserve">  style APIGateway fill:#69db7c,stroke:#000000,stroke-width:2px,color:#000000</w:t>
-      </w:r>
-    </w:p>
-    <w:p>
-      <w:r>
-        <w:t xml:space="preserve">  style OrderService fill:#ffd43b,stroke:#000000,stroke-width:2px,color:#000000</w:t>
-      </w:r>
-    </w:p>
-    <w:p>
-      <w:r>
-        <w:t xml:space="preserve">  style CatalogService fill:#ffd43b,stroke:#000000,stroke-width:2px,color:#000000</w:t>
-      </w:r>
-    </w:p>
-    <w:p>
-      <w:r>
-        <w:t xml:space="preserve">  style UserService fill:#ffd43b,stroke:#000000,stroke-width:2px,color:#000000</w:t>
-      </w:r>
-    </w:p>
-    <w:p>
-      <w:r>
-        <w:t xml:space="preserve">  style PaymentService fill:#ffd43b,stroke:#000000,stroke-width:2px,color:#000000</w:t>
-      </w:r>
-    </w:p>
-    <w:p>
-      <w:r>
-        <w:t xml:space="preserve">  style InventoryService fill:#ffd43b,stroke:#000000,stroke-width:2px,color:#000000</w:t>
-      </w:r>
-    </w:p>
-    <w:p>
-      <w:r>
-        <w:t xml:space="preserve">  style NotificationService fill:#ffd43b,stroke:#000000,stroke-width:2px,color:#000000</w:t>
-      </w:r>
-    </w:p>
-    <w:p>
-      <w:r>
-        <w:t xml:space="preserve">  style AnalyticsService fill:#ffd43b,stroke:#000000,stroke-width:2px,color:#000000</w:t>
-      </w:r>
-    </w:p>
-    <w:p>
-      <w:r>
-        <w:t xml:space="preserve">  style EventBus fill:#69db7c,stroke:#000000,stroke-width:2px,color:#000000</w:t>
-      </w:r>
-    </w:p>
-    <w:p>
-      <w:r>
-        <w:t xml:space="preserve">  style OrderDB fill:#69db7c,stroke:#000000,stroke-width:2px,color:#000000</w:t>
-      </w:r>
-    </w:p>
-    <w:p>
-      <w:r>
-        <w:t xml:space="preserve">  style PaymentDB fill:#69db7c,stroke:#000000,stroke-width:2px,color:#000000</w:t>
-      </w:r>
-    </w:p>
-    <w:p>
-      <w:r>
-        <w:t xml:space="preserve">  style InventoryDB fill:#69db7c,stroke:#000000,stroke-width:2px,color:#000000</w:t>
-      </w:r>
-    </w:p>
-    <w:p>
-      <w:r>
-        <w:lastRenderedPageBreak/>
-        <w:t xml:space="preserve">  style UserDB fill:#69db7c,stroke:#000000,stroke-width:2px,color:#000000</w:t>
-      </w:r>
-    </w:p>
-    <w:p>
-      <w:r>
-        <w:t>```</w:t>
-      </w:r>
-    </w:p>
-    <w:p/>
-    <w:p>
-      <w:r>
-        <w:t>---</w:t>
-      </w:r>
-    </w:p>
-    <w:p/>
-    <w:p>
-      <w:r>
-        <w:t># 10) Best practice recommendation</w:t>
-      </w:r>
-    </w:p>
-    <w:p/>
-    <w:p>
-      <w:r>
-        <w:t>A practical microservices architecture usually uses:</w:t>
-      </w:r>
-    </w:p>
-    <w:p/>
-    <w:p>
-      <w:r>
-        <w:t>- **REST** for external/public APIs</w:t>
-      </w:r>
-    </w:p>
-    <w:p>
-      <w:r>
-        <w:t>- **gRPC** for high-performance internal synchronous calls</w:t>
-      </w:r>
-    </w:p>
-    <w:p>
-      <w:r>
-        <w:t>- **Kafka or message queues** for asynchronous events and background workflows</w:t>
-      </w:r>
-    </w:p>
-    <w:p>
-      <w:r>
-        <w:t>- **WebSockets** only where real-time updates are required</w:t>
-      </w:r>
-    </w:p>
-    <w:p/>
-    <w:p>
-      <w:r>
-        <w:t>There is no single best protocol. The right choice depends on:</w:t>
-      </w:r>
-    </w:p>
-    <w:p>
-      <w:r>
-        <w:t>- latency needs</w:t>
-      </w:r>
-    </w:p>
-    <w:p>
-      <w:r>
-        <w:t>- consistency requirements</w:t>
-      </w:r>
-    </w:p>
-    <w:p>
-      <w:r>
-        <w:t>- traffic volume</w:t>
-      </w:r>
-    </w:p>
-    <w:p>
-      <w:r>
-        <w:t>- fault tolerance goals</w:t>
-      </w:r>
-    </w:p>
-    <w:p>
-      <w:r>
-        <w:t>- team familiarity</w:t>
-      </w:r>
-    </w:p>
-    <w:p/>
-    <w:p>
-      <w:r>
-        <w:t>---</w:t>
-      </w:r>
-    </w:p>
-    <w:p/>
-    <w:p>
-      <w:r>
-        <w:lastRenderedPageBreak/>
         <w:t>If you want, I can also give you:</w:t>
       </w:r>
     </w:p>
@@ -3407,13 +3921,70 @@
     <w:p/>
     <w:p>
       <w:r>
+        <w:t>A good way to think about them is: microservices create flexibility, but they also create distributed-systems problems. Design patterns are how you manage those problems.</w:t>
+      </w:r>
+    </w:p>
+    <w:p/>
+    <w:p>
+      <w:r>
+        <w:rPr>
+          <w:noProof/>
+        </w:rPr>
         <w:lastRenderedPageBreak/>
-        <w:t>A good way to think about them is: microservices create flexibility, but they also create distributed-systems problems. Design patterns are how you manage those problems.</w:t>
-      </w:r>
-    </w:p>
-    <w:p/>
-    <w:p>
-      <w:r>
+        <w:drawing>
+          <wp:inline distT="0" distB="0" distL="0" distR="0" wp14:anchorId="34759F9E" wp14:editId="729EC746">
+            <wp:extent cx="5943600" cy="7428230"/>
+            <wp:effectExtent l="0" t="0" r="0" b="1270"/>
+            <wp:docPr id="1825284637" name="Picture 10" descr="A Crash Course on Microservices Design Patterns"/>
+            <wp:cNvGraphicFramePr>
+              <a:graphicFrameLocks xmlns:a="http://schemas.openxmlformats.org/drawingml/2006/main" noChangeAspect="1"/>
+            </wp:cNvGraphicFramePr>
+            <a:graphic xmlns:a="http://schemas.openxmlformats.org/drawingml/2006/main">
+              <a:graphicData uri="http://schemas.openxmlformats.org/drawingml/2006/picture">
+                <pic:pic xmlns:pic="http://schemas.openxmlformats.org/drawingml/2006/picture">
+                  <pic:nvPicPr>
+                    <pic:cNvPr id="0" name="Picture 19" descr="A Crash Course on Microservices Design Patterns"/>
+                    <pic:cNvPicPr>
+                      <a:picLocks noChangeAspect="1" noChangeArrowheads="1"/>
+                    </pic:cNvPicPr>
+                  </pic:nvPicPr>
+                  <pic:blipFill>
+                    <a:blip r:embed="rId14" cstate="print">
+                      <a:extLst>
+                        <a:ext uri="{28A0092B-C50C-407E-A947-70E740481C1C}">
+                          <a14:useLocalDpi xmlns:a14="http://schemas.microsoft.com/office/drawing/2010/main" val="0"/>
+                        </a:ext>
+                      </a:extLst>
+                    </a:blip>
+                    <a:srcRect/>
+                    <a:stretch>
+                      <a:fillRect/>
+                    </a:stretch>
+                  </pic:blipFill>
+                  <pic:spPr bwMode="auto">
+                    <a:xfrm>
+                      <a:off x="0" y="0"/>
+                      <a:ext cx="5943600" cy="7428230"/>
+                    </a:xfrm>
+                    <a:prstGeom prst="rect">
+                      <a:avLst/>
+                    </a:prstGeom>
+                    <a:noFill/>
+                    <a:ln>
+                      <a:noFill/>
+                    </a:ln>
+                  </pic:spPr>
+                </pic:pic>
+              </a:graphicData>
+            </a:graphic>
+          </wp:inline>
+        </w:drawing>
+      </w:r>
+    </w:p>
+    <w:p/>
+    <w:p>
+      <w:r>
+        <w:lastRenderedPageBreak/>
         <w:t>##</w:t>
       </w:r>
       <w:r>
@@ -3487,7 +4058,6 @@
     </w:p>
     <w:p>
       <w:r>
-        <w:lastRenderedPageBreak/>
         <w:t>A mobile app calls one endpoint on the gateway, and the gateway fetches user data, order data, and recommendations from separate services.</w:t>
       </w:r>
     </w:p>
@@ -3574,23 +4144,23 @@
     <w:p/>
     <w:p>
       <w:r>
+        <w:t>Each service owns its own database.</w:t>
+      </w:r>
+    </w:p>
+    <w:p/>
+    <w:p>
+      <w:r>
+        <w:t>### Why it is useful</w:t>
+      </w:r>
+    </w:p>
+    <w:p>
+      <w:r>
+        <w:t>- reduces coupling</w:t>
+      </w:r>
+    </w:p>
+    <w:p>
+      <w:r>
         <w:lastRenderedPageBreak/>
-        <w:t>Each service owns its own database.</w:t>
-      </w:r>
-    </w:p>
-    <w:p/>
-    <w:p>
-      <w:r>
-        <w:t>### Why it is useful</w:t>
-      </w:r>
-    </w:p>
-    <w:p>
-      <w:r>
-        <w:t>- reduces coupling</w:t>
-      </w:r>
-    </w:p>
-    <w:p>
-      <w:r>
         <w:t>- allows services to evolve independently</w:t>
       </w:r>
     </w:p>
@@ -3754,23 +4324,23 @@
     </w:p>
     <w:p>
       <w:r>
+        <w:t>- allows different data models for each</w:t>
+      </w:r>
+    </w:p>
+    <w:p>
+      <w:r>
+        <w:t>- useful when read load is very different from write load</w:t>
+      </w:r>
+    </w:p>
+    <w:p/>
+    <w:p>
+      <w:r>
+        <w:t>### Trade-offs</w:t>
+      </w:r>
+    </w:p>
+    <w:p>
+      <w:r>
         <w:lastRenderedPageBreak/>
-        <w:t>- allows different data models for each</w:t>
-      </w:r>
-    </w:p>
-    <w:p>
-      <w:r>
-        <w:t>- useful when read load is very different from write load</w:t>
-      </w:r>
-    </w:p>
-    <w:p/>
-    <w:p>
-      <w:r>
-        <w:t>### Trade-offs</w:t>
-      </w:r>
-    </w:p>
-    <w:p>
-      <w:r>
         <w:t>- added complexity</w:t>
       </w:r>
     </w:p>
@@ -3869,6 +4439,7 @@
     </w:p>
     <w:p>
       <w:r>
+        <w:lastRenderedPageBreak/>
         <w:t>- eventual consistency</w:t>
       </w:r>
     </w:p>
@@ -3947,7 +4518,6 @@
     <w:p/>
     <w:p>
       <w:r>
-        <w:lastRenderedPageBreak/>
         <w:t xml:space="preserve">## </w:t>
       </w:r>
       <w:r>
@@ -3967,6 +4537,7 @@
     <w:p/>
     <w:p>
       <w:r>
+        <w:lastRenderedPageBreak/>
         <w:t>### Why it is useful</w:t>
       </w:r>
     </w:p>
@@ -4053,6 +4624,7 @@
     <w:p/>
     <w:p>
       <w:r>
+        <w:lastRenderedPageBreak/>
         <w:t>##</w:t>
       </w:r>
       <w:r>
@@ -4241,6 +4813,7 @@
     <w:p/>
     <w:p>
       <w:r>
+        <w:lastRenderedPageBreak/>
         <w:t>### Why it is useful</w:t>
       </w:r>
     </w:p>
@@ -4315,23 +4888,23 @@
     <w:p/>
     <w:p>
       <w:r>
+        <w:t>A lot of these patterns support a few core ideas:</w:t>
+      </w:r>
+    </w:p>
+    <w:p/>
+    <w:p>
+      <w:r>
+        <w:t>- **Loose coupling**</w:t>
+      </w:r>
+    </w:p>
+    <w:p>
+      <w:r>
+        <w:t>- **Independent deployment**</w:t>
+      </w:r>
+    </w:p>
+    <w:p>
+      <w:r>
         <w:lastRenderedPageBreak/>
-        <w:t>A lot of these patterns support a few core ideas:</w:t>
-      </w:r>
-    </w:p>
-    <w:p/>
-    <w:p>
-      <w:r>
-        <w:t>- **Loose coupling**</w:t>
-      </w:r>
-    </w:p>
-    <w:p>
-      <w:r>
-        <w:t>- **Independent deployment**</w:t>
-      </w:r>
-    </w:p>
-    <w:p>
-      <w:r>
         <w:t>- **Fault isolation**</w:t>
       </w:r>
     </w:p>
@@ -4420,13 +4993,13 @@
     </w:p>
     <w:p>
       <w:r>
+        <w:t>Microservices design patterns help you manage communication, data consistency, resilience, and migration. The most common ones are API Gateway, Service Discovery, Database per Service, Saga, CQRS, Event-Driven Architecture, Circuit Breaker, and Strangler Fig.</w:t>
+      </w:r>
+    </w:p>
+    <w:p/>
+    <w:p>
+      <w:r>
         <w:lastRenderedPageBreak/>
-        <w:t>Microservices design patterns help you manage communication, data consistency, resilience, and migration. The most common ones are API Gateway, Service Discovery, Database per Service, Saga, CQRS, Event-Driven Architecture, Circuit Breaker, and Strangler Fig.</w:t>
-      </w:r>
-    </w:p>
-    <w:p/>
-    <w:p>
-      <w:r>
         <w:t>If you want, I can also give you:</w:t>
       </w:r>
     </w:p>
@@ -4490,23 +5063,23 @@
     <w:p/>
     <w:p>
       <w:r>
+        <w:t>In microservices, services talk to each other constantly. That creates a lot of repetitive networking logic:</w:t>
+      </w:r>
+    </w:p>
+    <w:p/>
+    <w:p>
+      <w:r>
+        <w:t>- service discovery</w:t>
+      </w:r>
+    </w:p>
+    <w:p>
+      <w:r>
+        <w:t>- load balancing</w:t>
+      </w:r>
+    </w:p>
+    <w:p>
+      <w:r>
         <w:lastRenderedPageBreak/>
-        <w:t>In microservices, services talk to each other constantly. That creates a lot of repetitive networking logic:</w:t>
-      </w:r>
-    </w:p>
-    <w:p/>
-    <w:p>
-      <w:r>
-        <w:t>- service discovery</w:t>
-      </w:r>
-    </w:p>
-    <w:p>
-      <w:r>
-        <w:t>- load balancing</w:t>
-      </w:r>
-    </w:p>
-    <w:p>
-      <w:r>
         <w:t>- retries</w:t>
       </w:r>
     </w:p>
@@ -4535,6 +5108,61 @@
         <w:t>- observability</w:t>
       </w:r>
     </w:p>
+    <w:p>
+      <w:r>
+        <w:rPr>
+          <w:noProof/>
+        </w:rPr>
+        <w:drawing>
+          <wp:inline distT="0" distB="0" distL="0" distR="0" wp14:anchorId="2D773078" wp14:editId="65B9F74B">
+            <wp:extent cx="5943600" cy="3343275"/>
+            <wp:effectExtent l="0" t="0" r="0" b="9525"/>
+            <wp:docPr id="326550172" name="Picture 12" descr="Understanding the Role of Service Mesh in Microservices Architecture | by  ShivajiKant | Medium"/>
+            <wp:cNvGraphicFramePr>
+              <a:graphicFrameLocks xmlns:a="http://schemas.openxmlformats.org/drawingml/2006/main" noChangeAspect="1"/>
+            </wp:cNvGraphicFramePr>
+            <a:graphic xmlns:a="http://schemas.openxmlformats.org/drawingml/2006/main">
+              <a:graphicData uri="http://schemas.openxmlformats.org/drawingml/2006/picture">
+                <pic:pic xmlns:pic="http://schemas.openxmlformats.org/drawingml/2006/picture">
+                  <pic:nvPicPr>
+                    <pic:cNvPr id="0" name="Picture 23" descr="Understanding the Role of Service Mesh in Microservices Architecture | by  ShivajiKant | Medium"/>
+                    <pic:cNvPicPr>
+                      <a:picLocks noChangeAspect="1" noChangeArrowheads="1"/>
+                    </pic:cNvPicPr>
+                  </pic:nvPicPr>
+                  <pic:blipFill>
+                    <a:blip r:embed="rId15">
+                      <a:extLst>
+                        <a:ext uri="{28A0092B-C50C-407E-A947-70E740481C1C}">
+                          <a14:useLocalDpi xmlns:a14="http://schemas.microsoft.com/office/drawing/2010/main" val="0"/>
+                        </a:ext>
+                      </a:extLst>
+                    </a:blip>
+                    <a:srcRect/>
+                    <a:stretch>
+                      <a:fillRect/>
+                    </a:stretch>
+                  </pic:blipFill>
+                  <pic:spPr bwMode="auto">
+                    <a:xfrm>
+                      <a:off x="0" y="0"/>
+                      <a:ext cx="5943600" cy="3343275"/>
+                    </a:xfrm>
+                    <a:prstGeom prst="rect">
+                      <a:avLst/>
+                    </a:prstGeom>
+                    <a:noFill/>
+                    <a:ln>
+                      <a:noFill/>
+                    </a:ln>
+                  </pic:spPr>
+                </pic:pic>
+              </a:graphicData>
+            </a:graphic>
+          </wp:inline>
+        </w:drawing>
+      </w:r>
+    </w:p>
     <w:p/>
     <w:p>
       <w:r>
@@ -4556,6 +5184,7 @@
     <w:p/>
     <w:p>
       <w:r>
+        <w:lastRenderedPageBreak/>
         <w:t>- **Data plane**, which handles the actual traffic between services</w:t>
       </w:r>
     </w:p>
@@ -4633,6 +5262,7 @@
     </w:p>
     <w:p>
       <w:r>
+        <w:lastRenderedPageBreak/>
         <w:t>- Service A has to configure TLS</w:t>
       </w:r>
     </w:p>
@@ -4659,63 +5289,63 @@
     </w:p>
     <w:p>
       <w:r>
+        <w:t>- the sidecar proxy handles secure communication, retries, routing, and telemetry</w:t>
+      </w:r>
+    </w:p>
+    <w:p/>
+    <w:p>
+      <w:r>
+        <w:t>## Common service mesh features</w:t>
+      </w:r>
+    </w:p>
+    <w:p/>
+    <w:p>
+      <w:r>
+        <w:t>### 1. mTLS</w:t>
+      </w:r>
+    </w:p>
+    <w:p>
+      <w:r>
+        <w:t>Services authenticate each other automatically and encrypt traffic in transit.</w:t>
+      </w:r>
+    </w:p>
+    <w:p/>
+    <w:p>
+      <w:r>
+        <w:t>### 2. Traffic splitting</w:t>
+      </w:r>
+    </w:p>
+    <w:p>
+      <w:r>
+        <w:t>You can send 90 percent of traffic to version 1 and 10 percent to version 2 for a canary rollout.</w:t>
+      </w:r>
+    </w:p>
+    <w:p/>
+    <w:p>
+      <w:r>
+        <w:t>### 3. Retries and timeouts</w:t>
+      </w:r>
+    </w:p>
+    <w:p>
+      <w:r>
+        <w:t>The mesh can retry failed calls and stop hanging requests.</w:t>
+      </w:r>
+    </w:p>
+    <w:p/>
+    <w:p>
+      <w:r>
+        <w:t>### 4. Circuit breaking</w:t>
+      </w:r>
+    </w:p>
+    <w:p>
+      <w:r>
+        <w:t>If a service is unhealthy, the mesh can stop sending it traffic temporarily.</w:t>
+      </w:r>
+    </w:p>
+    <w:p/>
+    <w:p>
+      <w:r>
         <w:lastRenderedPageBreak/>
-        <w:t>- the sidecar proxy handles secure communication, retries, routing, and telemetry</w:t>
-      </w:r>
-    </w:p>
-    <w:p/>
-    <w:p>
-      <w:r>
-        <w:t>## Common service mesh features</w:t>
-      </w:r>
-    </w:p>
-    <w:p/>
-    <w:p>
-      <w:r>
-        <w:t>### 1. mTLS</w:t>
-      </w:r>
-    </w:p>
-    <w:p>
-      <w:r>
-        <w:t>Services authenticate each other automatically and encrypt traffic in transit.</w:t>
-      </w:r>
-    </w:p>
-    <w:p/>
-    <w:p>
-      <w:r>
-        <w:t>### 2. Traffic splitting</w:t>
-      </w:r>
-    </w:p>
-    <w:p>
-      <w:r>
-        <w:t>You can send 90 percent of traffic to version 1 and 10 percent to version 2 for a canary rollout.</w:t>
-      </w:r>
-    </w:p>
-    <w:p/>
-    <w:p>
-      <w:r>
-        <w:t>### 3. Retries and timeouts</w:t>
-      </w:r>
-    </w:p>
-    <w:p>
-      <w:r>
-        <w:t>The mesh can retry failed calls and stop hanging requests.</w:t>
-      </w:r>
-    </w:p>
-    <w:p/>
-    <w:p>
-      <w:r>
-        <w:t>### 4. Circuit breaking</w:t>
-      </w:r>
-    </w:p>
-    <w:p>
-      <w:r>
-        <w:t>If a service is unhealthy, the mesh can stop sending it traffic temporarily.</w:t>
-      </w:r>
-    </w:p>
-    <w:p/>
-    <w:p>
-      <w:r>
         <w:t>### 5. Observability</w:t>
       </w:r>
     </w:p>
@@ -4742,77 +5372,77 @@
     </w:p>
     <w:p>
       <w:r>
+        <w:t>- Useful for large microservices environments</w:t>
+      </w:r>
+    </w:p>
+    <w:p>
+      <w:r>
+        <w:t>- Great for progressive delivery and observability</w:t>
+      </w:r>
+    </w:p>
+    <w:p/>
+    <w:p>
+      <w:r>
+        <w:t>## Trade-offs</w:t>
+      </w:r>
+    </w:p>
+    <w:p>
+      <w:r>
+        <w:t>A service mesh is powerful, but it is not free:</w:t>
+      </w:r>
+    </w:p>
+    <w:p/>
+    <w:p>
+      <w:r>
+        <w:t>- It adds **operational complexity**</w:t>
+      </w:r>
+    </w:p>
+    <w:p>
+      <w:r>
+        <w:t>- It can increase **latency**</w:t>
+      </w:r>
+    </w:p>
+    <w:p>
+      <w:r>
+        <w:t>- It requires **extra infrastructure**</w:t>
+      </w:r>
+    </w:p>
+    <w:p>
+      <w:r>
+        <w:t>- It can be hard to debug when traffic is flowing through proxies</w:t>
+      </w:r>
+    </w:p>
+    <w:p>
+      <w:r>
+        <w:t>- It may be overkill for small systems</w:t>
+      </w:r>
+    </w:p>
+    <w:p/>
+    <w:p>
+      <w:r>
+        <w:t>## Service mesh vs API gateway</w:t>
+      </w:r>
+    </w:p>
+    <w:p/>
+    <w:p>
+      <w:r>
+        <w:t>These are related but not the same.</w:t>
+      </w:r>
+    </w:p>
+    <w:p/>
+    <w:p>
+      <w:r>
+        <w:t>### API Gateway</w:t>
+      </w:r>
+    </w:p>
+    <w:p>
+      <w:r>
+        <w:t>- handles **client to service** traffic</w:t>
+      </w:r>
+    </w:p>
+    <w:p>
+      <w:r>
         <w:lastRenderedPageBreak/>
-        <w:t>- Useful for large microservices environments</w:t>
-      </w:r>
-    </w:p>
-    <w:p>
-      <w:r>
-        <w:t>- Great for progressive delivery and observability</w:t>
-      </w:r>
-    </w:p>
-    <w:p/>
-    <w:p>
-      <w:r>
-        <w:t>## Trade-offs</w:t>
-      </w:r>
-    </w:p>
-    <w:p>
-      <w:r>
-        <w:t>A service mesh is powerful, but it is not free:</w:t>
-      </w:r>
-    </w:p>
-    <w:p/>
-    <w:p>
-      <w:r>
-        <w:t>- It adds **operational complexity**</w:t>
-      </w:r>
-    </w:p>
-    <w:p>
-      <w:r>
-        <w:t>- It can increase **latency**</w:t>
-      </w:r>
-    </w:p>
-    <w:p>
-      <w:r>
-        <w:t>- It requires **extra infrastructure**</w:t>
-      </w:r>
-    </w:p>
-    <w:p>
-      <w:r>
-        <w:t>- It can be hard to debug when traffic is flowing through proxies</w:t>
-      </w:r>
-    </w:p>
-    <w:p>
-      <w:r>
-        <w:t>- It may be overkill for small systems</w:t>
-      </w:r>
-    </w:p>
-    <w:p/>
-    <w:p>
-      <w:r>
-        <w:t>## Service mesh vs API gateway</w:t>
-      </w:r>
-    </w:p>
-    <w:p/>
-    <w:p>
-      <w:r>
-        <w:t>These are related but not the same.</w:t>
-      </w:r>
-    </w:p>
-    <w:p/>
-    <w:p>
-      <w:r>
-        <w:t>### API Gateway</w:t>
-      </w:r>
-    </w:p>
-    <w:p>
-      <w:r>
-        <w:t>- handles **client to service** traffic</w:t>
-      </w:r>
-    </w:p>
-    <w:p>
-      <w:r>
         <w:t>- entry point for external requests</w:t>
       </w:r>
     </w:p>
@@ -4839,72 +5469,72 @@
     </w:p>
     <w:p>
       <w:r>
+        <w:t>- useful for security, reliability, observability</w:t>
+      </w:r>
+    </w:p>
+    <w:p/>
+    <w:p>
+      <w:r>
+        <w:t>A common architecture uses both:</w:t>
+      </w:r>
+    </w:p>
+    <w:p>
+      <w:r>
+        <w:t>- clients talk to an API gateway</w:t>
+      </w:r>
+    </w:p>
+    <w:p>
+      <w:r>
+        <w:t>- services talk to each other through a service mesh</w:t>
+      </w:r>
+    </w:p>
+    <w:p/>
+    <w:p>
+      <w:r>
+        <w:t>## Simple mental model</w:t>
+      </w:r>
+    </w:p>
+    <w:p>
+      <w:r>
+        <w:t>Think of the service mesh as a **networking and communication layer for microservices**, similar to how a traffic control system manages roads without each driver having to coordinate everything manually.</w:t>
+      </w:r>
+    </w:p>
+    <w:p/>
+    <w:p>
+      <w:r>
+        <w:t>## Example architecture</w:t>
+      </w:r>
+    </w:p>
+    <w:p/>
+    <w:p>
+      <w:r>
+        <w:t>```mermaid</w:t>
+      </w:r>
+    </w:p>
+    <w:p>
+      <w:r>
+        <w:t>flowchart TB</w:t>
+      </w:r>
+    </w:p>
+    <w:p>
+      <w:r>
+        <w:t xml:space="preserve">    Client[Client] --&gt; Gateway[API Gateway]</w:t>
+      </w:r>
+    </w:p>
+    <w:p>
+      <w:r>
+        <w:t xml:space="preserve">    Gateway --&gt; SVC1[Service A]</w:t>
+      </w:r>
+    </w:p>
+    <w:p>
+      <w:r>
+        <w:t xml:space="preserve">    Gateway --&gt; SVC2[Service B]</w:t>
+      </w:r>
+    </w:p>
+    <w:p/>
+    <w:p>
+      <w:r>
         <w:lastRenderedPageBreak/>
-        <w:t>- useful for security, reliability, observability</w:t>
-      </w:r>
-    </w:p>
-    <w:p/>
-    <w:p>
-      <w:r>
-        <w:t>A common architecture uses both:</w:t>
-      </w:r>
-    </w:p>
-    <w:p>
-      <w:r>
-        <w:t>- clients talk to an API gateway</w:t>
-      </w:r>
-    </w:p>
-    <w:p>
-      <w:r>
-        <w:t>- services talk to each other through a service mesh</w:t>
-      </w:r>
-    </w:p>
-    <w:p/>
-    <w:p>
-      <w:r>
-        <w:t>## Simple mental model</w:t>
-      </w:r>
-    </w:p>
-    <w:p>
-      <w:r>
-        <w:t>Think of the service mesh as a **networking and communication layer for microservices**, similar to how a traffic control system manages roads without each driver having to coordinate everything manually.</w:t>
-      </w:r>
-    </w:p>
-    <w:p/>
-    <w:p>
-      <w:r>
-        <w:t>## Example architecture</w:t>
-      </w:r>
-    </w:p>
-    <w:p/>
-    <w:p>
-      <w:r>
-        <w:t>```mermaid</w:t>
-      </w:r>
-    </w:p>
-    <w:p>
-      <w:r>
-        <w:t>flowchart TB</w:t>
-      </w:r>
-    </w:p>
-    <w:p>
-      <w:r>
-        <w:t xml:space="preserve">    Client[Client] --&gt; Gateway[API Gateway]</w:t>
-      </w:r>
-    </w:p>
-    <w:p>
-      <w:r>
-        <w:t xml:space="preserve">    Gateway --&gt; SVC1[Service A]</w:t>
-      </w:r>
-    </w:p>
-    <w:p>
-      <w:r>
-        <w:t xml:space="preserve">    Gateway --&gt; SVC2[Service B]</w:t>
-      </w:r>
-    </w:p>
-    <w:p/>
-    <w:p>
-      <w:r>
         <w:t xml:space="preserve">    SVC1 --&gt; Proxy1[Sidecar Proxy]</w:t>
       </w:r>
     </w:p>
@@ -4926,7 +5556,6 @@
     </w:p>
     <w:p>
       <w:r>
-        <w:lastRenderedPageBreak/>
         <w:t xml:space="preserve">    style Gateway fill:#69db7c,stroke:#000000,stroke-width:2px,color:#000000</w:t>
       </w:r>
     </w:p>
@@ -5013,6 +5642,62 @@
     <w:p/>
     <w:p>
       <w:r>
+        <w:rPr>
+          <w:noProof/>
+        </w:rPr>
+        <w:drawing>
+          <wp:inline distT="0" distB="0" distL="0" distR="0" wp14:anchorId="108CC128" wp14:editId="2A01AF5D">
+            <wp:extent cx="5943600" cy="3697605"/>
+            <wp:effectExtent l="0" t="0" r="0" b="0"/>
+            <wp:docPr id="269873542" name="Picture 13" descr="What is Istio? What Does it Solve?"/>
+            <wp:cNvGraphicFramePr>
+              <a:graphicFrameLocks xmlns:a="http://schemas.openxmlformats.org/drawingml/2006/main" noChangeAspect="1"/>
+            </wp:cNvGraphicFramePr>
+            <a:graphic xmlns:a="http://schemas.openxmlformats.org/drawingml/2006/main">
+              <a:graphicData uri="http://schemas.openxmlformats.org/drawingml/2006/picture">
+                <pic:pic xmlns:pic="http://schemas.openxmlformats.org/drawingml/2006/picture">
+                  <pic:nvPicPr>
+                    <pic:cNvPr id="0" name="Picture 25" descr="What is Istio? What Does it Solve?"/>
+                    <pic:cNvPicPr>
+                      <a:picLocks noChangeAspect="1" noChangeArrowheads="1"/>
+                    </pic:cNvPicPr>
+                  </pic:nvPicPr>
+                  <pic:blipFill>
+                    <a:blip r:embed="rId16">
+                      <a:extLst>
+                        <a:ext uri="{28A0092B-C50C-407E-A947-70E740481C1C}">
+                          <a14:useLocalDpi xmlns:a14="http://schemas.microsoft.com/office/drawing/2010/main" val="0"/>
+                        </a:ext>
+                      </a:extLst>
+                    </a:blip>
+                    <a:srcRect/>
+                    <a:stretch>
+                      <a:fillRect/>
+                    </a:stretch>
+                  </pic:blipFill>
+                  <pic:spPr bwMode="auto">
+                    <a:xfrm>
+                      <a:off x="0" y="0"/>
+                      <a:ext cx="5943600" cy="3697605"/>
+                    </a:xfrm>
+                    <a:prstGeom prst="rect">
+                      <a:avLst/>
+                    </a:prstGeom>
+                    <a:noFill/>
+                    <a:ln>
+                      <a:noFill/>
+                    </a:ln>
+                  </pic:spPr>
+                </pic:pic>
+              </a:graphicData>
+            </a:graphic>
+          </wp:inline>
+        </w:drawing>
+      </w:r>
+    </w:p>
+    <w:p/>
+    <w:p>
+      <w:r>
         <w:t>At a basic level, Istio gives you control over:</w:t>
       </w:r>
     </w:p>
@@ -5034,6 +5719,7 @@
     </w:p>
     <w:p>
       <w:r>
+        <w:lastRenderedPageBreak/>
         <w:t>- **reliability**</w:t>
       </w:r>
     </w:p>
@@ -5087,41 +5773,41 @@
     <w:p/>
     <w:p>
       <w:r>
+        <w:t>Istio moves much of that complexity into the infrastructure layer, so your services can focus on business logic.</w:t>
+      </w:r>
+    </w:p>
+    <w:p/>
+    <w:p>
+      <w:r>
+        <w:t>## Core architecture</w:t>
+      </w:r>
+    </w:p>
+    <w:p/>
+    <w:p>
+      <w:r>
+        <w:t>Istio has two main parts:</w:t>
+      </w:r>
+    </w:p>
+    <w:p/>
+    <w:p>
+      <w:r>
+        <w:t>- **Data plane**</w:t>
+      </w:r>
+    </w:p>
+    <w:p>
+      <w:r>
+        <w:t xml:space="preserve">  - the proxies that handle actual traffic</w:t>
+      </w:r>
+    </w:p>
+    <w:p>
+      <w:r>
+        <w:t xml:space="preserve">  - usually Envoy sidecars alongside your services</w:t>
+      </w:r>
+    </w:p>
+    <w:p/>
+    <w:p>
+      <w:r>
         <w:lastRenderedPageBreak/>
-        <w:t>Istio moves much of that complexity into the infrastructure layer, so your services can focus on business logic.</w:t>
-      </w:r>
-    </w:p>
-    <w:p/>
-    <w:p>
-      <w:r>
-        <w:t>## Core architecture</w:t>
-      </w:r>
-    </w:p>
-    <w:p/>
-    <w:p>
-      <w:r>
-        <w:t>Istio has two main parts:</w:t>
-      </w:r>
-    </w:p>
-    <w:p/>
-    <w:p>
-      <w:r>
-        <w:t>- **Data plane**</w:t>
-      </w:r>
-    </w:p>
-    <w:p>
-      <w:r>
-        <w:t xml:space="preserve">  - the proxies that handle actual traffic</w:t>
-      </w:r>
-    </w:p>
-    <w:p>
-      <w:r>
-        <w:t xml:space="preserve">  - usually Envoy sidecars alongside your services</w:t>
-      </w:r>
-    </w:p>
-    <w:p/>
-    <w:p>
-      <w:r>
         <w:t>- **Control plane**</w:t>
       </w:r>
     </w:p>
@@ -5213,6 +5899,7 @@
     </w:p>
     <w:p>
       <w:r>
+        <w:lastRenderedPageBreak/>
         <w:t>- do blue-green releases</w:t>
       </w:r>
     </w:p>
@@ -5261,148 +5948,1322 @@
     </w:p>
     <w:p>
       <w:r>
+        <w:t>- identity-based access control</w:t>
+      </w:r>
+    </w:p>
+    <w:p>
+      <w:r>
+        <w:t>- certificate management</w:t>
+      </w:r>
+    </w:p>
+    <w:p/>
+    <w:p>
+      <w:r>
+        <w:t>### 3. Observability</w:t>
+      </w:r>
+    </w:p>
+    <w:p>
+      <w:r>
+        <w:t>Istio helps you see what is happening in the mesh.</w:t>
+      </w:r>
+    </w:p>
+    <w:p/>
+    <w:p>
+      <w:r>
+        <w:t>You can get:</w:t>
+      </w:r>
+    </w:p>
+    <w:p>
+      <w:r>
+        <w:t>- metrics</w:t>
+      </w:r>
+    </w:p>
+    <w:p>
+      <w:r>
+        <w:t>- logs</w:t>
+      </w:r>
+    </w:p>
+    <w:p>
+      <w:r>
+        <w:t>- distributed traces</w:t>
+      </w:r>
+    </w:p>
+    <w:p>
+      <w:r>
+        <w:t>- service dependency graphs</w:t>
+      </w:r>
+    </w:p>
+    <w:p/>
+    <w:p>
+      <w:r>
+        <w:t>This is very useful for debugging latency or failures across microservices.</w:t>
+      </w:r>
+    </w:p>
+    <w:p/>
+    <w:p>
+      <w:r>
+        <w:t>### 4. Reliability</w:t>
+      </w:r>
+    </w:p>
+    <w:p>
+      <w:r>
+        <w:t>Istio can improve resilience with:</w:t>
+      </w:r>
+    </w:p>
+    <w:p>
+      <w:r>
+        <w:t>- retries</w:t>
+      </w:r>
+    </w:p>
+    <w:p>
+      <w:r>
+        <w:t>- timeouts</w:t>
+      </w:r>
+    </w:p>
+    <w:p>
+      <w:r>
+        <w:t>- circuit breaking</w:t>
+      </w:r>
+    </w:p>
+    <w:p>
+      <w:r>
+        <w:t>- failover policies</w:t>
+      </w:r>
+    </w:p>
+    <w:p/>
+    <w:p>
+      <w:r>
+        <w:t>## Key Istio concepts</w:t>
+      </w:r>
+    </w:p>
+    <w:p/>
+    <w:p>
+      <w:r>
+        <w:t>### Sidecar</w:t>
+      </w:r>
+    </w:p>
+    <w:p>
+      <w:r>
+        <w:t>A small proxy running next to each service instance. It handles communication for the app.</w:t>
+      </w:r>
+    </w:p>
+    <w:p/>
+    <w:p>
+      <w:r>
+        <w:t>### Virtual Service</w:t>
+      </w:r>
+    </w:p>
+    <w:p>
+      <w:r>
+        <w:t>Defines how traffic should be routed.</w:t>
+      </w:r>
+    </w:p>
+    <w:p/>
+    <w:p>
+      <w:r>
+        <w:t>Example use cases:</w:t>
+      </w:r>
+    </w:p>
+    <w:p>
+      <w:r>
+        <w:t>- route requests based on headers</w:t>
+      </w:r>
+    </w:p>
+    <w:p>
+      <w:r>
+        <w:t>- split traffic across versions</w:t>
+      </w:r>
+    </w:p>
+    <w:p>
+      <w:r>
+        <w:t>- implement canary release</w:t>
+      </w:r>
+    </w:p>
+    <w:p/>
+    <w:p>
+      <w:r>
         <w:lastRenderedPageBreak/>
-        <w:t>- identity-based access control</w:t>
-      </w:r>
-    </w:p>
-    <w:p>
-      <w:r>
-        <w:t>- certificate management</w:t>
-      </w:r>
-    </w:p>
-    <w:p/>
-    <w:p>
-      <w:r>
-        <w:t>### 3. Observability</w:t>
-      </w:r>
-    </w:p>
-    <w:p>
-      <w:r>
-        <w:t>Istio helps you see what is happening in the mesh.</w:t>
-      </w:r>
-    </w:p>
-    <w:p/>
-    <w:p>
-      <w:r>
-        <w:t>You can get:</w:t>
-      </w:r>
-    </w:p>
-    <w:p>
-      <w:r>
-        <w:t>- metrics</w:t>
-      </w:r>
-    </w:p>
-    <w:p>
-      <w:r>
-        <w:t>- logs</w:t>
-      </w:r>
-    </w:p>
-    <w:p>
-      <w:r>
-        <w:t>- distributed traces</w:t>
-      </w:r>
-    </w:p>
-    <w:p>
-      <w:r>
-        <w:t>- service dependency graphs</w:t>
-      </w:r>
-    </w:p>
-    <w:p/>
-    <w:p>
-      <w:r>
-        <w:t>This is very useful for debugging latency or failures across microservices.</w:t>
-      </w:r>
-    </w:p>
-    <w:p/>
-    <w:p>
-      <w:r>
-        <w:t>### 4. Reliability</w:t>
-      </w:r>
-    </w:p>
-    <w:p>
-      <w:r>
-        <w:t>Istio can improve resilience with:</w:t>
-      </w:r>
-    </w:p>
-    <w:p>
-      <w:r>
-        <w:t>- retries</w:t>
-      </w:r>
-    </w:p>
-    <w:p>
-      <w:r>
-        <w:t>- timeouts</w:t>
-      </w:r>
-    </w:p>
-    <w:p>
-      <w:r>
-        <w:t>- circuit breaking</w:t>
-      </w:r>
-    </w:p>
-    <w:p>
-      <w:r>
-        <w:t>- failover policies</w:t>
-      </w:r>
-    </w:p>
-    <w:p/>
-    <w:p>
-      <w:r>
-        <w:t>## Key Istio concepts</w:t>
-      </w:r>
-    </w:p>
-    <w:p/>
-    <w:p>
-      <w:r>
-        <w:t>### Sidecar</w:t>
+        <w:t>### Destination Rule</w:t>
+      </w:r>
+    </w:p>
+    <w:p>
+      <w:r>
+        <w:t>Defines policies for traffic once it reaches a destination.</w:t>
+      </w:r>
+    </w:p>
+    <w:p/>
+    <w:p>
+      <w:r>
+        <w:t>Example:</w:t>
+      </w:r>
+    </w:p>
+    <w:p>
+      <w:r>
+        <w:t>- load balancing policy</w:t>
+      </w:r>
+    </w:p>
+    <w:p>
+      <w:r>
+        <w:t>- connection pool settings</w:t>
+      </w:r>
+    </w:p>
+    <w:p>
+      <w:r>
+        <w:t>- subsets for different versions</w:t>
+      </w:r>
+    </w:p>
+    <w:p/>
+    <w:p>
+      <w:r>
+        <w:t>### Gateway</w:t>
+      </w:r>
+    </w:p>
+    <w:p>
+      <w:r>
+        <w:t>Exposes services to traffic entering or leaving the mesh.</w:t>
+      </w:r>
+    </w:p>
+    <w:p/>
+    <w:p>
+      <w:r>
+        <w:t>Used for:</w:t>
+      </w:r>
+    </w:p>
+    <w:p>
+      <w:r>
+        <w:t>- ingress traffic</w:t>
+      </w:r>
+    </w:p>
+    <w:p>
+      <w:r>
+        <w:t>- egress traffic</w:t>
+      </w:r>
+    </w:p>
+    <w:p/>
+    <w:p>
+      <w:r>
+        <w:t>### Pilot, Citadel, Mixer</w:t>
+      </w:r>
+    </w:p>
+    <w:p>
+      <w:r>
+        <w:t>Older Istio explanations mention these components. In modern Istio, the architecture has evolved, but the important idea remains the same: the control plane configures the proxies, and the data plane handles traffic.</w:t>
+      </w:r>
+    </w:p>
+    <w:p/>
+    <w:p>
+      <w:r>
+        <w:t>## Simple example</w:t>
+      </w:r>
+    </w:p>
+    <w:p/>
+    <w:p>
+      <w:r>
+        <w:t>Suppose you have:</w:t>
+      </w:r>
+    </w:p>
+    <w:p>
+      <w:r>
+        <w:t>- `frontend`</w:t>
+      </w:r>
+    </w:p>
+    <w:p>
+      <w:r>
+        <w:t>- `orders`</w:t>
       </w:r>
     </w:p>
     <w:p>
       <w:r>
         <w:lastRenderedPageBreak/>
-        <w:t>A small proxy running next to each service instance. It handles communication for the app.</w:t>
-      </w:r>
-    </w:p>
-    <w:p/>
-    <w:p>
-      <w:r>
-        <w:t>### Virtual Service</w:t>
-      </w:r>
-    </w:p>
-    <w:p>
-      <w:r>
-        <w:t>Defines how traffic should be routed.</w:t>
-      </w:r>
-    </w:p>
-    <w:p/>
-    <w:p>
-      <w:r>
-        <w:t>Example use cases:</w:t>
-      </w:r>
-    </w:p>
-    <w:p>
-      <w:r>
-        <w:t>- route requests based on headers</w:t>
-      </w:r>
-    </w:p>
-    <w:p>
-      <w:r>
-        <w:t>- split traffic across versions</w:t>
-      </w:r>
-    </w:p>
-    <w:p>
-      <w:r>
-        <w:t>- implement canary release</w:t>
-      </w:r>
-    </w:p>
-    <w:p/>
-    <w:p>
-      <w:r>
-        <w:t>### Destination Rule</w:t>
-      </w:r>
-    </w:p>
-    <w:p>
-      <w:r>
-        <w:t>Defines policies for traffic once it reaches a destination.</w:t>
+        <w:t>- `payments`</w:t>
+      </w:r>
+    </w:p>
+    <w:p/>
+    <w:p>
+      <w:r>
+        <w:t>Without Istio:</w:t>
+      </w:r>
+    </w:p>
+    <w:p>
+      <w:r>
+        <w:t>- each service must implement retries, TLS, and telemetry separately</w:t>
+      </w:r>
+    </w:p>
+    <w:p/>
+    <w:p>
+      <w:r>
+        <w:t>With Istio:</w:t>
+      </w:r>
+    </w:p>
+    <w:p>
+      <w:r>
+        <w:t>- traffic between services flows through Envoy proxies</w:t>
+      </w:r>
+    </w:p>
+    <w:p>
+      <w:r>
+        <w:t>- Istio enforces mTLS</w:t>
+      </w:r>
+    </w:p>
+    <w:p>
+      <w:r>
+        <w:t>- you can route 5 percent of traffic to a new `orders` version</w:t>
+      </w:r>
+    </w:p>
+    <w:p>
+      <w:r>
+        <w:t>- traces show where latency is happening</w:t>
+      </w:r>
+    </w:p>
+    <w:p/>
+    <w:p>
+      <w:r>
+        <w:t>## Benefits</w:t>
+      </w:r>
+    </w:p>
+    <w:p>
+      <w:r>
+        <w:t>- centralized traffic control</w:t>
+      </w:r>
+    </w:p>
+    <w:p>
+      <w:r>
+        <w:t>- stronger security</w:t>
+      </w:r>
+    </w:p>
+    <w:p>
+      <w:r>
+        <w:t>- better observability</w:t>
+      </w:r>
+    </w:p>
+    <w:p>
+      <w:r>
+        <w:t>- easier canary and blue-green deployments</w:t>
+      </w:r>
+    </w:p>
+    <w:p>
+      <w:r>
+        <w:t>- less application-level networking code</w:t>
+      </w:r>
+    </w:p>
+    <w:p/>
+    <w:p>
+      <w:r>
+        <w:t>## Trade-offs</w:t>
+      </w:r>
+    </w:p>
+    <w:p>
+      <w:r>
+        <w:t>Istio is powerful, but it adds complexity:</w:t>
+      </w:r>
+    </w:p>
+    <w:p/>
+    <w:p>
+      <w:r>
+        <w:t>- more moving parts</w:t>
+      </w:r>
+    </w:p>
+    <w:p>
+      <w:r>
+        <w:t>- steeper learning curve</w:t>
+      </w:r>
+    </w:p>
+    <w:p>
+      <w:r>
+        <w:t>- operational overhead</w:t>
+      </w:r>
+    </w:p>
+    <w:p>
+      <w:r>
+        <w:lastRenderedPageBreak/>
+        <w:t>- possible latency overhead from proxies</w:t>
+      </w:r>
+    </w:p>
+    <w:p>
+      <w:r>
+        <w:t>- can be overkill for small systems</w:t>
+      </w:r>
+    </w:p>
+    <w:p/>
+    <w:p>
+      <w:r>
+        <w:t>## When to use Istio</w:t>
+      </w:r>
+    </w:p>
+    <w:p>
+      <w:r>
+        <w:t>Use it when you have:</w:t>
+      </w:r>
+    </w:p>
+    <w:p>
+      <w:r>
+        <w:t>- many microservices</w:t>
+      </w:r>
+    </w:p>
+    <w:p>
+      <w:r>
+        <w:t>- strict security needs</w:t>
+      </w:r>
+    </w:p>
+    <w:p>
+      <w:r>
+        <w:t>- need for traffic control and observability</w:t>
+      </w:r>
+    </w:p>
+    <w:p>
+      <w:r>
+        <w:t>- a Kubernetes-based platform</w:t>
+      </w:r>
+    </w:p>
+    <w:p>
+      <w:r>
+        <w:t>- multiple teams operating independently</w:t>
+      </w:r>
+    </w:p>
+    <w:p/>
+    <w:p>
+      <w:r>
+        <w:t>You may not need it for:</w:t>
+      </w:r>
+    </w:p>
+    <w:p>
+      <w:r>
+        <w:t>- small systems</w:t>
+      </w:r>
+    </w:p>
+    <w:p>
+      <w:r>
+        <w:t>- simple services</w:t>
+      </w:r>
+    </w:p>
+    <w:p>
+      <w:r>
+        <w:t>- early-stage products</w:t>
+      </w:r>
+    </w:p>
+    <w:p>
+      <w:r>
+        <w:t>- teams that do not need advanced traffic policies yet</w:t>
+      </w:r>
+    </w:p>
+    <w:p/>
+    <w:p>
+      <w:r>
+        <w:t>## Istio vs service mesh</w:t>
+      </w:r>
+    </w:p>
+    <w:p>
+      <w:r>
+        <w:t>Istio is one implementation of a service mesh. The service mesh is the architectural concept. Istio is the product/platform that implements it.</w:t>
+      </w:r>
+    </w:p>
+    <w:p/>
+    <w:p>
+      <w:r>
+        <w:t>## Quick interview answer</w:t>
+      </w:r>
+    </w:p>
+    <w:p>
+      <w:r>
+        <w:t xml:space="preserve">&gt; Istio is a service mesh for Kubernetes that manages service-to-service communication. It provides traffic routing, mTLS security, observability, </w:t>
+      </w:r>
+      <w:r>
+        <w:lastRenderedPageBreak/>
+        <w:t>retries, and traffic splitting through sidecar proxies and a central control plane.</w:t>
+      </w:r>
+    </w:p>
+    <w:p/>
+    <w:p>
+      <w:r>
+        <w:t>If you want, I can also give you:</w:t>
+      </w:r>
+    </w:p>
+    <w:p>
+      <w:r>
+        <w:t>1. a **Mermaid diagram of Istio architecture**</w:t>
+      </w:r>
+    </w:p>
+    <w:p>
+      <w:r>
+        <w:t>2. **Istio vs Linkerd**</w:t>
+      </w:r>
+    </w:p>
+    <w:p>
+      <w:r>
+        <w:t>3. **Istio virtual service and destination rule examples**</w:t>
+      </w:r>
+    </w:p>
+    <w:p>
+      <w:r>
+        <w:t>4. **a simple canary deployment example using Istio**</w:t>
+      </w:r>
+    </w:p>
+    <w:p/>
+    <w:p/>
+    <w:p/>
+    <w:p/>
+    <w:p/>
+    <w:p/>
+    <w:p>
+      <w:pPr>
+        <w:pStyle w:val="Heading1"/>
+        <w:numPr>
+          <w:ilvl w:val="0"/>
+          <w:numId w:val="13"/>
+        </w:numPr>
+      </w:pPr>
+      <w:r>
+        <w:t>Software Architecture Patterns</w:t>
+      </w:r>
+    </w:p>
+    <w:p/>
+    <w:p>
+      <w:r>
+        <w:rPr>
+          <w:noProof/>
+        </w:rPr>
+        <w:lastRenderedPageBreak/>
+        <w:drawing>
+          <wp:inline distT="0" distB="0" distL="0" distR="0" wp14:anchorId="76B221EA" wp14:editId="10B572D1">
+            <wp:extent cx="5943600" cy="5876925"/>
+            <wp:effectExtent l="0" t="0" r="0" b="9525"/>
+            <wp:docPr id="1329561175" name="Picture 11" descr="Software Architecture Patterns - ByteByteGo Newsletter"/>
+            <wp:cNvGraphicFramePr>
+              <a:graphicFrameLocks xmlns:a="http://schemas.openxmlformats.org/drawingml/2006/main" noChangeAspect="1"/>
+            </wp:cNvGraphicFramePr>
+            <a:graphic xmlns:a="http://schemas.openxmlformats.org/drawingml/2006/main">
+              <a:graphicData uri="http://schemas.openxmlformats.org/drawingml/2006/picture">
+                <pic:pic xmlns:pic="http://schemas.openxmlformats.org/drawingml/2006/picture">
+                  <pic:nvPicPr>
+                    <pic:cNvPr id="0" name="Picture 21" descr="Software Architecture Patterns - ByteByteGo Newsletter"/>
+                    <pic:cNvPicPr>
+                      <a:picLocks noChangeAspect="1" noChangeArrowheads="1"/>
+                    </pic:cNvPicPr>
+                  </pic:nvPicPr>
+                  <pic:blipFill>
+                    <a:blip r:embed="rId17" cstate="print">
+                      <a:extLst>
+                        <a:ext uri="{28A0092B-C50C-407E-A947-70E740481C1C}">
+                          <a14:useLocalDpi xmlns:a14="http://schemas.microsoft.com/office/drawing/2010/main" val="0"/>
+                        </a:ext>
+                      </a:extLst>
+                    </a:blip>
+                    <a:srcRect/>
+                    <a:stretch>
+                      <a:fillRect/>
+                    </a:stretch>
+                  </pic:blipFill>
+                  <pic:spPr bwMode="auto">
+                    <a:xfrm>
+                      <a:off x="0" y="0"/>
+                      <a:ext cx="5943600" cy="5876925"/>
+                    </a:xfrm>
+                    <a:prstGeom prst="rect">
+                      <a:avLst/>
+                    </a:prstGeom>
+                    <a:noFill/>
+                    <a:ln>
+                      <a:noFill/>
+                    </a:ln>
+                  </pic:spPr>
+                </pic:pic>
+              </a:graphicData>
+            </a:graphic>
+          </wp:inline>
+        </w:drawing>
+      </w:r>
+    </w:p>
+    <w:p/>
+    <w:p>
+      <w:r>
+        <w:t>Software architecture patterns are reusable ways of organizing a software system so it is easier to build, scale, maintain, and evolve. Think of them as high-level blueprints. They do not tell you exactly how to code every class or endpoint, but they guide how major parts of the system should interact.</w:t>
+      </w:r>
+    </w:p>
+    <w:p/>
+    <w:p>
+      <w:r>
+        <w:lastRenderedPageBreak/>
+        <w:t>Since you asked for them “in detail,” I’ll cover the most important patterns, when to use them, their trade-offs, and typical examples.</w:t>
+      </w:r>
+    </w:p>
+    <w:p/>
+    <w:p>
+      <w:r>
+        <w:t>## 1) Layered Architecture</w:t>
+      </w:r>
+    </w:p>
+    <w:p/>
+    <w:p>
+      <w:r>
+        <w:t>This is one of the most common patterns in application development. The system is divided into layers, and each layer has a specific responsibility.</w:t>
+      </w:r>
+    </w:p>
+    <w:p/>
+    <w:p>
+      <w:r>
+        <w:t>Typical layers:</w:t>
+      </w:r>
+    </w:p>
+    <w:p/>
+    <w:p>
+      <w:r>
+        <w:t>- Presentation layer, handles UI, HTTP requests, API controllers</w:t>
+      </w:r>
+    </w:p>
+    <w:p>
+      <w:r>
+        <w:t>- Business layer, contains business rules and use cases</w:t>
+      </w:r>
+    </w:p>
+    <w:p>
+      <w:r>
+        <w:t>- Data access layer, communicates with databases and external storage</w:t>
+      </w:r>
+    </w:p>
+    <w:p>
+      <w:r>
+        <w:t>- Database layer, stores persistent data</w:t>
+      </w:r>
+    </w:p>
+    <w:p/>
+    <w:p>
+      <w:r>
+        <w:t>### How it works</w:t>
+      </w:r>
+    </w:p>
+    <w:p>
+      <w:r>
+        <w:t>A request usually flows from the top layer to the lower layers. For example, a web request hits a controller, which calls a service, which calls a repository, which queries the database.</w:t>
+      </w:r>
+    </w:p>
+    <w:p/>
+    <w:p>
+      <w:r>
+        <w:t>### Why use it</w:t>
+      </w:r>
+    </w:p>
+    <w:p>
+      <w:r>
+        <w:t>It makes the system easier to understand because responsibilities are separated. It is also easier to test each layer independently.</w:t>
+      </w:r>
+    </w:p>
+    <w:p/>
+    <w:p>
+      <w:r>
+        <w:t>### Trade-offs</w:t>
+      </w:r>
+    </w:p>
+    <w:p>
+      <w:r>
+        <w:lastRenderedPageBreak/>
+        <w:t>The downside is that if overused, it can become rigid and slow to change. Sometimes logic becomes split awkwardly across layers, which can create unnecessary boilerplate.</w:t>
+      </w:r>
+    </w:p>
+    <w:p/>
+    <w:p>
+      <w:r>
+        <w:t>### Best for</w:t>
+      </w:r>
+    </w:p>
+    <w:p>
+      <w:r>
+        <w:t>- CRUD applications</w:t>
+      </w:r>
+    </w:p>
+    <w:p>
+      <w:r>
+        <w:t>- Enterprise applications</w:t>
+      </w:r>
+    </w:p>
+    <w:p>
+      <w:r>
+        <w:t>- Systems with clear separation between UI, business logic, and persistence</w:t>
+      </w:r>
+    </w:p>
+    <w:p/>
+    <w:p>
+      <w:r>
+        <w:t>---</w:t>
+      </w:r>
+    </w:p>
+    <w:p/>
+    <w:p>
+      <w:r>
+        <w:t>## 2) Monolithic Architecture</w:t>
+      </w:r>
+    </w:p>
+    <w:p/>
+    <w:p>
+      <w:r>
+        <w:t>A monolith is a single deployable unit containing most or all of the application logic.</w:t>
+      </w:r>
+    </w:p>
+    <w:p/>
+    <w:p>
+      <w:r>
+        <w:t>### How it works</w:t>
+      </w:r>
+    </w:p>
+    <w:p>
+      <w:r>
+        <w:t>All modules, features, and components live in one codebase and are deployed together.</w:t>
+      </w:r>
+    </w:p>
+    <w:p/>
+    <w:p>
+      <w:r>
+        <w:t>### Why use it</w:t>
+      </w:r>
+    </w:p>
+    <w:p>
+      <w:r>
+        <w:t>It is simple to develop, test, deploy, and debug early on. Many successful products start as monoliths because they reduce operational complexity.</w:t>
+      </w:r>
+    </w:p>
+    <w:p/>
+    <w:p>
+      <w:r>
+        <w:lastRenderedPageBreak/>
+        <w:t>### Trade-offs</w:t>
+      </w:r>
+    </w:p>
+    <w:p>
+      <w:r>
+        <w:t>As the system grows, the monolith can become harder to maintain. Deployment becomes slower, scaling is less flexible, and different teams may struggle to work independently.</w:t>
+      </w:r>
+    </w:p>
+    <w:p/>
+    <w:p>
+      <w:r>
+        <w:t>### Best for</w:t>
+      </w:r>
+    </w:p>
+    <w:p>
+      <w:r>
+        <w:t>- Startups and early-stage products</w:t>
+      </w:r>
+    </w:p>
+    <w:p>
+      <w:r>
+        <w:t>- Small to medium systems</w:t>
+      </w:r>
+    </w:p>
+    <w:p>
+      <w:r>
+        <w:t>- Teams that want simplicity over distributed complexity</w:t>
+      </w:r>
+    </w:p>
+    <w:p/>
+    <w:p>
+      <w:r>
+        <w:t>### Important note</w:t>
+      </w:r>
+    </w:p>
+    <w:p>
+      <w:r>
+        <w:t>A monolith is not automatically bad. A well-structured monolith is often better than a prematurely distributed system.</w:t>
+      </w:r>
+    </w:p>
+    <w:p/>
+    <w:p>
+      <w:r>
+        <w:t>---</w:t>
+      </w:r>
+    </w:p>
+    <w:p/>
+    <w:p>
+      <w:r>
+        <w:t>## 3) Microservices Architecture</w:t>
+      </w:r>
+    </w:p>
+    <w:p/>
+    <w:p>
+      <w:r>
+        <w:t>The application is split into multiple small services, each responsible for a specific business capability. Services communicate over network protocols such as HTTP, gRPC, or messaging systems.</w:t>
+      </w:r>
+    </w:p>
+    <w:p/>
+    <w:p>
+      <w:r>
+        <w:t>### How it works</w:t>
+      </w:r>
+    </w:p>
+    <w:p>
+      <w:r>
+        <w:t>For example, an e-commerce system might have separate services for users, catalog, payments, orders, and notifications.</w:t>
+      </w:r>
+    </w:p>
+    <w:p/>
+    <w:p>
+      <w:r>
+        <w:lastRenderedPageBreak/>
+        <w:t>### Why use it</w:t>
+      </w:r>
+    </w:p>
+    <w:p>
+      <w:r>
+        <w:t>Each service can be developed, deployed, and scaled independently. Different teams can own different services. It is useful when the system is large and the domains are well separated.</w:t>
+      </w:r>
+    </w:p>
+    <w:p/>
+    <w:p>
+      <w:r>
+        <w:t>### Trade-offs</w:t>
+      </w:r>
+    </w:p>
+    <w:p>
+      <w:r>
+        <w:t>Microservices add significant complexity. You now deal with network failures, distributed tracing, service discovery, versioning, data consistency, and deployment orchestration. Debugging becomes harder because a single user request may travel through many services.</w:t>
+      </w:r>
+    </w:p>
+    <w:p/>
+    <w:p>
+      <w:r>
+        <w:t>### Best for</w:t>
+      </w:r>
+    </w:p>
+    <w:p>
+      <w:r>
+        <w:t>- Large systems</w:t>
+      </w:r>
+    </w:p>
+    <w:p>
+      <w:r>
+        <w:t>- Multi-team environments</w:t>
+      </w:r>
+    </w:p>
+    <w:p>
+      <w:r>
+        <w:t>- Applications needing independent scaling and deployment</w:t>
+      </w:r>
+    </w:p>
+    <w:p/>
+    <w:p>
+      <w:r>
+        <w:t>### Common mistake</w:t>
+      </w:r>
+    </w:p>
+    <w:p>
+      <w:r>
+        <w:t>Many teams move to microservices too early. If the system is still small, the overhead usually outweighs the benefit.</w:t>
+      </w:r>
+    </w:p>
+    <w:p/>
+    <w:p>
+      <w:r>
+        <w:t>---</w:t>
+      </w:r>
+    </w:p>
+    <w:p/>
+    <w:p>
+      <w:r>
+        <w:t>## 4) Client-Server Architecture</w:t>
+      </w:r>
+    </w:p>
+    <w:p/>
+    <w:p>
+      <w:r>
+        <w:t>This is a fundamental pattern where clients request services and servers provide them.</w:t>
+      </w:r>
+    </w:p>
+    <w:p/>
+    <w:p>
+      <w:r>
+        <w:t>### How it works</w:t>
+      </w:r>
+    </w:p>
+    <w:p>
+      <w:r>
+        <w:t>A browser, mobile app, or frontend application acts as a client. It sends requests to a backend server that processes the request and returns data.</w:t>
+      </w:r>
+    </w:p>
+    <w:p/>
+    <w:p>
+      <w:r>
+        <w:t>### Why use it</w:t>
+      </w:r>
+    </w:p>
+    <w:p>
+      <w:r>
+        <w:t>It cleanly separates the user interface from backend processing. This is the base model for most web and mobile applications.</w:t>
+      </w:r>
+    </w:p>
+    <w:p/>
+    <w:p>
+      <w:r>
+        <w:t>### Trade-offs</w:t>
+      </w:r>
+    </w:p>
+    <w:p>
+      <w:r>
+        <w:t>The server can become a bottleneck if not designed properly. Also, client-server alone does not define internal structure, so it is often combined with other patterns like layered architecture or microservices.</w:t>
+      </w:r>
+    </w:p>
+    <w:p/>
+    <w:p>
+      <w:r>
+        <w:t>### Best for</w:t>
+      </w:r>
+    </w:p>
+    <w:p>
+      <w:r>
+        <w:t>- Web apps</w:t>
+      </w:r>
+    </w:p>
+    <w:p>
+      <w:r>
+        <w:t>- Mobile apps</w:t>
+      </w:r>
+    </w:p>
+    <w:p>
+      <w:r>
+        <w:t>- API-driven systems</w:t>
+      </w:r>
+    </w:p>
+    <w:p/>
+    <w:p>
+      <w:r>
+        <w:t>---</w:t>
+      </w:r>
+    </w:p>
+    <w:p/>
+    <w:p>
+      <w:r>
+        <w:t>## 5) Event-Driven Architecture</w:t>
+      </w:r>
+    </w:p>
+    <w:p/>
+    <w:p>
+      <w:r>
+        <w:t>In event-driven systems, components communicate by producing and consuming events.</w:t>
+      </w:r>
+    </w:p>
+    <w:p/>
+    <w:p>
+      <w:r>
+        <w:t>### How it works</w:t>
+      </w:r>
+    </w:p>
+    <w:p>
+      <w:r>
+        <w:t>When something important happens, like an order being placed, a service emits an event. Other services listen for that event and react asynchronously.</w:t>
+      </w:r>
+    </w:p>
+    <w:p/>
+    <w:p>
+      <w:r>
+        <w:t xml:space="preserve">Example:  </w:t>
+      </w:r>
+    </w:p>
+    <w:p>
+      <w:r>
+        <w:t>`Order Placed` event can trigger payment processing, inventory update, email notification, and analytics.</w:t>
+      </w:r>
+    </w:p>
+    <w:p/>
+    <w:p>
+      <w:r>
+        <w:t>### Why use it</w:t>
+      </w:r>
+    </w:p>
+    <w:p>
+      <w:r>
+        <w:t>It improves decoupling. The producer does not need to know who consumes the event. It also helps with asynchronous processing and scalability.</w:t>
+      </w:r>
+    </w:p>
+    <w:p/>
+    <w:p>
+      <w:r>
+        <w:t>### Trade-offs</w:t>
+      </w:r>
+    </w:p>
+    <w:p>
+      <w:r>
+        <w:t>Event-driven systems are harder to reason about. Event ordering, duplication, retries, and eventual consistency become important concerns. Debugging is also more difficult.</w:t>
+      </w:r>
+    </w:p>
+    <w:p/>
+    <w:p>
+      <w:r>
+        <w:t>### Best for</w:t>
+      </w:r>
+    </w:p>
+    <w:p>
+      <w:r>
+        <w:t>- Systems with asynchronous workflows</w:t>
+      </w:r>
+    </w:p>
+    <w:p>
+      <w:r>
+        <w:t>- Audit trails and notifications</w:t>
+      </w:r>
+    </w:p>
+    <w:p>
+      <w:r>
+        <w:t>- High-throughput event processing</w:t>
+      </w:r>
+    </w:p>
+    <w:p/>
+    <w:p>
+      <w:r>
+        <w:t>---</w:t>
+      </w:r>
+    </w:p>
+    <w:p/>
+    <w:p>
+      <w:r>
+        <w:t>## 6) Microkernel Architecture</w:t>
+      </w:r>
+    </w:p>
+    <w:p/>
+    <w:p>
+      <w:r>
+        <w:t>Also called the plugin architecture, this pattern has a minimal core system and optional plugins that add functionality.</w:t>
+      </w:r>
+    </w:p>
+    <w:p/>
+    <w:p>
+      <w:r>
+        <w:t>### How it works</w:t>
+      </w:r>
+    </w:p>
+    <w:p>
+      <w:r>
+        <w:t>The core handles essential functionality. Additional features are implemented as plugins that can be added, removed, or updated independently.</w:t>
+      </w:r>
+    </w:p>
+    <w:p/>
+    <w:p>
+      <w:r>
+        <w:t>### Examples</w:t>
+      </w:r>
+    </w:p>
+    <w:p>
+      <w:r>
+        <w:t>- IDEs like VS Code or Eclipse</w:t>
+      </w:r>
+    </w:p>
+    <w:p>
+      <w:r>
+        <w:t>- Browsers with extensions</w:t>
+      </w:r>
+    </w:p>
+    <w:p>
+      <w:r>
+        <w:t>- Payment platforms with integrations</w:t>
+      </w:r>
+    </w:p>
+    <w:p/>
+    <w:p>
+      <w:r>
+        <w:t>### Why use it</w:t>
+      </w:r>
+    </w:p>
+    <w:p>
+      <w:r>
+        <w:t>It is highly extensible. You can keep the core stable while adding many feature variations through plugins.</w:t>
+      </w:r>
+    </w:p>
+    <w:p/>
+    <w:p>
+      <w:r>
+        <w:t>### Trade-offs</w:t>
+      </w:r>
+    </w:p>
+    <w:p>
+      <w:r>
+        <w:t>Designing a clean plugin interface is difficult. If the core API is poor, the system becomes hard to extend safely.</w:t>
+      </w:r>
+    </w:p>
+    <w:p/>
+    <w:p>
+      <w:r>
+        <w:t>### Best for</w:t>
+      </w:r>
+    </w:p>
+    <w:p>
+      <w:r>
+        <w:lastRenderedPageBreak/>
+        <w:t>- Extensible products</w:t>
+      </w:r>
+    </w:p>
+    <w:p>
+      <w:r>
+        <w:t>- Tools and platforms</w:t>
+      </w:r>
+    </w:p>
+    <w:p>
+      <w:r>
+        <w:t>- Systems that need customizable feature sets</w:t>
+      </w:r>
+    </w:p>
+    <w:p/>
+    <w:p>
+      <w:r>
+        <w:t>---</w:t>
+      </w:r>
+    </w:p>
+    <w:p/>
+    <w:p>
+      <w:r>
+        <w:t>## 7) Service-Oriented Architecture (SOA)</w:t>
+      </w:r>
+    </w:p>
+    <w:p/>
+    <w:p>
+      <w:r>
+        <w:t>SOA is similar in spirit to microservices, but usually involves larger, coarser-grained services and often heavier enterprise integration mechanisms.</w:t>
+      </w:r>
+    </w:p>
+    <w:p/>
+    <w:p>
+      <w:r>
+        <w:t>### How it works</w:t>
+      </w:r>
+    </w:p>
+    <w:p>
+      <w:r>
+        <w:t>Different services expose business capabilities over a network and may communicate through an enterprise service bus or shared middleware.</w:t>
+      </w:r>
+    </w:p>
+    <w:p/>
+    <w:p>
+      <w:r>
+        <w:t>### Why use it</w:t>
+      </w:r>
+    </w:p>
+    <w:p>
+      <w:r>
+        <w:t>It enables integration across large enterprise systems and supports reuse of business services across applications.</w:t>
+      </w:r>
+    </w:p>
+    <w:p/>
+    <w:p>
+      <w:r>
+        <w:t>### Trade-offs</w:t>
+      </w:r>
+    </w:p>
+    <w:p>
+      <w:r>
+        <w:t>Traditional SOA can become heavyweight due to centralized middleware and complex governance. Microservices emerged partly as a lighter, more independently deployable alternative.</w:t>
+      </w:r>
+    </w:p>
+    <w:p/>
+    <w:p>
+      <w:r>
+        <w:t>### Best for</w:t>
+      </w:r>
+    </w:p>
+    <w:p>
+      <w:r>
+        <w:lastRenderedPageBreak/>
+        <w:t>- Enterprise integration</w:t>
+      </w:r>
+    </w:p>
+    <w:p>
+      <w:r>
+        <w:t>- Large organizations with legacy systems</w:t>
+      </w:r>
+    </w:p>
+    <w:p>
+      <w:r>
+        <w:t>- Shared business services across multiple apps</w:t>
+      </w:r>
+    </w:p>
+    <w:p/>
+    <w:p>
+      <w:r>
+        <w:t>---</w:t>
+      </w:r>
+    </w:p>
+    <w:p/>
+    <w:p>
+      <w:r>
+        <w:t>## 8) Event Sourcing</w:t>
+      </w:r>
+    </w:p>
+    <w:p/>
+    <w:p>
+      <w:r>
+        <w:t>Instead of storing only the current state, the system stores every change as an event. The current state is reconstructed by replaying events.</w:t>
+      </w:r>
+    </w:p>
+    <w:p/>
+    <w:p>
+      <w:r>
+        <w:t>### How it works</w:t>
+      </w:r>
+    </w:p>
+    <w:p>
+      <w:r>
+        <w:t>For an account balance, instead of storing only “balance = 500”, you store events like:</w:t>
+      </w:r>
+    </w:p>
+    <w:p>
+      <w:r>
+        <w:t>- MoneyDeposited(100)</w:t>
+      </w:r>
+    </w:p>
+    <w:p>
+      <w:r>
+        <w:t>- MoneyWithdrawn(20)</w:t>
+      </w:r>
+    </w:p>
+    <w:p>
+      <w:r>
+        <w:t>- MoneyDeposited(420)</w:t>
+      </w:r>
+    </w:p>
+    <w:p/>
+    <w:p>
+      <w:r>
+        <w:t>The current balance is computed from the event history.</w:t>
+      </w:r>
+    </w:p>
+    <w:p/>
+    <w:p>
+      <w:r>
+        <w:t>### Why use it</w:t>
+      </w:r>
+    </w:p>
+    <w:p>
+      <w:r>
+        <w:t>It provides a complete audit trail and makes it possible to rebuild state at any point in time. It also pairs well with CQRS and event-driven systems.</w:t>
+      </w:r>
+    </w:p>
+    <w:p/>
+    <w:p>
+      <w:r>
+        <w:lastRenderedPageBreak/>
+        <w:t>### Trade-offs</w:t>
+      </w:r>
+    </w:p>
+    <w:p>
+      <w:r>
+        <w:t>It is conceptually complex. Queries can become harder, and event schema evolution must be managed carefully. Replaying many events can also be expensive without snapshots.</w:t>
+      </w:r>
+    </w:p>
+    <w:p/>
+    <w:p>
+      <w:r>
+        <w:t>### Best for</w:t>
+      </w:r>
+    </w:p>
+    <w:p>
+      <w:r>
+        <w:t>- Financial systems</w:t>
+      </w:r>
+    </w:p>
+    <w:p>
+      <w:r>
+        <w:t>- Audit-heavy domains</w:t>
+      </w:r>
+    </w:p>
+    <w:p>
+      <w:r>
+        <w:t>- Systems needing full historical traceability</w:t>
+      </w:r>
+    </w:p>
+    <w:p/>
+    <w:p>
+      <w:r>
+        <w:t>---</w:t>
+      </w:r>
+    </w:p>
+    <w:p/>
+    <w:p>
+      <w:r>
+        <w:t>## 9) CQRS (Command Query Responsibility Segregation)</w:t>
+      </w:r>
+    </w:p>
+    <w:p/>
+    <w:p>
+      <w:r>
+        <w:t>CQRS separates write operations from read operations.</w:t>
+      </w:r>
+    </w:p>
+    <w:p/>
+    <w:p>
+      <w:r>
+        <w:t>### How it works</w:t>
+      </w:r>
+    </w:p>
+    <w:p>
+      <w:r>
+        <w:t>Commands change state, while queries only read state. In many designs, the write model and read model are stored separately and optimized differently.</w:t>
+      </w:r>
+    </w:p>
+    <w:p/>
+    <w:p>
+      <w:r>
+        <w:t>### Why use it</w:t>
+      </w:r>
+    </w:p>
+    <w:p>
+      <w:r>
+        <w:t>It allows each side to be optimized for its own workload. Writes can focus on correctness and business rules, while reads can focus on fast querying and denormalized views.</w:t>
+      </w:r>
+    </w:p>
+    <w:p/>
+    <w:p>
+      <w:r>
+        <w:lastRenderedPageBreak/>
+        <w:t>### Trade-offs</w:t>
+      </w:r>
+    </w:p>
+    <w:p>
+      <w:r>
+        <w:t>CQRS adds complexity, especially when paired with eventual consistency. It is not necessary for simple applications.</w:t>
+      </w:r>
+    </w:p>
+    <w:p/>
+    <w:p>
+      <w:r>
+        <w:t>### Best for</w:t>
+      </w:r>
+    </w:p>
+    <w:p>
+      <w:r>
+        <w:t>- Systems with very different read and write patterns</w:t>
+      </w:r>
+    </w:p>
+    <w:p>
+      <w:r>
+        <w:t>- Complex business domains</w:t>
+      </w:r>
+    </w:p>
+    <w:p>
+      <w:r>
+        <w:t>- Systems needing optimized reporting or dashboards</w:t>
+      </w:r>
+    </w:p>
+    <w:p/>
+    <w:p>
+      <w:r>
+        <w:t>---</w:t>
+      </w:r>
+    </w:p>
+    <w:p/>
+    <w:p>
+      <w:r>
+        <w:t>## 10) Pipe-and-Filter Architecture</w:t>
+      </w:r>
+    </w:p>
+    <w:p/>
+    <w:p>
+      <w:r>
+        <w:t>Data flows through a sequence of processing steps, where each step transforms the input and passes it to the next step.</w:t>
+      </w:r>
+    </w:p>
+    <w:p/>
+    <w:p>
+      <w:r>
+        <w:t>### How it works</w:t>
+      </w:r>
+    </w:p>
+    <w:p>
+      <w:r>
+        <w:t>Each “filter” performs one specific transformation. The “pipes” connect the filters.</w:t>
       </w:r>
     </w:p>
     <w:p/>
@@ -5413,309 +7274,571 @@
     </w:p>
     <w:p>
       <w:r>
-        <w:t>- load balancing policy</w:t>
-      </w:r>
-    </w:p>
-    <w:p>
-      <w:r>
-        <w:t>- connection pool settings</w:t>
-      </w:r>
-    </w:p>
-    <w:p>
-      <w:r>
-        <w:t>- subsets for different versions</w:t>
-      </w:r>
-    </w:p>
-    <w:p/>
-    <w:p>
-      <w:r>
-        <w:t>### Gateway</w:t>
-      </w:r>
-    </w:p>
-    <w:p>
-      <w:r>
-        <w:t>Exposes services to traffic entering or leaving the mesh.</w:t>
-      </w:r>
-    </w:p>
-    <w:p/>
-    <w:p>
-      <w:r>
-        <w:t>Used for:</w:t>
-      </w:r>
-    </w:p>
-    <w:p>
-      <w:r>
-        <w:t>- ingress traffic</w:t>
+        <w:t>- Parse input</w:t>
+      </w:r>
+    </w:p>
+    <w:p>
+      <w:r>
+        <w:t>- Validate data</w:t>
+      </w:r>
+    </w:p>
+    <w:p>
+      <w:r>
+        <w:t>- Transform format</w:t>
+      </w:r>
+    </w:p>
+    <w:p>
+      <w:r>
+        <w:t>- Enrich data</w:t>
       </w:r>
     </w:p>
     <w:p>
       <w:r>
         <w:lastRenderedPageBreak/>
-        <w:t>- egress traffic</w:t>
-      </w:r>
-    </w:p>
-    <w:p/>
-    <w:p>
-      <w:r>
-        <w:t>### Pilot, Citadel, Mixer</w:t>
-      </w:r>
-    </w:p>
-    <w:p>
-      <w:r>
-        <w:t>Older Istio explanations mention these components. In modern Istio, the architecture has evolved, but the important idea remains the same: the control plane configures the proxies, and the data plane handles traffic.</w:t>
-      </w:r>
-    </w:p>
-    <w:p/>
-    <w:p>
-      <w:r>
-        <w:t>## Simple example</w:t>
-      </w:r>
-    </w:p>
-    <w:p/>
-    <w:p>
-      <w:r>
-        <w:t>Suppose you have:</w:t>
-      </w:r>
-    </w:p>
-    <w:p>
-      <w:r>
-        <w:t>- `frontend`</w:t>
-      </w:r>
-    </w:p>
-    <w:p>
-      <w:r>
-        <w:t>- `orders`</w:t>
-      </w:r>
-    </w:p>
-    <w:p>
-      <w:r>
-        <w:t>- `payments`</w:t>
-      </w:r>
-    </w:p>
-    <w:p/>
-    <w:p>
-      <w:r>
-        <w:t>Without Istio:</w:t>
-      </w:r>
-    </w:p>
-    <w:p>
-      <w:r>
-        <w:t>- each service must implement retries, TLS, and telemetry separately</w:t>
-      </w:r>
-    </w:p>
-    <w:p/>
-    <w:p>
-      <w:r>
-        <w:t>With Istio:</w:t>
-      </w:r>
-    </w:p>
-    <w:p>
-      <w:r>
-        <w:t>- traffic between services flows through Envoy proxies</w:t>
-      </w:r>
-    </w:p>
-    <w:p>
-      <w:r>
-        <w:t>- Istio enforces mTLS</w:t>
-      </w:r>
-    </w:p>
-    <w:p>
-      <w:r>
-        <w:t>- you can route 5 percent of traffic to a new `orders` version</w:t>
-      </w:r>
-    </w:p>
-    <w:p>
-      <w:r>
-        <w:t>- traces show where latency is happening</w:t>
-      </w:r>
-    </w:p>
-    <w:p/>
-    <w:p>
-      <w:r>
-        <w:t>## Benefits</w:t>
-      </w:r>
-    </w:p>
-    <w:p>
-      <w:r>
-        <w:t>- centralized traffic control</w:t>
+        <w:t>- Store result</w:t>
+      </w:r>
+    </w:p>
+    <w:p/>
+    <w:p>
+      <w:r>
+        <w:t>### Why use it</w:t>
+      </w:r>
+    </w:p>
+    <w:p>
+      <w:r>
+        <w:t>It is modular, reusable, and easy to test. Individual steps can often be reused in different pipelines.</w:t>
+      </w:r>
+    </w:p>
+    <w:p/>
+    <w:p>
+      <w:r>
+        <w:t>### Trade-offs</w:t>
+      </w:r>
+    </w:p>
+    <w:p>
+      <w:r>
+        <w:t>It is best for linear processing. It is less suitable when processing requires complex branching or shared state.</w:t>
+      </w:r>
+    </w:p>
+    <w:p/>
+    <w:p>
+      <w:r>
+        <w:t>### Best for</w:t>
+      </w:r>
+    </w:p>
+    <w:p>
+      <w:r>
+        <w:t>- Data pipelines</w:t>
+      </w:r>
+    </w:p>
+    <w:p>
+      <w:r>
+        <w:t>- Compilers</w:t>
+      </w:r>
+    </w:p>
+    <w:p>
+      <w:r>
+        <w:t>- ETL workflows</w:t>
+      </w:r>
+    </w:p>
+    <w:p>
+      <w:r>
+        <w:t>- Stream processing</w:t>
+      </w:r>
+    </w:p>
+    <w:p/>
+    <w:p>
+      <w:r>
+        <w:t>---</w:t>
+      </w:r>
+    </w:p>
+    <w:p/>
+    <w:p>
+      <w:r>
+        <w:t>## 11) Hexagonal Architecture</w:t>
+      </w:r>
+    </w:p>
+    <w:p/>
+    <w:p>
+      <w:r>
+        <w:t>Also known as Ports and Adapters. This pattern keeps business logic at the center and isolates external systems like databases, UI, and third-party APIs.</w:t>
+      </w:r>
+    </w:p>
+    <w:p/>
+    <w:p>
+      <w:r>
+        <w:t>### How it works</w:t>
       </w:r>
     </w:p>
     <w:p>
       <w:r>
         <w:lastRenderedPageBreak/>
-        <w:t>- stronger security</w:t>
-      </w:r>
-    </w:p>
-    <w:p>
-      <w:r>
-        <w:t>- better observability</w:t>
-      </w:r>
-    </w:p>
-    <w:p>
-      <w:r>
-        <w:t>- easier canary and blue-green deployments</w:t>
-      </w:r>
-    </w:p>
-    <w:p>
-      <w:r>
-        <w:t>- less application-level networking code</w:t>
-      </w:r>
-    </w:p>
-    <w:p/>
-    <w:p>
-      <w:r>
-        <w:t>## Trade-offs</w:t>
-      </w:r>
-    </w:p>
-    <w:p>
-      <w:r>
-        <w:t>Istio is powerful, but it adds complexity:</w:t>
-      </w:r>
-    </w:p>
-    <w:p/>
-    <w:p>
-      <w:r>
-        <w:t>- more moving parts</w:t>
-      </w:r>
-    </w:p>
-    <w:p>
-      <w:r>
-        <w:t>- steeper learning curve</w:t>
-      </w:r>
-    </w:p>
-    <w:p>
-      <w:r>
-        <w:t>- operational overhead</w:t>
-      </w:r>
-    </w:p>
-    <w:p>
-      <w:r>
-        <w:t>- possible latency overhead from proxies</w:t>
-      </w:r>
-    </w:p>
-    <w:p>
-      <w:r>
-        <w:t>- can be overkill for small systems</w:t>
-      </w:r>
-    </w:p>
-    <w:p/>
-    <w:p>
-      <w:r>
-        <w:t>## When to use Istio</w:t>
-      </w:r>
-    </w:p>
-    <w:p>
-      <w:r>
-        <w:t>Use it when you have:</w:t>
-      </w:r>
-    </w:p>
-    <w:p>
-      <w:r>
-        <w:t>- many microservices</w:t>
-      </w:r>
-    </w:p>
-    <w:p>
-      <w:r>
-        <w:t>- strict security needs</w:t>
-      </w:r>
-    </w:p>
-    <w:p>
-      <w:r>
-        <w:t>- need for traffic control and observability</w:t>
-      </w:r>
-    </w:p>
-    <w:p>
-      <w:r>
-        <w:t>- a Kubernetes-based platform</w:t>
-      </w:r>
-    </w:p>
-    <w:p>
-      <w:r>
-        <w:t>- multiple teams operating independently</w:t>
-      </w:r>
-    </w:p>
-    <w:p/>
-    <w:p>
-      <w:r>
-        <w:t>You may not need it for:</w:t>
-      </w:r>
-    </w:p>
-    <w:p>
-      <w:r>
-        <w:t>- small systems</w:t>
+        <w:t>The core application exposes “ports” that define what it needs. Adapters implement those ports for web, database, messaging, and external services.</w:t>
+      </w:r>
+    </w:p>
+    <w:p/>
+    <w:p>
+      <w:r>
+        <w:t>### Why use it</w:t>
+      </w:r>
+    </w:p>
+    <w:p>
+      <w:r>
+        <w:t>It improves testability and makes the core domain independent of infrastructure details.</w:t>
+      </w:r>
+    </w:p>
+    <w:p/>
+    <w:p>
+      <w:r>
+        <w:t>### Trade-offs</w:t>
+      </w:r>
+    </w:p>
+    <w:p>
+      <w:r>
+        <w:t>It requires more upfront design and discipline. For simple apps, it may feel like overengineering.</w:t>
+      </w:r>
+    </w:p>
+    <w:p/>
+    <w:p>
+      <w:r>
+        <w:t>### Best for</w:t>
+      </w:r>
+    </w:p>
+    <w:p>
+      <w:r>
+        <w:t>- Domain-heavy applications</w:t>
+      </w:r>
+    </w:p>
+    <w:p>
+      <w:r>
+        <w:t>- Systems needing strong testability</w:t>
+      </w:r>
+    </w:p>
+    <w:p>
+      <w:r>
+        <w:t>- Applications with multiple interfaces, such as API, CLI, and messaging</w:t>
+      </w:r>
+    </w:p>
+    <w:p/>
+    <w:p>
+      <w:r>
+        <w:t>---</w:t>
+      </w:r>
+    </w:p>
+    <w:p/>
+    <w:p>
+      <w:r>
+        <w:t>## 12) Clean Architecture</w:t>
+      </w:r>
+    </w:p>
+    <w:p/>
+    <w:p>
+      <w:r>
+        <w:t>Clean Architecture is closely related to Hexagonal Architecture. The core idea is dependency direction.</w:t>
+      </w:r>
+    </w:p>
+    <w:p/>
+    <w:p>
+      <w:r>
+        <w:t>### Core rule</w:t>
       </w:r>
     </w:p>
     <w:p>
       <w:r>
         <w:lastRenderedPageBreak/>
-        <w:t>- simple services</w:t>
-      </w:r>
-    </w:p>
-    <w:p>
-      <w:r>
-        <w:t>- early-stage products</w:t>
-      </w:r>
-    </w:p>
-    <w:p>
-      <w:r>
-        <w:t>- teams that do not need advanced traffic policies yet</w:t>
-      </w:r>
-    </w:p>
-    <w:p/>
-    <w:p>
-      <w:r>
-        <w:t>## Istio vs service mesh</w:t>
-      </w:r>
-    </w:p>
-    <w:p>
-      <w:r>
-        <w:t>Istio is one implementation of a service mesh. The service mesh is the architectural concept. Istio is the product/platform that implements it.</w:t>
-      </w:r>
-    </w:p>
-    <w:p/>
-    <w:p>
-      <w:r>
-        <w:t>## Quick interview answer</w:t>
-      </w:r>
-    </w:p>
-    <w:p>
-      <w:r>
-        <w:t>&gt; Istio is a service mesh for Kubernetes that manages service-to-service communication. It provides traffic routing, mTLS security, observability, retries, and traffic splitting through sidecar proxies and a central control plane.</w:t>
-      </w:r>
-    </w:p>
-    <w:p/>
-    <w:p>
-      <w:r>
+        <w:t>Dependencies should point inward, toward the business rules, not outward toward frameworks or infrastructure.</w:t>
+      </w:r>
+    </w:p>
+    <w:p/>
+    <w:p>
+      <w:r>
+        <w:t>### Layers often include</w:t>
+      </w:r>
+    </w:p>
+    <w:p>
+      <w:r>
+        <w:t>- Entities</w:t>
+      </w:r>
+    </w:p>
+    <w:p>
+      <w:r>
+        <w:t>- Use cases</w:t>
+      </w:r>
+    </w:p>
+    <w:p>
+      <w:r>
+        <w:t>- Interface adapters</w:t>
+      </w:r>
+    </w:p>
+    <w:p>
+      <w:r>
+        <w:t>- Frameworks and drivers</w:t>
+      </w:r>
+    </w:p>
+    <w:p/>
+    <w:p>
+      <w:r>
+        <w:t>### Why use it</w:t>
+      </w:r>
+    </w:p>
+    <w:p>
+      <w:r>
+        <w:t>It keeps business logic independent from UI, database, and framework changes.</w:t>
+      </w:r>
+    </w:p>
+    <w:p/>
+    <w:p>
+      <w:r>
+        <w:t>### Trade-offs</w:t>
+      </w:r>
+    </w:p>
+    <w:p>
+      <w:r>
+        <w:t>It can introduce abstraction layers that feel heavy for small projects. But for larger systems, it helps protect the core domain from churn.</w:t>
+      </w:r>
+    </w:p>
+    <w:p/>
+    <w:p>
+      <w:r>
+        <w:t>### Best for</w:t>
+      </w:r>
+    </w:p>
+    <w:p>
+      <w:r>
+        <w:t>- Long-lived applications</w:t>
+      </w:r>
+    </w:p>
+    <w:p>
+      <w:r>
+        <w:t>- Complex business logic</w:t>
+      </w:r>
+    </w:p>
+    <w:p>
+      <w:r>
+        <w:t>- Teams that want framework independence</w:t>
+      </w:r>
+    </w:p>
+    <w:p/>
+    <w:p>
+      <w:r>
+        <w:t>---</w:t>
+      </w:r>
+    </w:p>
+    <w:p/>
+    <w:p>
+      <w:r>
+        <w:t>## 13) Broker Architecture</w:t>
+      </w:r>
+    </w:p>
+    <w:p/>
+    <w:p>
+      <w:r>
+        <w:t>In broker architecture, components communicate through a broker that coordinates message exchange.</w:t>
+      </w:r>
+    </w:p>
+    <w:p/>
+    <w:p>
+      <w:r>
+        <w:t>### How it works</w:t>
+      </w:r>
+    </w:p>
+    <w:p>
+      <w:r>
+        <w:t>Producers send messages to the broker. Consumers subscribe and receive messages through it.</w:t>
+      </w:r>
+    </w:p>
+    <w:p/>
+    <w:p>
+      <w:r>
+        <w:t>### Why use it</w:t>
+      </w:r>
+    </w:p>
+    <w:p>
+      <w:r>
+        <w:t>It decouples publishers and subscribers and supports asynchronous communication.</w:t>
+      </w:r>
+    </w:p>
+    <w:p/>
+    <w:p>
+      <w:r>
+        <w:t>### Trade-offs</w:t>
+      </w:r>
+    </w:p>
+    <w:p>
+      <w:r>
+        <w:t>The broker becomes critical infrastructure. If it fails, message delivery may be affected unless you design for redundancy.</w:t>
+      </w:r>
+    </w:p>
+    <w:p/>
+    <w:p>
+      <w:r>
+        <w:t>### Best for</w:t>
+      </w:r>
+    </w:p>
+    <w:p>
+      <w:r>
+        <w:t>- Messaging systems</w:t>
+      </w:r>
+    </w:p>
+    <w:p>
+      <w:r>
+        <w:t>- Distributed integration</w:t>
+      </w:r>
+    </w:p>
+    <w:p>
+      <w:r>
+        <w:t>- Pub-sub platforms</w:t>
+      </w:r>
+    </w:p>
+    <w:p/>
+    <w:p>
+      <w:r>
+        <w:t>---</w:t>
+      </w:r>
+    </w:p>
+    <w:p/>
+    <w:p>
+      <w:r>
+        <w:t>## 14) Serverless Architecture</w:t>
+      </w:r>
+    </w:p>
+    <w:p/>
+    <w:p>
+      <w:r>
+        <w:lastRenderedPageBreak/>
+        <w:t>In serverless systems, the cloud provider manages infrastructure and the application runs as functions or managed services.</w:t>
+      </w:r>
+    </w:p>
+    <w:p/>
+    <w:p>
+      <w:r>
+        <w:t>### How it works</w:t>
+      </w:r>
+    </w:p>
+    <w:p>
+      <w:r>
+        <w:t>You write functions that execute in response to events or HTTP requests. The platform handles scaling, provisioning, and much of the operations work.</w:t>
+      </w:r>
+    </w:p>
+    <w:p/>
+    <w:p>
+      <w:r>
+        <w:t>### Why use it</w:t>
+      </w:r>
+    </w:p>
+    <w:p>
+      <w:r>
+        <w:t>It reduces operational overhead and scales automatically for bursty workloads.</w:t>
+      </w:r>
+    </w:p>
+    <w:p/>
+    <w:p>
+      <w:r>
+        <w:t>### Trade-offs</w:t>
+      </w:r>
+    </w:p>
+    <w:p>
+      <w:r>
+        <w:t>Cold starts, vendor lock-in, execution limits, and observability challenges can be issues. It is not ideal for all workloads.</w:t>
+      </w:r>
+    </w:p>
+    <w:p/>
+    <w:p>
+      <w:r>
+        <w:t>### Best for</w:t>
+      </w:r>
+    </w:p>
+    <w:p>
+      <w:r>
+        <w:t>- Event-driven workloads</w:t>
+      </w:r>
+    </w:p>
+    <w:p>
+      <w:r>
+        <w:t>- Spiky traffic</w:t>
+      </w:r>
+    </w:p>
+    <w:p>
+      <w:r>
+        <w:t>- Small APIs and automation tasks</w:t>
+      </w:r>
+    </w:p>
+    <w:p/>
+    <w:p>
+      <w:r>
+        <w:t>---</w:t>
+      </w:r>
+    </w:p>
+    <w:p/>
+    <w:p>
+      <w:r>
+        <w:t># How to choose the right pattern</w:t>
+      </w:r>
+    </w:p>
+    <w:p/>
+    <w:p>
+      <w:r>
+        <w:lastRenderedPageBreak/>
+        <w:t>The best pattern depends on your system’s size, complexity, team structure, and scaling needs.</w:t>
+      </w:r>
+    </w:p>
+    <w:p/>
+    <w:p>
+      <w:r>
+        <w:t>A simple rule of thumb:</w:t>
+      </w:r>
+    </w:p>
+    <w:p/>
+    <w:p>
+      <w:r>
+        <w:t>- Start with a **monolith** or **layered architecture** for simplicity</w:t>
+      </w:r>
+    </w:p>
+    <w:p>
+      <w:r>
+        <w:t>- Use **event-driven architecture** when you need async workflows and decoupling</w:t>
+      </w:r>
+    </w:p>
+    <w:p>
+      <w:r>
+        <w:t>- Use **microservices** only when the organization and system complexity justify it</w:t>
+      </w:r>
+    </w:p>
+    <w:p>
+      <w:r>
+        <w:t>- Use **hexagonal/clean architecture** when you want strong separation of business logic from infrastructure</w:t>
+      </w:r>
+    </w:p>
+    <w:p>
+      <w:r>
+        <w:t>- Use **CQRS/event sourcing** only for domains that truly benefit from them</w:t>
+      </w:r>
+    </w:p>
+    <w:p/>
+    <w:p>
+      <w:r>
+        <w:t># Common comparison</w:t>
+      </w:r>
+    </w:p>
+    <w:p/>
+    <w:p>
+      <w:r>
+        <w:t>| Pattern | Main Goal | Best For | Main Cost |</w:t>
+      </w:r>
+    </w:p>
+    <w:p>
+      <w:r>
+        <w:t>|---|---|---|---|</w:t>
+      </w:r>
+    </w:p>
+    <w:p>
+      <w:r>
+        <w:t>| Layered | Separation of concerns | Standard apps | Can become rigid |</w:t>
+      </w:r>
+    </w:p>
+    <w:p>
+      <w:r>
+        <w:t>| Monolith | Simplicity | Small to medium systems | Harder to scale later |</w:t>
+      </w:r>
+    </w:p>
+    <w:p>
+      <w:r>
+        <w:t>| Microservices | Independent deployment/scaling | Large systems | Distributed complexity |</w:t>
+      </w:r>
+    </w:p>
+    <w:p>
+      <w:r>
+        <w:t>| Event-Driven | Async decoupling | High-throughput workflows | Harder debugging |</w:t>
+      </w:r>
+    </w:p>
+    <w:p>
+      <w:r>
+        <w:lastRenderedPageBreak/>
+        <w:t>| Hexagonal | Testability and isolation | Domain-heavy apps | More abstraction |</w:t>
+      </w:r>
+    </w:p>
+    <w:p>
+      <w:r>
+        <w:t>| CQRS | Separate reads and writes | Complex workloads | More moving parts |</w:t>
+      </w:r>
+    </w:p>
+    <w:p>
+      <w:r>
+        <w:t>| Event Sourcing | Full history and auditability | Financial/audit systems | High complexity |</w:t>
+      </w:r>
+    </w:p>
+    <w:p/>
+    <w:p>
+      <w:r>
+        <w:t># Practical guidance</w:t>
+      </w:r>
+    </w:p>
+    <w:p/>
+    <w:p>
+      <w:r>
+        <w:t>If you are building a real system, do not choose a pattern just because it sounds advanced. Choose based on your actual needs.</w:t>
+      </w:r>
+    </w:p>
+    <w:p/>
+    <w:p>
+      <w:r>
+        <w:t>For example:</w:t>
+      </w:r>
+    </w:p>
+    <w:p>
+      <w:r>
+        <w:t>- A blog or admin dashboard often works best as a layered monolith</w:t>
+      </w:r>
+    </w:p>
+    <w:p>
+      <w:r>
+        <w:t>- A payment platform may benefit from event-driven design and strong domain boundaries</w:t>
+      </w:r>
+    </w:p>
+    <w:p>
+      <w:r>
+        <w:t>- A large SaaS platform may evolve from monolith to modular monolith, then selectively to microservices</w:t>
+      </w:r>
+    </w:p>
+    <w:p>
+      <w:r>
+        <w:t>- A financial ledger may use event sourcing and CQRS</w:t>
+      </w:r>
+    </w:p>
+    <w:p/>
+    <w:p>
+      <w:r>
+        <w:t># Final takeaway</w:t>
+      </w:r>
+    </w:p>
+    <w:p/>
+    <w:p>
+      <w:r>
+        <w:t>Software architecture patterns are tools, not rules. The best architecture is the one that fits your business needs, team size, and operational maturity while keeping the system understandable and maintainable.</w:t>
+      </w:r>
+    </w:p>
+    <w:p/>
+    <w:p>
+      <w:r>
+        <w:lastRenderedPageBreak/>
         <w:t>If you want, I can also give you:</w:t>
       </w:r>
     </w:p>
     <w:p>
       <w:r>
-        <w:t>1. a **Mermaid diagram of Istio architecture**</w:t>
-      </w:r>
-    </w:p>
-    <w:p>
-      <w:r>
-        <w:t>2. **Istio vs Linkerd**</w:t>
-      </w:r>
-    </w:p>
-    <w:p>
-      <w:r>
-        <w:t>3. **Istio virtual service and destination rule examples**</w:t>
-      </w:r>
-    </w:p>
-    <w:p>
-      <w:r>
-        <w:t>4. **a simple canary deployment example using Istio**</w:t>
-      </w:r>
-    </w:p>
-    <w:p/>
-    <w:p/>
-    <w:p/>
-    <w:p/>
-    <w:p/>
-    <w:p/>
-    <w:p/>
+        <w:t xml:space="preserve">1. a **diagram of these patterns**,  </w:t>
+      </w:r>
+    </w:p>
+    <w:p>
+      <w:r>
+        <w:t xml:space="preserve">2. a **comparison of monolith vs microservices vs modular monolith**, or  </w:t>
+      </w:r>
+    </w:p>
+    <w:p>
+      <w:r>
+        <w:t>3. a **Python-based example of clean architecture**.</w:t>
+      </w:r>
+    </w:p>
     <w:p/>
     <w:p/>
     <w:p/>
@@ -5726,7 +7849,7 @@
     <w:p/>
     <w:p/>
     <w:sectPr>
-      <w:footerReference w:type="default" r:id="rId5"/>
+      <w:footerReference w:type="default" r:id="rId18"/>
       <w:pgSz w:w="12240" w:h="15840"/>
       <w:pgMar w:top="1440" w:right="1440" w:bottom="1800" w:left="1440" w:header="720" w:footer="720" w:gutter="0"/>
       <w:cols w:space="720"/>
@@ -6577,7 +8700,7 @@
   <w:abstractNum w:abstractNumId="11" w15:restartNumberingAfterBreak="0">
     <w:nsid w:val="796C77BB"/>
     <w:multiLevelType w:val="hybridMultilevel"/>
-    <w:tmpl w:val="09067CDC"/>
+    <w:tmpl w:val="58647CA8"/>
     <w:lvl w:ilvl="0" w:tplc="0409000F">
       <w:start w:val="1"/>
       <w:numFmt w:val="decimal"/>
